--- a/docs/Deployment_Guide_zh-TW.docx
+++ b/docs/Deployment_Guide_zh-TW.docx
@@ -271,22 +271,37 @@
         <w:rPr>
           <w:rFonts w:ascii="Calibri" w:cs="Calibri" w:eastAsia="Microsoft JhengHei" w:hAnsi="Calibri"/>
         </w:rPr>
-        <w:t xml:space="preserve">每次部署都是一個新的 release 目錄，</w:t>
-      </w:r>
-      <w:r>
-        <w:rPr>
-          <w:rFonts w:ascii="Consolas" w:cs="Consolas" w:eastAsia="Microsoft JhengHei" w:hAnsi="Consolas"/>
-          <w:color w:val="7A2E0E"/>
-          <w:sz w:val="19"/>
-          <w:szCs w:val="19"/>
-        </w:rPr>
-        <w:t xml:space="preserve">current</w:t>
-      </w:r>
-      <w:r>
-        <w:rPr>
-          <w:rFonts w:ascii="Calibri" w:cs="Calibri" w:eastAsia="Microsoft JhengHei" w:hAnsi="Calibri"/>
-        </w:rPr>
-        <w:t xml:space="preserve"> symlink 以原子方式切換；預設保留最近 5 個版本，可隨時回滾。</w:t>
+        <w:t xml:space="preserve">每個版本在伺服器上先執行 </w:t>
+      </w:r>
+      <w:r>
+        <w:rPr>
+          <w:rFonts w:ascii="Consolas" w:cs="Consolas" w:eastAsia="Microsoft JhengHei" w:hAnsi="Consolas"/>
+          <w:color w:val="7A2E0E"/>
+          <w:sz w:val="19"/>
+          <w:szCs w:val="19"/>
+        </w:rPr>
+        <w:t xml:space="preserve">npm install</w:t>
+      </w:r>
+      <w:r>
+        <w:rPr>
+          <w:rFonts w:ascii="Calibri" w:cs="Calibri" w:eastAsia="Microsoft JhengHei" w:hAnsi="Calibri"/>
+        </w:rPr>
+        <w:t xml:space="preserve">（安裝正式環境套件），再執行部署前檢查 </w:t>
+      </w:r>
+      <w:r>
+        <w:rPr>
+          <w:rFonts w:ascii="Consolas" w:cs="Consolas" w:eastAsia="Microsoft JhengHei" w:hAnsi="Consolas"/>
+          <w:color w:val="7A2E0E"/>
+          <w:sz w:val="19"/>
+          <w:szCs w:val="19"/>
+        </w:rPr>
+        <w:t xml:space="preserve">npm run build</w:t>
+      </w:r>
+      <w:r>
+        <w:rPr>
+          <w:rFonts w:ascii="Calibri" w:cs="Calibri" w:eastAsia="Microsoft JhengHei" w:hAnsi="Calibri"/>
+        </w:rPr>
+        <w:t xml:space="preserve">：Node 版本不支援、JS 檔有語法錯誤或缺少套件時，部署會在切換版本之前停止。</w:t>
       </w:r>
     </w:p>
     <w:p>
@@ -302,22 +317,22 @@
         <w:rPr>
           <w:rFonts w:ascii="Calibri" w:cs="Calibri" w:eastAsia="Microsoft JhengHei" w:hAnsi="Calibri"/>
         </w:rPr>
-        <w:t xml:space="preserve">服務以專用系統帳號（預設 </w:t>
-      </w:r>
-      <w:r>
-        <w:rPr>
-          <w:rFonts w:ascii="Consolas" w:cs="Consolas" w:eastAsia="Microsoft JhengHei" w:hAnsi="Consolas"/>
-          <w:color w:val="7A2E0E"/>
-          <w:sz w:val="19"/>
-          <w:szCs w:val="19"/>
-        </w:rPr>
-        <w:t xml:space="preserve">stockapp</w:t>
-      </w:r>
-      <w:r>
-        <w:rPr>
-          <w:rFonts w:ascii="Calibri" w:cs="Calibri" w:eastAsia="Microsoft JhengHei" w:hAnsi="Calibri"/>
-        </w:rPr>
-        <w:t xml:space="preserve">，不能登入）執行，由 systemd 管理：開機自動啟動、當掉自動重啟。</w:t>
+        <w:t xml:space="preserve">每次部署都是一個新的 release 目錄，</w:t>
+      </w:r>
+      <w:r>
+        <w:rPr>
+          <w:rFonts w:ascii="Consolas" w:cs="Consolas" w:eastAsia="Microsoft JhengHei" w:hAnsi="Consolas"/>
+          <w:color w:val="7A2E0E"/>
+          <w:sz w:val="19"/>
+          <w:szCs w:val="19"/>
+        </w:rPr>
+        <w:t xml:space="preserve">current</w:t>
+      </w:r>
+      <w:r>
+        <w:rPr>
+          <w:rFonts w:ascii="Calibri" w:cs="Calibri" w:eastAsia="Microsoft JhengHei" w:hAnsi="Calibri"/>
+        </w:rPr>
+        <w:t xml:space="preserve"> symlink 以原子方式切換；預設保留最近 5 個版本，可隨時回滾。</w:t>
       </w:r>
     </w:p>
     <w:p>
@@ -333,60 +348,22 @@
         <w:rPr>
           <w:rFonts w:ascii="Calibri" w:cs="Calibri" w:eastAsia="Microsoft JhengHei" w:hAnsi="Calibri"/>
         </w:rPr>
-        <w:t xml:space="preserve">部署後會自動做健康檢查（向 </w:t>
-      </w:r>
-      <w:r>
-        <w:rPr>
-          <w:rFonts w:ascii="Consolas" w:cs="Consolas" w:eastAsia="Microsoft JhengHei" w:hAnsi="Consolas"/>
-          <w:color w:val="7A2E0E"/>
-          <w:sz w:val="19"/>
-          <w:szCs w:val="19"/>
-        </w:rPr>
-        <w:t xml:space="preserve">http://127.0.0.1:&lt;PORT&gt;/config.js</w:t>
-      </w:r>
-      <w:r>
-        <w:rPr>
-          <w:rFonts w:ascii="Calibri" w:cs="Calibri" w:eastAsia="Microsoft JhengHei" w:hAnsi="Calibri"/>
-        </w:rPr>
-        <w:t xml:space="preserve"> 發請求，最多等 20 秒）；</w:t>
-      </w:r>
-      <w:r>
-        <w:rPr>
-          <w:rFonts w:ascii="Calibri" w:cs="Calibri" w:eastAsia="Microsoft JhengHei" w:hAnsi="Calibri"/>
-          <w:b/>
-          <w:bCs/>
-        </w:rPr>
-        <w:t xml:space="preserve">新版本起不來會自動切回上一版</w:t>
-      </w:r>
-      <w:r>
-        <w:rPr>
-          <w:rFonts w:ascii="Calibri" w:cs="Calibri" w:eastAsia="Microsoft JhengHei" w:hAnsi="Calibri"/>
-        </w:rPr>
-        <w:t xml:space="preserve">。</w:t>
-      </w:r>
-    </w:p>
-    <w:p>
-      <w:pPr>
-        <w:pStyle w:val="Heading1"/>
-      </w:pPr>
-      <w:r>
-        <w:rPr>
-          <w:rFonts w:ascii="Calibri" w:cs="Calibri" w:eastAsia="Microsoft JhengHei" w:hAnsi="Calibri"/>
-        </w:rPr>
-        <w:t xml:space="preserve">2. 需求</w:t>
-      </w:r>
-    </w:p>
-    <w:p>
-      <w:pPr>
-        <w:spacing w:after="120"/>
-      </w:pPr>
-      <w:r>
-        <w:rPr>
-          <w:rFonts w:ascii="Calibri" w:cs="Calibri" w:eastAsia="Microsoft JhengHei" w:hAnsi="Calibri"/>
-          <w:b/>
-          <w:bCs/>
-        </w:rPr>
-        <w:t xml:space="preserve">伺服器</w:t>
+        <w:t xml:space="preserve">服務以專用系統帳號（預設 </w:t>
+      </w:r>
+      <w:r>
+        <w:rPr>
+          <w:rFonts w:ascii="Consolas" w:cs="Consolas" w:eastAsia="Microsoft JhengHei" w:hAnsi="Consolas"/>
+          <w:color w:val="7A2E0E"/>
+          <w:sz w:val="19"/>
+          <w:szCs w:val="19"/>
+        </w:rPr>
+        <w:t xml:space="preserve">stockapp</w:t>
+      </w:r>
+      <w:r>
+        <w:rPr>
+          <w:rFonts w:ascii="Calibri" w:cs="Calibri" w:eastAsia="Microsoft JhengHei" w:hAnsi="Calibri"/>
+        </w:rPr>
+        <w:t xml:space="preserve">，不能登入）執行，由 systemd 管理：開機自動啟動、當掉自動重啟。</w:t>
       </w:r>
     </w:p>
     <w:p>
@@ -402,7 +379,60 @@
         <w:rPr>
           <w:rFonts w:ascii="Calibri" w:cs="Calibri" w:eastAsia="Microsoft JhengHei" w:hAnsi="Calibri"/>
         </w:rPr>
-        <w:t xml:space="preserve">使用 systemd 的 Linux 發行版（Ubuntu 20.04+、Debian 11+、RHEL/Rocky/Alma 8+ 等）。</w:t>
+        <w:t xml:space="preserve">部署後會自動做健康檢查（向 </w:t>
+      </w:r>
+      <w:r>
+        <w:rPr>
+          <w:rFonts w:ascii="Consolas" w:cs="Consolas" w:eastAsia="Microsoft JhengHei" w:hAnsi="Consolas"/>
+          <w:color w:val="7A2E0E"/>
+          <w:sz w:val="19"/>
+          <w:szCs w:val="19"/>
+        </w:rPr>
+        <w:t xml:space="preserve">http://127.0.0.1:&lt;PORT&gt;/config.js</w:t>
+      </w:r>
+      <w:r>
+        <w:rPr>
+          <w:rFonts w:ascii="Calibri" w:cs="Calibri" w:eastAsia="Microsoft JhengHei" w:hAnsi="Calibri"/>
+        </w:rPr>
+        <w:t xml:space="preserve"> 發請求，最多等 20 秒）；</w:t>
+      </w:r>
+      <w:r>
+        <w:rPr>
+          <w:rFonts w:ascii="Calibri" w:cs="Calibri" w:eastAsia="Microsoft JhengHei" w:hAnsi="Calibri"/>
+          <w:b/>
+          <w:bCs/>
+        </w:rPr>
+        <w:t xml:space="preserve">新版本起不來會自動切回上一版</w:t>
+      </w:r>
+      <w:r>
+        <w:rPr>
+          <w:rFonts w:ascii="Calibri" w:cs="Calibri" w:eastAsia="Microsoft JhengHei" w:hAnsi="Calibri"/>
+        </w:rPr>
+        <w:t xml:space="preserve">。</w:t>
+      </w:r>
+    </w:p>
+    <w:p>
+      <w:pPr>
+        <w:pStyle w:val="Heading1"/>
+      </w:pPr>
+      <w:r>
+        <w:rPr>
+          <w:rFonts w:ascii="Calibri" w:cs="Calibri" w:eastAsia="Microsoft JhengHei" w:hAnsi="Calibri"/>
+        </w:rPr>
+        <w:t xml:space="preserve">2. 需求</w:t>
+      </w:r>
+    </w:p>
+    <w:p>
+      <w:pPr>
+        <w:spacing w:after="120"/>
+      </w:pPr>
+      <w:r>
+        <w:rPr>
+          <w:rFonts w:ascii="Calibri" w:cs="Calibri" w:eastAsia="Microsoft JhengHei" w:hAnsi="Calibri"/>
+          <w:b/>
+          <w:bCs/>
+        </w:rPr>
+        <w:t xml:space="preserve">伺服器</w:t>
       </w:r>
     </w:p>
     <w:p>
@@ -418,82 +448,7 @@
         <w:rPr>
           <w:rFonts w:ascii="Calibri" w:cs="Calibri" w:eastAsia="Microsoft JhengHei" w:hAnsi="Calibri"/>
         </w:rPr>
-        <w:t xml:space="preserve">已安裝 </w:t>
-      </w:r>
-      <w:r>
-        <w:rPr>
-          <w:rFonts w:ascii="Consolas" w:cs="Consolas" w:eastAsia="Microsoft JhengHei" w:hAnsi="Consolas"/>
-          <w:color w:val="7A2E0E"/>
-          <w:sz w:val="19"/>
-          <w:szCs w:val="19"/>
-        </w:rPr>
-        <w:t xml:space="preserve">curl</w:t>
-      </w:r>
-      <w:r>
-        <w:rPr>
-          <w:rFonts w:ascii="Calibri" w:cs="Calibri" w:eastAsia="Microsoft JhengHei" w:hAnsi="Calibri"/>
-        </w:rPr>
-        <w:t xml:space="preserve">、</w:t>
-      </w:r>
-      <w:r>
-        <w:rPr>
-          <w:rFonts w:ascii="Consolas" w:cs="Consolas" w:eastAsia="Microsoft JhengHei" w:hAnsi="Consolas"/>
-          <w:color w:val="7A2E0E"/>
-          <w:sz w:val="19"/>
-          <w:szCs w:val="19"/>
-        </w:rPr>
-        <w:t xml:space="preserve">tar</w:t>
-      </w:r>
-      <w:r>
-        <w:rPr>
-          <w:rFonts w:ascii="Calibri" w:cs="Calibri" w:eastAsia="Microsoft JhengHei" w:hAnsi="Calibri"/>
-        </w:rPr>
-        <w:t xml:space="preserve">、</w:t>
-      </w:r>
-      <w:r>
-        <w:rPr>
-          <w:rFonts w:ascii="Consolas" w:cs="Consolas" w:eastAsia="Microsoft JhengHei" w:hAnsi="Consolas"/>
-          <w:color w:val="7A2E0E"/>
-          <w:sz w:val="19"/>
-          <w:szCs w:val="19"/>
-        </w:rPr>
-        <w:t xml:space="preserve">sudo</w:t>
-      </w:r>
-      <w:r>
-        <w:rPr>
-          <w:rFonts w:ascii="Calibri" w:cs="Calibri" w:eastAsia="Microsoft JhengHei" w:hAnsi="Calibri"/>
-        </w:rPr>
-        <w:t xml:space="preserve">（Ubuntu/Debian：</w:t>
-      </w:r>
-      <w:r>
-        <w:rPr>
-          <w:rFonts w:ascii="Consolas" w:cs="Consolas" w:eastAsia="Microsoft JhengHei" w:hAnsi="Consolas"/>
-          <w:color w:val="7A2E0E"/>
-          <w:sz w:val="19"/>
-          <w:szCs w:val="19"/>
-        </w:rPr>
-        <w:t xml:space="preserve">sudo apt install curl tar sudo</w:t>
-      </w:r>
-      <w:r>
-        <w:rPr>
-          <w:rFonts w:ascii="Calibri" w:cs="Calibri" w:eastAsia="Microsoft JhengHei" w:hAnsi="Calibri"/>
-        </w:rPr>
-        <w:t xml:space="preserve">；RHEL 系：</w:t>
-      </w:r>
-      <w:r>
-        <w:rPr>
-          <w:rFonts w:ascii="Consolas" w:cs="Consolas" w:eastAsia="Microsoft JhengHei" w:hAnsi="Consolas"/>
-          <w:color w:val="7A2E0E"/>
-          <w:sz w:val="19"/>
-          <w:szCs w:val="19"/>
-        </w:rPr>
-        <w:t xml:space="preserve">sudo dnf install curl tar sudo</w:t>
-      </w:r>
-      <w:r>
-        <w:rPr>
-          <w:rFonts w:ascii="Calibri" w:cs="Calibri" w:eastAsia="Microsoft JhengHei" w:hAnsi="Calibri"/>
-        </w:rPr>
-        <w:t xml:space="preserve">）。</w:t>
+        <w:t xml:space="preserve">使用 systemd 的 Linux 發行版（Ubuntu 20.04+、Debian 11+、RHEL/Rocky/Alma 8+ 等）。</w:t>
       </w:r>
     </w:p>
     <w:p>
@@ -509,7 +464,37 @@
         <w:rPr>
           <w:rFonts w:ascii="Calibri" w:cs="Calibri" w:eastAsia="Microsoft JhengHei" w:hAnsi="Calibri"/>
         </w:rPr>
-        <w:t xml:space="preserve">一個可以用 SSH 金鑰登入、且有 </w:t>
+        <w:t xml:space="preserve">已安裝 </w:t>
+      </w:r>
+      <w:r>
+        <w:rPr>
+          <w:rFonts w:ascii="Consolas" w:cs="Consolas" w:eastAsia="Microsoft JhengHei" w:hAnsi="Consolas"/>
+          <w:color w:val="7A2E0E"/>
+          <w:sz w:val="19"/>
+          <w:szCs w:val="19"/>
+        </w:rPr>
+        <w:t xml:space="preserve">curl</w:t>
+      </w:r>
+      <w:r>
+        <w:rPr>
+          <w:rFonts w:ascii="Calibri" w:cs="Calibri" w:eastAsia="Microsoft JhengHei" w:hAnsi="Calibri"/>
+        </w:rPr>
+        <w:t xml:space="preserve">、</w:t>
+      </w:r>
+      <w:r>
+        <w:rPr>
+          <w:rFonts w:ascii="Consolas" w:cs="Consolas" w:eastAsia="Microsoft JhengHei" w:hAnsi="Consolas"/>
+          <w:color w:val="7A2E0E"/>
+          <w:sz w:val="19"/>
+          <w:szCs w:val="19"/>
+        </w:rPr>
+        <w:t xml:space="preserve">tar</w:t>
+      </w:r>
+      <w:r>
+        <w:rPr>
+          <w:rFonts w:ascii="Calibri" w:cs="Calibri" w:eastAsia="Microsoft JhengHei" w:hAnsi="Calibri"/>
+        </w:rPr>
+        <w:t xml:space="preserve">、</w:t>
       </w:r>
       <w:r>
         <w:rPr>
@@ -524,22 +509,37 @@
         <w:rPr>
           <w:rFonts w:ascii="Calibri" w:cs="Calibri" w:eastAsia="Microsoft JhengHei" w:hAnsi="Calibri"/>
         </w:rPr>
-        <w:t xml:space="preserve"> 權限的帳號（下稱「部署帳號」，例如 </w:t>
-      </w:r>
-      <w:r>
-        <w:rPr>
-          <w:rFonts w:ascii="Consolas" w:cs="Consolas" w:eastAsia="Microsoft JhengHei" w:hAnsi="Consolas"/>
-          <w:color w:val="7A2E0E"/>
-          <w:sz w:val="19"/>
-          <w:szCs w:val="19"/>
-        </w:rPr>
-        <w:t xml:space="preserve">deploy</w:t>
-      </w:r>
-      <w:r>
-        <w:rPr>
-          <w:rFonts w:ascii="Calibri" w:cs="Calibri" w:eastAsia="Microsoft JhengHei" w:hAnsi="Calibri"/>
-        </w:rPr>
-        <w:t xml:space="preserve">）。只有第一次 setup 需要 sudo 密碼，之後部署不用。</w:t>
+        <w:t xml:space="preserve">（Ubuntu/Debian：</w:t>
+      </w:r>
+      <w:r>
+        <w:rPr>
+          <w:rFonts w:ascii="Consolas" w:cs="Consolas" w:eastAsia="Microsoft JhengHei" w:hAnsi="Consolas"/>
+          <w:color w:val="7A2E0E"/>
+          <w:sz w:val="19"/>
+          <w:szCs w:val="19"/>
+        </w:rPr>
+        <w:t xml:space="preserve">sudo apt install curl tar sudo</w:t>
+      </w:r>
+      <w:r>
+        <w:rPr>
+          <w:rFonts w:ascii="Calibri" w:cs="Calibri" w:eastAsia="Microsoft JhengHei" w:hAnsi="Calibri"/>
+        </w:rPr>
+        <w:t xml:space="preserve">；RHEL 系：</w:t>
+      </w:r>
+      <w:r>
+        <w:rPr>
+          <w:rFonts w:ascii="Consolas" w:cs="Consolas" w:eastAsia="Microsoft JhengHei" w:hAnsi="Consolas"/>
+          <w:color w:val="7A2E0E"/>
+          <w:sz w:val="19"/>
+          <w:szCs w:val="19"/>
+        </w:rPr>
+        <w:t xml:space="preserve">sudo dnf install curl tar sudo</w:t>
+      </w:r>
+      <w:r>
+        <w:rPr>
+          <w:rFonts w:ascii="Calibri" w:cs="Calibri" w:eastAsia="Microsoft JhengHei" w:hAnsi="Calibri"/>
+        </w:rPr>
+        <w:t xml:space="preserve">）。</w:t>
       </w:r>
     </w:p>
     <w:p>
@@ -555,6 +555,52 @@
         <w:rPr>
           <w:rFonts w:ascii="Calibri" w:cs="Calibri" w:eastAsia="Microsoft JhengHei" w:hAnsi="Calibri"/>
         </w:rPr>
+        <w:t xml:space="preserve">一個可以用 SSH 金鑰登入、且有 </w:t>
+      </w:r>
+      <w:r>
+        <w:rPr>
+          <w:rFonts w:ascii="Consolas" w:cs="Consolas" w:eastAsia="Microsoft JhengHei" w:hAnsi="Consolas"/>
+          <w:color w:val="7A2E0E"/>
+          <w:sz w:val="19"/>
+          <w:szCs w:val="19"/>
+        </w:rPr>
+        <w:t xml:space="preserve">sudo</w:t>
+      </w:r>
+      <w:r>
+        <w:rPr>
+          <w:rFonts w:ascii="Calibri" w:cs="Calibri" w:eastAsia="Microsoft JhengHei" w:hAnsi="Calibri"/>
+        </w:rPr>
+        <w:t xml:space="preserve"> 權限的帳號（下稱「部署帳號」，例如 </w:t>
+      </w:r>
+      <w:r>
+        <w:rPr>
+          <w:rFonts w:ascii="Consolas" w:cs="Consolas" w:eastAsia="Microsoft JhengHei" w:hAnsi="Consolas"/>
+          <w:color w:val="7A2E0E"/>
+          <w:sz w:val="19"/>
+          <w:szCs w:val="19"/>
+        </w:rPr>
+        <w:t xml:space="preserve">deploy</w:t>
+      </w:r>
+      <w:r>
+        <w:rPr>
+          <w:rFonts w:ascii="Calibri" w:cs="Calibri" w:eastAsia="Microsoft JhengHei" w:hAnsi="Calibri"/>
+        </w:rPr>
+        <w:t xml:space="preserve">）。只有第一次 setup 需要 sudo 密碼，之後部署不用。</w:t>
+      </w:r>
+    </w:p>
+    <w:p>
+      <w:pPr>
+        <w:pStyle w:val="ListParagraph"/>
+        <w:numPr>
+          <w:ilvl w:val="0"/>
+          <w:numId w:val="2"/>
+        </w:numPr>
+        <w:spacing w:after="60"/>
+      </w:pPr>
+      <w:r>
+        <w:rPr>
+          <w:rFonts w:ascii="Calibri" w:cs="Calibri" w:eastAsia="Microsoft JhengHei" w:hAnsi="Calibri"/>
+        </w:rPr>
         <w:t xml:space="preserve">能連到外網：安裝 Node（</w:t>
       </w:r>
       <w:r>
@@ -579,7 +625,7 @@
           <w:sz w:val="19"/>
           <w:szCs w:val="19"/>
         </w:rPr>
-        <w:t xml:space="preserve">npm ci</w:t>
+        <w:t xml:space="preserve">npm install</w:t>
       </w:r>
       <w:r>
         <w:rPr>

--- a/docs/Deployment_Guide_zh-TW.docx
+++ b/docs/Deployment_Guide_zh-TW.docx
@@ -29,6 +29,7 @@
     </w:p>
     <w:p>
       <w:pPr>
+        <w:keepNext w:val="false"/>
         <w:spacing w:after="120"/>
       </w:pPr>
       <w:r>
@@ -424,6 +425,7 @@
     </w:p>
     <w:p>
       <w:pPr>
+        <w:keepNext w:val="false"/>
         <w:spacing w:after="120"/>
       </w:pPr>
       <w:r>
@@ -667,6 +669,7 @@
     </w:p>
     <w:p>
       <w:pPr>
+        <w:keepNext w:val="false"/>
         <w:spacing w:after="120"/>
       </w:pPr>
       <w:r>
@@ -789,6 +792,7 @@
     </w:p>
     <w:p>
       <w:pPr>
+        <w:keepNext w:val="false"/>
         <w:spacing w:after="120"/>
       </w:pPr>
       <w:r>
@@ -912,6 +916,7 @@
     </w:p>
     <w:p>
       <w:pPr>
+        <w:keepNext/>
         <w:spacing w:after="120"/>
       </w:pPr>
       <w:r>
@@ -2088,6 +2093,7 @@
     </w:p>
     <w:p>
       <w:pPr>
+        <w:keepNext/>
         <w:spacing w:after="120"/>
       </w:pPr>
       <w:r>
@@ -2156,6 +2162,7 @@
     </w:p>
     <w:p>
       <w:pPr>
+        <w:keepNext/>
         <w:spacing w:after="120"/>
       </w:pPr>
       <w:r>
@@ -2441,6 +2448,7 @@
     </w:p>
     <w:p>
       <w:pPr>
+        <w:keepNext/>
         <w:spacing w:after="120"/>
       </w:pPr>
       <w:r>
@@ -2666,6 +2674,7 @@
     </w:p>
     <w:p>
       <w:pPr>
+        <w:keepNext w:val="false"/>
         <w:spacing w:after="120"/>
       </w:pPr>
       <w:r>
@@ -2756,13 +2765,194 @@
     </w:p>
     <w:p>
       <w:pPr>
+        <w:keepNext/>
         <w:spacing w:after="120"/>
       </w:pPr>
       <w:r>
         <w:rPr>
           <w:rFonts w:ascii="Calibri" w:cs="Calibri" w:eastAsia="Microsoft JhengHei" w:hAnsi="Calibri"/>
         </w:rPr>
-        <w:t xml:space="preserve">成功時最後會顯示 </w:t>
+        <w:t xml:space="preserve">部署腳本會在遠端伺服器上依序：</w:t>
+      </w:r>
+    </w:p>
+    <w:p>
+      <w:pPr>
+        <w:pStyle w:val="ListParagraph"/>
+        <w:numPr>
+          <w:ilvl w:val="0"/>
+          <w:numId w:val="4"/>
+        </w:numPr>
+        <w:spacing w:after="60"/>
+      </w:pPr>
+      <w:r>
+        <w:rPr>
+          <w:rFonts w:ascii="Calibri" w:cs="Calibri" w:eastAsia="Microsoft JhengHei" w:hAnsi="Calibri"/>
+        </w:rPr>
+        <w:t xml:space="preserve">把這次 commit 的程式碼上傳到新的版本目錄 </w:t>
+      </w:r>
+      <w:r>
+        <w:rPr>
+          <w:rFonts w:ascii="Consolas" w:cs="Consolas" w:eastAsia="Microsoft JhengHei" w:hAnsi="Consolas"/>
+          <w:color w:val="7A2E0E"/>
+          <w:sz w:val="19"/>
+          <w:szCs w:val="19"/>
+        </w:rPr>
+        <w:t xml:space="preserve">/opt/stock-app/releases/&lt;時間&gt;-&lt;commit&gt;/</w:t>
+      </w:r>
+      <w:r>
+        <w:rPr>
+          <w:rFonts w:ascii="Calibri" w:cs="Calibri" w:eastAsia="Microsoft JhengHei" w:hAnsi="Calibri"/>
+        </w:rPr>
+        <w:t xml:space="preserve">，並連結 </w:t>
+      </w:r>
+      <w:r>
+        <w:rPr>
+          <w:rFonts w:ascii="Consolas" w:cs="Consolas" w:eastAsia="Microsoft JhengHei" w:hAnsi="Consolas"/>
+          <w:color w:val="7A2E0E"/>
+          <w:sz w:val="19"/>
+          <w:szCs w:val="19"/>
+        </w:rPr>
+        <w:t xml:space="preserve">shared/.env</w:t>
+      </w:r>
+      <w:r>
+        <w:rPr>
+          <w:rFonts w:ascii="Calibri" w:cs="Calibri" w:eastAsia="Microsoft JhengHei" w:hAnsi="Calibri"/>
+        </w:rPr>
+        <w:t xml:space="preserve">。</w:t>
+      </w:r>
+    </w:p>
+    <w:p>
+      <w:pPr>
+        <w:pStyle w:val="ListParagraph"/>
+        <w:numPr>
+          <w:ilvl w:val="0"/>
+          <w:numId w:val="4"/>
+        </w:numPr>
+        <w:spacing w:after="60"/>
+      </w:pPr>
+      <w:r>
+        <w:rPr>
+          <w:rFonts w:ascii="Calibri" w:cs="Calibri" w:eastAsia="Microsoft JhengHei" w:hAnsi="Calibri"/>
+        </w:rPr>
+        <w:t xml:space="preserve">執行 </w:t>
+      </w:r>
+      <w:r>
+        <w:rPr>
+          <w:rFonts w:ascii="Consolas" w:cs="Consolas" w:eastAsia="Microsoft JhengHei" w:hAnsi="Consolas"/>
+          <w:color w:val="7A2E0E"/>
+          <w:sz w:val="19"/>
+          <w:szCs w:val="19"/>
+        </w:rPr>
+        <w:t xml:space="preserve">npm install</w:t>
+      </w:r>
+      <w:r>
+        <w:rPr>
+          <w:rFonts w:ascii="Calibri" w:cs="Calibri" w:eastAsia="Microsoft JhengHei" w:hAnsi="Calibri"/>
+        </w:rPr>
+        <w:t xml:space="preserve">，安裝正式環境套件。</w:t>
+      </w:r>
+    </w:p>
+    <w:p>
+      <w:pPr>
+        <w:pStyle w:val="ListParagraph"/>
+        <w:numPr>
+          <w:ilvl w:val="0"/>
+          <w:numId w:val="4"/>
+        </w:numPr>
+        <w:spacing w:after="60"/>
+      </w:pPr>
+      <w:r>
+        <w:rPr>
+          <w:rFonts w:ascii="Calibri" w:cs="Calibri" w:eastAsia="Microsoft JhengHei" w:hAnsi="Calibri"/>
+        </w:rPr>
+        <w:t xml:space="preserve">執行 </w:t>
+      </w:r>
+      <w:r>
+        <w:rPr>
+          <w:rFonts w:ascii="Consolas" w:cs="Consolas" w:eastAsia="Microsoft JhengHei" w:hAnsi="Consolas"/>
+          <w:color w:val="7A2E0E"/>
+          <w:sz w:val="19"/>
+          <w:szCs w:val="19"/>
+        </w:rPr>
+        <w:t xml:space="preserve">npm run build</w:t>
+      </w:r>
+      <w:r>
+        <w:rPr>
+          <w:rFonts w:ascii="Calibri" w:cs="Calibri" w:eastAsia="Microsoft JhengHei" w:hAnsi="Calibri"/>
+        </w:rPr>
+        <w:t xml:space="preserve"> 建置網站。前端不需要打包，所以 build 不產生檔案，而是部署前檢查：確認 Node 版本 &gt;= 22.8.0（且不是 v22.7.0）、每個 JS 檔沒有語法錯誤、套件都已安裝。</w:t>
+      </w:r>
+      <w:r>
+        <w:rPr>
+          <w:rFonts w:ascii="Calibri" w:cs="Calibri" w:eastAsia="Microsoft JhengHei" w:hAnsi="Calibri"/>
+          <w:b/>
+          <w:bCs/>
+        </w:rPr>
+        <w:t xml:space="preserve">檢查不通過就停止部署</w:t>
+      </w:r>
+      <w:r>
+        <w:rPr>
+          <w:rFonts w:ascii="Calibri" w:cs="Calibri" w:eastAsia="Microsoft JhengHei" w:hAnsi="Calibri"/>
+        </w:rPr>
+        <w:t xml:space="preserve">，線上版本不受影響。</w:t>
+      </w:r>
+    </w:p>
+    <w:p>
+      <w:pPr>
+        <w:pStyle w:val="ListParagraph"/>
+        <w:numPr>
+          <w:ilvl w:val="0"/>
+          <w:numId w:val="4"/>
+        </w:numPr>
+        <w:spacing w:after="60"/>
+      </w:pPr>
+      <w:r>
+        <w:rPr>
+          <w:rFonts w:ascii="Calibri" w:cs="Calibri" w:eastAsia="Microsoft JhengHei" w:hAnsi="Calibri"/>
+        </w:rPr>
+        <w:t xml:space="preserve">把 </w:t>
+      </w:r>
+      <w:r>
+        <w:rPr>
+          <w:rFonts w:ascii="Consolas" w:cs="Consolas" w:eastAsia="Microsoft JhengHei" w:hAnsi="Consolas"/>
+          <w:color w:val="7A2E0E"/>
+          <w:sz w:val="19"/>
+          <w:szCs w:val="19"/>
+        </w:rPr>
+        <w:t xml:space="preserve">current</w:t>
+      </w:r>
+      <w:r>
+        <w:rPr>
+          <w:rFonts w:ascii="Calibri" w:cs="Calibri" w:eastAsia="Microsoft JhengHei" w:hAnsi="Calibri"/>
+        </w:rPr>
+        <w:t xml:space="preserve"> 切到新版本，重啟服務，做健康檢查。</w:t>
+      </w:r>
+    </w:p>
+    <w:p>
+      <w:pPr>
+        <w:keepNext w:val="false"/>
+        <w:spacing w:after="120"/>
+      </w:pPr>
+      <w:r>
+        <w:rPr>
+          <w:rFonts w:ascii="Calibri" w:cs="Calibri" w:eastAsia="Microsoft JhengHei" w:hAnsi="Calibri"/>
+        </w:rPr>
+        <w:t xml:space="preserve">成功時會依序看到 </w:t>
+      </w:r>
+      <w:r>
+        <w:rPr>
+          <w:rFonts w:ascii="Consolas" w:cs="Consolas" w:eastAsia="Microsoft JhengHei" w:hAnsi="Consolas"/>
+          <w:color w:val="7A2E0E"/>
+          <w:sz w:val="19"/>
+          <w:szCs w:val="19"/>
+        </w:rPr>
+        <w:t xml:space="preserve">Build check OK: Node v22..., 27 JS files, 6 dependencies</w:t>
+      </w:r>
+      <w:r>
+        <w:rPr>
+          <w:rFonts w:ascii="Calibri" w:cs="Calibri" w:eastAsia="Microsoft JhengHei" w:hAnsi="Calibri"/>
+        </w:rPr>
+        <w:t xml:space="preserve">、</w:t>
       </w:r>
       <w:r>
         <w:rPr>
@@ -2823,13 +3013,14 @@
     </w:p>
     <w:p>
       <w:pPr>
+        <w:keepNext/>
         <w:spacing w:after="120"/>
       </w:pPr>
       <w:r>
         <w:rPr>
           <w:rFonts w:ascii="Calibri" w:cs="Calibri" w:eastAsia="Microsoft JhengHei" w:hAnsi="Calibri"/>
         </w:rPr>
-        <w:t xml:space="preserve">若伺服器有防火牆，需開放 3000 port（或改用反向代理，見第 7 節）：</w:t>
+        <w:t xml:space="preserve">若伺服器有防火牆，需開放 3000 port（或改用反向代理，見第 9 節）：</w:t>
       </w:r>
     </w:p>
     <w:p>
@@ -2962,6 +3153,7 @@
     </w:p>
     <w:p>
       <w:pPr>
+        <w:keepNext w:val="false"/>
         <w:spacing w:after="120"/>
       </w:pPr>
       <w:r>
@@ -3049,6 +3241,7 @@
     </w:p>
     <w:p>
       <w:pPr>
+        <w:keepNext w:val="false"/>
         <w:spacing w:after="120"/>
       </w:pPr>
       <w:r>
@@ -3136,6 +3329,7 @@
     </w:p>
     <w:p>
       <w:pPr>
+        <w:keepNext w:val="false"/>
         <w:spacing w:after="120"/>
       </w:pPr>
       <w:r>
@@ -3168,7 +3362,64 @@
         <w:rPr>
           <w:rFonts w:ascii="Calibri" w:cs="Calibri" w:eastAsia="Microsoft JhengHei" w:hAnsi="Calibri"/>
         </w:rPr>
-        <w:t xml:space="preserve">6. 維運</w:t>
+        <w:t xml:space="preserve">6. 手動在遠端伺服器建置（不用部署腳本）</w:t>
+      </w:r>
+    </w:p>
+    <w:p>
+      <w:pPr>
+        <w:keepNext w:val="false"/>
+        <w:spacing w:after="120"/>
+      </w:pPr>
+      <w:r>
+        <w:rPr>
+          <w:rFonts w:ascii="Calibri" w:cs="Calibri" w:eastAsia="Microsoft JhengHei" w:hAnsi="Calibri"/>
+        </w:rPr>
+        <w:t xml:space="preserve">也可以不用 </w:t>
+      </w:r>
+      <w:r>
+        <w:rPr>
+          <w:rFonts w:ascii="Consolas" w:cs="Consolas" w:eastAsia="Microsoft JhengHei" w:hAnsi="Consolas"/>
+          <w:color w:val="7A2E0E"/>
+          <w:sz w:val="19"/>
+          <w:szCs w:val="19"/>
+        </w:rPr>
+        <w:t xml:space="preserve">deploy/</w:t>
+      </w:r>
+      <w:r>
+        <w:rPr>
+          <w:rFonts w:ascii="Calibri" w:cs="Calibri" w:eastAsia="Microsoft JhengHei" w:hAnsi="Calibri"/>
+        </w:rPr>
+        <w:t xml:space="preserve"> 腳本，直接登入伺服器，在伺服器上取得程式碼並用 </w:t>
+      </w:r>
+      <w:r>
+        <w:rPr>
+          <w:rFonts w:ascii="Consolas" w:cs="Consolas" w:eastAsia="Microsoft JhengHei" w:hAnsi="Consolas"/>
+          <w:color w:val="7A2E0E"/>
+          <w:sz w:val="19"/>
+          <w:szCs w:val="19"/>
+        </w:rPr>
+        <w:t xml:space="preserve">npm run build</w:t>
+      </w:r>
+      <w:r>
+        <w:rPr>
+          <w:rFonts w:ascii="Calibri" w:cs="Calibri" w:eastAsia="Microsoft JhengHei" w:hAnsi="Calibri"/>
+        </w:rPr>
+        <w:t xml:space="preserve"> 建置。伺服器需要 Node &gt;= 22.8.0（</w:t>
+      </w:r>
+      <w:r>
+        <w:rPr>
+          <w:rFonts w:ascii="Consolas" w:cs="Consolas" w:eastAsia="Microsoft JhengHei" w:hAnsi="Consolas"/>
+          <w:color w:val="7A2E0E"/>
+          <w:sz w:val="19"/>
+          <w:szCs w:val="19"/>
+        </w:rPr>
+        <w:t xml:space="preserve">node -v</w:t>
+      </w:r>
+      <w:r>
+        <w:rPr>
+          <w:rFonts w:ascii="Calibri" w:cs="Calibri" w:eastAsia="Microsoft JhengHei" w:hAnsi="Calibri"/>
+        </w:rPr>
+        <w:t xml:space="preserve"> 確認，不能是 v22.7.0）。</w:t>
       </w:r>
     </w:p>
     <w:p>
@@ -3190,7 +3441,7 @@
           <w:sz w:val="18"/>
           <w:szCs w:val="18"/>
         </w:rPr>
-        <w:t xml:space="preserve"># 在伺服器上（部署帳號已有免密碼權限）</w:t>
+        <w:t xml:space="preserve"># 1. 取得程式碼（第一次）；之後更新改用 git pull</w:t>
       </w:r>
     </w:p>
     <w:p>
@@ -3211,7 +3462,7 @@
           <w:sz w:val="18"/>
           <w:szCs w:val="18"/>
         </w:rPr>
-        <w:t xml:space="preserve">sudo systemctl status stock-app --no-pager</w:t>
+        <w:t xml:space="preserve">git clone &lt;repo 網址&gt; stock-app</w:t>
       </w:r>
     </w:p>
     <w:p>
@@ -3232,7 +3483,7 @@
           <w:sz w:val="18"/>
           <w:szCs w:val="18"/>
         </w:rPr>
-        <w:t xml:space="preserve">sudo journalctl -u stock-app -n 100 --no-pager     # 最近的 log</w:t>
+        <w:t xml:space="preserve">cd stock-app</w:t>
       </w:r>
     </w:p>
     <w:p>
@@ -3253,7 +3504,7 @@
           <w:sz w:val="18"/>
           <w:szCs w:val="18"/>
         </w:rPr>
-        <w:t xml:space="preserve">sudo journalctl -u stock-app -f                    # 即時追蹤 log</w:t>
+        <w:t xml:space="preserve"> </w:t>
       </w:r>
     </w:p>
     <w:p>
@@ -3274,7 +3525,7 @@
           <w:sz w:val="18"/>
           <w:szCs w:val="18"/>
         </w:rPr>
-        <w:t xml:space="preserve"> </w:t>
+        <w:t xml:space="preserve"># 2. 準備 .env（repo 裡沒有時，從範本複製後依 3.2 修改）</w:t>
       </w:r>
     </w:p>
     <w:p>
@@ -3295,7 +3546,7 @@
           <w:sz w:val="18"/>
           <w:szCs w:val="18"/>
         </w:rPr>
-        <w:t xml:space="preserve"># 修改設定：編輯 shared/.env 後重啟</w:t>
+        <w:t xml:space="preserve">cp .env.example .env</w:t>
       </w:r>
     </w:p>
     <w:p>
@@ -3316,7 +3567,133 @@
           <w:sz w:val="18"/>
           <w:szCs w:val="18"/>
         </w:rPr>
-        <w:t xml:space="preserve">nano /opt/stock-app/shared/.env</w:t>
+        <w:t xml:space="preserve">nano .env</w:t>
+      </w:r>
+    </w:p>
+    <w:p>
+      <w:pPr>
+        <w:keepNext/>
+        <w:keepLines/>
+        <w:pBdr>
+          <w:left w:val="single" w:color="D9D9D9" w:sz="4" w:space="6"/>
+          <w:right w:val="single" w:color="D9D9D9" w:sz="4" w:space="6"/>
+        </w:pBdr>
+        <w:shd w:fill="F2F2F2" w:color="auto" w:val="clear"/>
+        <w:spacing w:after="0" w:before="0" w:line="228"/>
+        <w:ind w:left="200" w:right="200"/>
+      </w:pPr>
+      <w:r>
+        <w:rPr>
+          <w:rFonts w:ascii="Consolas" w:cs="Consolas" w:eastAsia="Microsoft JhengHei" w:hAnsi="Consolas"/>
+          <w:sz w:val="18"/>
+          <w:szCs w:val="18"/>
+        </w:rPr>
+        <w:t xml:space="preserve"> </w:t>
+      </w:r>
+    </w:p>
+    <w:p>
+      <w:pPr>
+        <w:keepNext/>
+        <w:keepLines/>
+        <w:pBdr>
+          <w:left w:val="single" w:color="D9D9D9" w:sz="4" w:space="6"/>
+          <w:right w:val="single" w:color="D9D9D9" w:sz="4" w:space="6"/>
+        </w:pBdr>
+        <w:shd w:fill="F2F2F2" w:color="auto" w:val="clear"/>
+        <w:spacing w:after="0" w:before="0" w:line="228"/>
+        <w:ind w:left="200" w:right="200"/>
+      </w:pPr>
+      <w:r>
+        <w:rPr>
+          <w:rFonts w:ascii="Consolas" w:cs="Consolas" w:eastAsia="Microsoft JhengHei" w:hAnsi="Consolas"/>
+          <w:sz w:val="18"/>
+          <w:szCs w:val="18"/>
+        </w:rPr>
+        <w:t xml:space="preserve"># 3. 安裝套件並建置</w:t>
+      </w:r>
+    </w:p>
+    <w:p>
+      <w:pPr>
+        <w:keepNext/>
+        <w:keepLines/>
+        <w:pBdr>
+          <w:left w:val="single" w:color="D9D9D9" w:sz="4" w:space="6"/>
+          <w:right w:val="single" w:color="D9D9D9" w:sz="4" w:space="6"/>
+        </w:pBdr>
+        <w:shd w:fill="F2F2F2" w:color="auto" w:val="clear"/>
+        <w:spacing w:after="0" w:before="0" w:line="228"/>
+        <w:ind w:left="200" w:right="200"/>
+      </w:pPr>
+      <w:r>
+        <w:rPr>
+          <w:rFonts w:ascii="Consolas" w:cs="Consolas" w:eastAsia="Microsoft JhengHei" w:hAnsi="Consolas"/>
+          <w:sz w:val="18"/>
+          <w:szCs w:val="18"/>
+        </w:rPr>
+        <w:t xml:space="preserve">npm install</w:t>
+      </w:r>
+    </w:p>
+    <w:p>
+      <w:pPr>
+        <w:keepNext/>
+        <w:keepLines/>
+        <w:pBdr>
+          <w:left w:val="single" w:color="D9D9D9" w:sz="4" w:space="6"/>
+          <w:right w:val="single" w:color="D9D9D9" w:sz="4" w:space="6"/>
+        </w:pBdr>
+        <w:shd w:fill="F2F2F2" w:color="auto" w:val="clear"/>
+        <w:spacing w:after="0" w:before="0" w:line="228"/>
+        <w:ind w:left="200" w:right="200"/>
+      </w:pPr>
+      <w:r>
+        <w:rPr>
+          <w:rFonts w:ascii="Consolas" w:cs="Consolas" w:eastAsia="Microsoft JhengHei" w:hAnsi="Consolas"/>
+          <w:sz w:val="18"/>
+          <w:szCs w:val="18"/>
+        </w:rPr>
+        <w:t xml:space="preserve">npm run build</w:t>
+      </w:r>
+    </w:p>
+    <w:p>
+      <w:pPr>
+        <w:keepNext/>
+        <w:keepLines/>
+        <w:pBdr>
+          <w:left w:val="single" w:color="D9D9D9" w:sz="4" w:space="6"/>
+          <w:right w:val="single" w:color="D9D9D9" w:sz="4" w:space="6"/>
+        </w:pBdr>
+        <w:shd w:fill="F2F2F2" w:color="auto" w:val="clear"/>
+        <w:spacing w:after="0" w:before="0" w:line="228"/>
+        <w:ind w:left="200" w:right="200"/>
+      </w:pPr>
+      <w:r>
+        <w:rPr>
+          <w:rFonts w:ascii="Consolas" w:cs="Consolas" w:eastAsia="Microsoft JhengHei" w:hAnsi="Consolas"/>
+          <w:sz w:val="18"/>
+          <w:szCs w:val="18"/>
+        </w:rPr>
+        <w:t xml:space="preserve"> </w:t>
+      </w:r>
+    </w:p>
+    <w:p>
+      <w:pPr>
+        <w:keepNext/>
+        <w:keepLines/>
+        <w:pBdr>
+          <w:left w:val="single" w:color="D9D9D9" w:sz="4" w:space="6"/>
+          <w:right w:val="single" w:color="D9D9D9" w:sz="4" w:space="6"/>
+        </w:pBdr>
+        <w:shd w:fill="F2F2F2" w:color="auto" w:val="clear"/>
+        <w:spacing w:after="0" w:before="0" w:line="228"/>
+        <w:ind w:left="200" w:right="200"/>
+      </w:pPr>
+      <w:r>
+        <w:rPr>
+          <w:rFonts w:ascii="Consolas" w:cs="Consolas" w:eastAsia="Microsoft JhengHei" w:hAnsi="Consolas"/>
+          <w:sz w:val="18"/>
+          <w:szCs w:val="18"/>
+        </w:rPr>
+        <w:t xml:space="preserve"># 4. 啟動</w:t>
       </w:r>
     </w:p>
     <w:p>
@@ -3338,48 +3715,278 @@
           <w:sz w:val="18"/>
           <w:szCs w:val="18"/>
         </w:rPr>
-        <w:t xml:space="preserve">sudo systemctl restart stock-app</w:t>
-      </w:r>
-    </w:p>
-    <w:p>
-      <w:pPr>
-        <w:spacing w:after="120"/>
-      </w:pPr>
-      <w:r>
-        <w:rPr>
-          <w:rFonts w:ascii="Calibri" w:cs="Calibri" w:eastAsia="Microsoft JhengHei" w:hAnsi="Calibri"/>
-        </w:rPr>
-        <w:t xml:space="preserve">在伺服器上執行 </w:t>
-      </w:r>
-      <w:r>
-        <w:rPr>
-          <w:rFonts w:ascii="Consolas" w:cs="Consolas" w:eastAsia="Microsoft JhengHei" w:hAnsi="Consolas"/>
-          <w:color w:val="7A2E0E"/>
-          <w:sz w:val="19"/>
-          <w:szCs w:val="19"/>
-        </w:rPr>
-        <w:t xml:space="preserve">scripts/</w:t>
-      </w:r>
-      <w:r>
-        <w:rPr>
-          <w:rFonts w:ascii="Calibri" w:cs="Calibri" w:eastAsia="Microsoft JhengHei" w:hAnsi="Calibri"/>
-        </w:rPr>
-        <w:t xml:space="preserve"> 的命令列工具（以服務帳號執行，才能讀 </w:t>
-      </w:r>
-      <w:r>
-        <w:rPr>
-          <w:rFonts w:ascii="Consolas" w:cs="Consolas" w:eastAsia="Microsoft JhengHei" w:hAnsi="Consolas"/>
-          <w:color w:val="7A2E0E"/>
-          <w:sz w:val="19"/>
-          <w:szCs w:val="19"/>
-        </w:rPr>
-        <w:t xml:space="preserve">.env</w:t>
-      </w:r>
-      <w:r>
-        <w:rPr>
-          <w:rFonts w:ascii="Calibri" w:cs="Calibri" w:eastAsia="Microsoft JhengHei" w:hAnsi="Calibri"/>
-        </w:rPr>
-        <w:t xml:space="preserve">）：</w:t>
+        <w:t xml:space="preserve">npm start</w:t>
+      </w:r>
+    </w:p>
+    <w:p>
+      <w:pPr>
+        <w:pStyle w:val="ListParagraph"/>
+        <w:numPr>
+          <w:ilvl w:val="0"/>
+          <w:numId w:val="2"/>
+        </w:numPr>
+        <w:spacing w:after="60"/>
+      </w:pPr>
+      <w:r>
+        <w:rPr>
+          <w:rFonts w:ascii="Consolas" w:cs="Consolas" w:eastAsia="Microsoft JhengHei" w:hAnsi="Consolas"/>
+          <w:color w:val="7A2E0E"/>
+          <w:sz w:val="19"/>
+          <w:szCs w:val="19"/>
+        </w:rPr>
+        <w:t xml:space="preserve">&lt;repo 網址&gt;</w:t>
+      </w:r>
+      <w:r>
+        <w:rPr>
+          <w:rFonts w:ascii="Calibri" w:cs="Calibri" w:eastAsia="Microsoft JhengHei" w:hAnsi="Calibri"/>
+        </w:rPr>
+        <w:t xml:space="preserve">：</w:t>
+      </w:r>
+      <w:r>
+        <w:rPr>
+          <w:rFonts w:ascii="Consolas" w:cs="Consolas" w:eastAsia="Microsoft JhengHei" w:hAnsi="Consolas"/>
+          <w:color w:val="7A2E0E"/>
+          <w:sz w:val="19"/>
+          <w:szCs w:val="19"/>
+        </w:rPr>
+        <w:t xml:space="preserve">https://github.com/victor5566/update_stock_app.git</w:t>
+      </w:r>
+      <w:r>
+        <w:rPr>
+          <w:rFonts w:ascii="Calibri" w:cs="Calibri" w:eastAsia="Microsoft JhengHei" w:hAnsi="Calibri"/>
+        </w:rPr>
+        <w:t xml:space="preserve">（分支 </w:t>
+      </w:r>
+      <w:r>
+        <w:rPr>
+          <w:rFonts w:ascii="Consolas" w:cs="Consolas" w:eastAsia="Microsoft JhengHei" w:hAnsi="Consolas"/>
+          <w:color w:val="7A2E0E"/>
+          <w:sz w:val="19"/>
+          <w:szCs w:val="19"/>
+        </w:rPr>
+        <w:t xml:space="preserve">main</w:t>
+      </w:r>
+      <w:r>
+        <w:rPr>
+          <w:rFonts w:ascii="Calibri" w:cs="Calibri" w:eastAsia="Microsoft JhengHei" w:hAnsi="Calibri"/>
+        </w:rPr>
+        <w:t xml:space="preserve">），或 </w:t>
+      </w:r>
+      <w:r>
+        <w:rPr>
+          <w:rFonts w:ascii="Consolas" w:cs="Consolas" w:eastAsia="Microsoft JhengHei" w:hAnsi="Consolas"/>
+          <w:color w:val="7A2E0E"/>
+          <w:sz w:val="19"/>
+          <w:szCs w:val="19"/>
+        </w:rPr>
+        <w:t xml:space="preserve">https://github.com/infocast-tw/company_profiles.git</w:t>
+      </w:r>
+      <w:r>
+        <w:rPr>
+          <w:rFonts w:ascii="Calibri" w:cs="Calibri" w:eastAsia="Microsoft JhengHei" w:hAnsi="Calibri"/>
+        </w:rPr>
+        <w:t xml:space="preserve">（分支 </w:t>
+      </w:r>
+      <w:r>
+        <w:rPr>
+          <w:rFonts w:ascii="Consolas" w:cs="Consolas" w:eastAsia="Microsoft JhengHei" w:hAnsi="Consolas"/>
+          <w:color w:val="7A2E0E"/>
+          <w:sz w:val="19"/>
+          <w:szCs w:val="19"/>
+        </w:rPr>
+        <w:t xml:space="preserve">dev</w:t>
+      </w:r>
+      <w:r>
+        <w:rPr>
+          <w:rFonts w:ascii="Calibri" w:cs="Calibri" w:eastAsia="Microsoft JhengHei" w:hAnsi="Calibri"/>
+        </w:rPr>
+        <w:t xml:space="preserve">，clone 時加 </w:t>
+      </w:r>
+      <w:r>
+        <w:rPr>
+          <w:rFonts w:ascii="Consolas" w:cs="Consolas" w:eastAsia="Microsoft JhengHei" w:hAnsi="Consolas"/>
+          <w:color w:val="7A2E0E"/>
+          <w:sz w:val="19"/>
+          <w:szCs w:val="19"/>
+        </w:rPr>
+        <w:t xml:space="preserve">--branch dev</w:t>
+      </w:r>
+      <w:r>
+        <w:rPr>
+          <w:rFonts w:ascii="Calibri" w:cs="Calibri" w:eastAsia="Microsoft JhengHei" w:hAnsi="Calibri"/>
+        </w:rPr>
+        <w:t xml:space="preserve">）。</w:t>
+      </w:r>
+    </w:p>
+    <w:p>
+      <w:pPr>
+        <w:pStyle w:val="ListParagraph"/>
+        <w:numPr>
+          <w:ilvl w:val="0"/>
+          <w:numId w:val="2"/>
+        </w:numPr>
+        <w:spacing w:after="60"/>
+      </w:pPr>
+      <w:r>
+        <w:rPr>
+          <w:rFonts w:ascii="Consolas" w:cs="Consolas" w:eastAsia="Microsoft JhengHei" w:hAnsi="Consolas"/>
+          <w:color w:val="7A2E0E"/>
+          <w:sz w:val="19"/>
+          <w:szCs w:val="19"/>
+        </w:rPr>
+        <w:t xml:space="preserve">npm run build</w:t>
+      </w:r>
+      <w:r>
+        <w:rPr>
+          <w:rFonts w:ascii="Calibri" w:cs="Calibri" w:eastAsia="Microsoft JhengHei" w:hAnsi="Calibri"/>
+        </w:rPr>
+        <w:t xml:space="preserve"> 顯示 </w:t>
+      </w:r>
+      <w:r>
+        <w:rPr>
+          <w:rFonts w:ascii="Consolas" w:cs="Consolas" w:eastAsia="Microsoft JhengHei" w:hAnsi="Consolas"/>
+          <w:color w:val="7A2E0E"/>
+          <w:sz w:val="19"/>
+          <w:szCs w:val="19"/>
+        </w:rPr>
+        <w:t xml:space="preserve">Build check OK</w:t>
+      </w:r>
+      <w:r>
+        <w:rPr>
+          <w:rFonts w:ascii="Calibri" w:cs="Calibri" w:eastAsia="Microsoft JhengHei" w:hAnsi="Calibri"/>
+        </w:rPr>
+        <w:t xml:space="preserve"> 才啟動。失敗時會列出原因並以非 0 結束（例如 </w:t>
+      </w:r>
+      <w:r>
+        <w:rPr>
+          <w:rFonts w:ascii="Consolas" w:cs="Consolas" w:eastAsia="Microsoft JhengHei" w:hAnsi="Consolas"/>
+          <w:color w:val="7A2E0E"/>
+          <w:sz w:val="19"/>
+          <w:szCs w:val="19"/>
+        </w:rPr>
+        <w:t xml:space="preserve">Node v22.7.0 is not supported</w:t>
+      </w:r>
+      <w:r>
+        <w:rPr>
+          <w:rFonts w:ascii="Calibri" w:cs="Calibri" w:eastAsia="Microsoft JhengHei" w:hAnsi="Calibri"/>
+        </w:rPr>
+        <w:t xml:space="preserve">、</w:t>
+      </w:r>
+      <w:r>
+        <w:rPr>
+          <w:rFonts w:ascii="Consolas" w:cs="Consolas" w:eastAsia="Microsoft JhengHei" w:hAnsi="Consolas"/>
+          <w:color w:val="7A2E0E"/>
+          <w:sz w:val="19"/>
+          <w:szCs w:val="19"/>
+        </w:rPr>
+        <w:t xml:space="preserve">syntax error in ...</w:t>
+      </w:r>
+      <w:r>
+        <w:rPr>
+          <w:rFonts w:ascii="Calibri" w:cs="Calibri" w:eastAsia="Microsoft JhengHei" w:hAnsi="Calibri"/>
+        </w:rPr>
+        <w:t xml:space="preserve">、</w:t>
+      </w:r>
+      <w:r>
+        <w:rPr>
+          <w:rFonts w:ascii="Consolas" w:cs="Consolas" w:eastAsia="Microsoft JhengHei" w:hAnsi="Consolas"/>
+          <w:color w:val="7A2E0E"/>
+          <w:sz w:val="19"/>
+          <w:szCs w:val="19"/>
+        </w:rPr>
+        <w:t xml:space="preserve">dependency ... is not installed</w:t>
+      </w:r>
+      <w:r>
+        <w:rPr>
+          <w:rFonts w:ascii="Calibri" w:cs="Calibri" w:eastAsia="Microsoft JhengHei" w:hAnsi="Calibri"/>
+        </w:rPr>
+        <w:t xml:space="preserve">），請先修正再啟動。</w:t>
+      </w:r>
+    </w:p>
+    <w:p>
+      <w:pPr>
+        <w:pStyle w:val="ListParagraph"/>
+        <w:numPr>
+          <w:ilvl w:val="0"/>
+          <w:numId w:val="2"/>
+        </w:numPr>
+        <w:spacing w:after="60"/>
+      </w:pPr>
+      <w:r>
+        <w:rPr>
+          <w:rFonts w:ascii="Calibri" w:cs="Calibri" w:eastAsia="Microsoft JhengHei" w:hAnsi="Calibri"/>
+        </w:rPr>
+        <w:t xml:space="preserve">每次更新都重複 </w:t>
+      </w:r>
+      <w:r>
+        <w:rPr>
+          <w:rFonts w:ascii="Consolas" w:cs="Consolas" w:eastAsia="Microsoft JhengHei" w:hAnsi="Consolas"/>
+          <w:color w:val="7A2E0E"/>
+          <w:sz w:val="19"/>
+          <w:szCs w:val="19"/>
+        </w:rPr>
+        <w:t xml:space="preserve">git pull</w:t>
+      </w:r>
+      <w:r>
+        <w:rPr>
+          <w:rFonts w:ascii="Calibri" w:cs="Calibri" w:eastAsia="Microsoft JhengHei" w:hAnsi="Calibri"/>
+        </w:rPr>
+        <w:t xml:space="preserve"> → </w:t>
+      </w:r>
+      <w:r>
+        <w:rPr>
+          <w:rFonts w:ascii="Consolas" w:cs="Consolas" w:eastAsia="Microsoft JhengHei" w:hAnsi="Consolas"/>
+          <w:color w:val="7A2E0E"/>
+          <w:sz w:val="19"/>
+          <w:szCs w:val="19"/>
+        </w:rPr>
+        <w:t xml:space="preserve">npm install</w:t>
+      </w:r>
+      <w:r>
+        <w:rPr>
+          <w:rFonts w:ascii="Calibri" w:cs="Calibri" w:eastAsia="Microsoft JhengHei" w:hAnsi="Calibri"/>
+        </w:rPr>
+        <w:t xml:space="preserve"> → </w:t>
+      </w:r>
+      <w:r>
+        <w:rPr>
+          <w:rFonts w:ascii="Consolas" w:cs="Consolas" w:eastAsia="Microsoft JhengHei" w:hAnsi="Consolas"/>
+          <w:color w:val="7A2E0E"/>
+          <w:sz w:val="19"/>
+          <w:szCs w:val="19"/>
+        </w:rPr>
+        <w:t xml:space="preserve">npm run build</w:t>
+      </w:r>
+      <w:r>
+        <w:rPr>
+          <w:rFonts w:ascii="Calibri" w:cs="Calibri" w:eastAsia="Microsoft JhengHei" w:hAnsi="Calibri"/>
+        </w:rPr>
+        <w:t xml:space="preserve"> → 重啟。</w:t>
+      </w:r>
+    </w:p>
+    <w:p>
+      <w:pPr>
+        <w:pStyle w:val="ListParagraph"/>
+        <w:numPr>
+          <w:ilvl w:val="0"/>
+          <w:numId w:val="2"/>
+        </w:numPr>
+        <w:spacing w:after="60"/>
+      </w:pPr>
+      <w:r>
+        <w:rPr>
+          <w:rFonts w:ascii="Consolas" w:cs="Consolas" w:eastAsia="Microsoft JhengHei" w:hAnsi="Consolas"/>
+          <w:color w:val="7A2E0E"/>
+          <w:sz w:val="19"/>
+          <w:szCs w:val="19"/>
+        </w:rPr>
+        <w:t xml:space="preserve">npm start</w:t>
+      </w:r>
+      <w:r>
+        <w:rPr>
+          <w:rFonts w:ascii="Calibri" w:cs="Calibri" w:eastAsia="Microsoft JhengHei" w:hAnsi="Calibri"/>
+        </w:rPr>
+        <w:t xml:space="preserve"> 在登出後就會停止。要長期執行，請交給 PM2 或 systemd：</w:t>
       </w:r>
     </w:p>
     <w:p>
@@ -3401,28 +4008,7 @@
           <w:sz w:val="18"/>
           <w:szCs w:val="18"/>
         </w:rPr>
-        <w:t xml:space="preserve">cd /opt/stock-app/current</w:t>
-      </w:r>
-    </w:p>
-    <w:p>
-      <w:pPr>
-        <w:keepNext/>
-        <w:keepLines/>
-        <w:pBdr>
-          <w:left w:val="single" w:color="D9D9D9" w:sz="4" w:space="6"/>
-          <w:right w:val="single" w:color="D9D9D9" w:sz="4" w:space="6"/>
-        </w:pBdr>
-        <w:shd w:fill="F2F2F2" w:color="auto" w:val="clear"/>
-        <w:spacing w:after="0" w:before="0" w:line="228"/>
-        <w:ind w:left="200" w:right="200"/>
-      </w:pPr>
-      <w:r>
-        <w:rPr>
-          <w:rFonts w:ascii="Consolas" w:cs="Consolas" w:eastAsia="Microsoft JhengHei" w:hAnsi="Consolas"/>
-          <w:sz w:val="18"/>
-          <w:szCs w:val="18"/>
-        </w:rPr>
-        <w:t xml:space="preserve">sudo -u stockapp node scripts/monitor-stocks.js AAPL MSFT          # 預覽</w:t>
+        <w:t xml:space="preserve">pm2 start npm --name stock-app -- start</w:t>
       </w:r>
     </w:p>
     <w:p>
@@ -3444,39 +4030,1000 @@
           <w:sz w:val="18"/>
           <w:szCs w:val="18"/>
         </w:rPr>
-        <w:t xml:space="preserve">sudo -u stockapp node scripts/add-from-yahoo.js NVDA</w:t>
-      </w:r>
-    </w:p>
-    <w:p>
-      <w:pPr>
+        <w:t xml:space="preserve">pm2 save</w:t>
+      </w:r>
+    </w:p>
+    <w:p>
+      <w:pPr>
+        <w:pStyle w:val="Heading1"/>
+      </w:pPr>
+      <w:r>
+        <w:rPr>
+          <w:rFonts w:ascii="Calibri" w:cs="Calibri" w:eastAsia="Microsoft JhengHei" w:hAnsi="Calibri"/>
+        </w:rPr>
+        <w:t xml:space="preserve">7. GitHub Actions 自動部署（infocast-tw/company_profiles）</w:t>
+      </w:r>
+    </w:p>
+    <w:p>
+      <w:pPr>
+        <w:keepNext/>
         <w:spacing w:after="120"/>
       </w:pPr>
       <w:r>
         <w:rPr>
-          <w:rFonts w:ascii="Calibri" w:cs="Calibri" w:eastAsia="Microsoft JhengHei" w:hAnsi="Calibri"/>
-          <w:i/>
-          <w:iCs/>
-          <w:color w:val="595959"/>
-        </w:rPr>
-        <w:t xml:space="preserve">（這需要部署帳號有一般 sudo 權限；會寫檔的腳本如 </w:t>
-      </w:r>
-      <w:r>
-        <w:rPr>
-          <w:rFonts w:ascii="Consolas" w:cs="Consolas" w:eastAsia="Microsoft JhengHei" w:hAnsi="Consolas"/>
-          <w:color w:val="7A2E0E"/>
-          <w:sz w:val="19"/>
-          <w:szCs w:val="19"/>
-        </w:rPr>
-        <w:t xml:space="preserve">export-to-csv.js</w:t>
-      </w:r>
-      <w:r>
-        <w:rPr>
-          <w:rFonts w:ascii="Calibri" w:cs="Calibri" w:eastAsia="Microsoft JhengHei" w:hAnsi="Calibri"/>
-          <w:i/>
-          <w:iCs/>
-          <w:color w:val="595959"/>
-        </w:rPr>
-        <w:t xml:space="preserve"> 請改用部署帳號執行，因為 release 目錄屬於部署帳號。）</w:t>
+          <w:rFonts w:ascii="Consolas" w:cs="Consolas" w:eastAsia="Microsoft JhengHei" w:hAnsi="Consolas"/>
+          <w:color w:val="7A2E0E"/>
+          <w:sz w:val="19"/>
+          <w:szCs w:val="19"/>
+        </w:rPr>
+        <w:t xml:space="preserve">infocast-tw/company_profiles</w:t>
+      </w:r>
+      <w:r>
+        <w:rPr>
+          <w:rFonts w:ascii="Calibri" w:cs="Calibri" w:eastAsia="Microsoft JhengHei" w:hAnsi="Calibri"/>
+        </w:rPr>
+        <w:t xml:space="preserve"> repo 的 </w:t>
+      </w:r>
+      <w:r>
+        <w:rPr>
+          <w:rFonts w:ascii="Consolas" w:cs="Consolas" w:eastAsia="Microsoft JhengHei" w:hAnsi="Consolas"/>
+          <w:color w:val="7A2E0E"/>
+          <w:sz w:val="19"/>
+          <w:szCs w:val="19"/>
+        </w:rPr>
+        <w:t xml:space="preserve">.github/workflows/deploy.yml</w:t>
+      </w:r>
+      <w:r>
+        <w:rPr>
+          <w:rFonts w:ascii="Calibri" w:cs="Calibri" w:eastAsia="Microsoft JhengHei" w:hAnsi="Calibri"/>
+        </w:rPr>
+        <w:t xml:space="preserve"> 在 push 到 </w:t>
+      </w:r>
+      <w:r>
+        <w:rPr>
+          <w:rFonts w:ascii="Consolas" w:cs="Consolas" w:eastAsia="Microsoft JhengHei" w:hAnsi="Consolas"/>
+          <w:color w:val="7A2E0E"/>
+          <w:sz w:val="19"/>
+          <w:szCs w:val="19"/>
+        </w:rPr>
+        <w:t xml:space="preserve">main</w:t>
+      </w:r>
+      <w:r>
+        <w:rPr>
+          <w:rFonts w:ascii="Calibri" w:cs="Calibri" w:eastAsia="Microsoft JhengHei" w:hAnsi="Calibri"/>
+        </w:rPr>
+        <w:t xml:space="preserve">、</w:t>
+      </w:r>
+      <w:r>
+        <w:rPr>
+          <w:rFonts w:ascii="Consolas" w:cs="Consolas" w:eastAsia="Microsoft JhengHei" w:hAnsi="Consolas"/>
+          <w:color w:val="7A2E0E"/>
+          <w:sz w:val="19"/>
+          <w:szCs w:val="19"/>
+        </w:rPr>
+        <w:t xml:space="preserve">dev</w:t>
+      </w:r>
+      <w:r>
+        <w:rPr>
+          <w:rFonts w:ascii="Calibri" w:cs="Calibri" w:eastAsia="Microsoft JhengHei" w:hAnsi="Calibri"/>
+        </w:rPr>
+        <w:t xml:space="preserve">、</w:t>
+      </w:r>
+      <w:r>
+        <w:rPr>
+          <w:rFonts w:ascii="Consolas" w:cs="Consolas" w:eastAsia="Microsoft JhengHei" w:hAnsi="Consolas"/>
+          <w:color w:val="7A2E0E"/>
+          <w:sz w:val="19"/>
+          <w:szCs w:val="19"/>
+        </w:rPr>
+        <w:t xml:space="preserve">test</w:t>
+      </w:r>
+      <w:r>
+        <w:rPr>
+          <w:rFonts w:ascii="Calibri" w:cs="Calibri" w:eastAsia="Microsoft JhengHei" w:hAnsi="Calibri"/>
+        </w:rPr>
+        <w:t xml:space="preserve"> 時自動部署到 VPS，也是用 </w:t>
+      </w:r>
+      <w:r>
+        <w:rPr>
+          <w:rFonts w:ascii="Consolas" w:cs="Consolas" w:eastAsia="Microsoft JhengHei" w:hAnsi="Consolas"/>
+          <w:color w:val="7A2E0E"/>
+          <w:sz w:val="19"/>
+          <w:szCs w:val="19"/>
+        </w:rPr>
+        <w:t xml:space="preserve">npm run build</w:t>
+      </w:r>
+      <w:r>
+        <w:rPr>
+          <w:rFonts w:ascii="Calibri" w:cs="Calibri" w:eastAsia="Microsoft JhengHei" w:hAnsi="Calibri"/>
+        </w:rPr>
+        <w:t xml:space="preserve"> 在遠端建置：</w:t>
+      </w:r>
+    </w:p>
+    <w:tbl>
+      <w:tblPr>
+        <w:tblW w:type="dxa" w:w="9306"/>
+        <w:tblBorders>
+          <w:top w:val="single" w:color="auto" w:sz="4"/>
+          <w:left w:val="single" w:color="auto" w:sz="4"/>
+          <w:bottom w:val="single" w:color="auto" w:sz="4"/>
+          <w:right w:val="single" w:color="auto" w:sz="4"/>
+          <w:insideH w:val="single" w:color="auto" w:sz="4"/>
+          <w:insideV w:val="single" w:color="auto" w:sz="4"/>
+        </w:tblBorders>
+      </w:tblPr>
+      <w:tblGrid>
+        <w:gridCol w:w="2233"/>
+        <w:gridCol w:w="2233"/>
+        <w:gridCol w:w="2605"/>
+        <w:gridCol w:w="2235"/>
+      </w:tblGrid>
+      <w:tr>
+        <w:trPr>
+          <w:tblHeader/>
+        </w:trPr>
+        <w:tc>
+          <w:tcPr>
+            <w:tcW w:type="dxa" w:w="2233"/>
+            <w:tcBorders>
+              <w:top w:val="single" w:color="BFBFBF" w:sz="4"/>
+              <w:left w:val="single" w:color="BFBFBF" w:sz="4"/>
+              <w:bottom w:val="single" w:color="BFBFBF" w:sz="4"/>
+              <w:right w:val="single" w:color="BFBFBF" w:sz="4"/>
+            </w:tcBorders>
+            <w:shd w:fill="DCE6F1" w:color="auto" w:val="clear"/>
+            <w:tcMar>
+              <w:top w:type="dxa" w:w="60"/>
+              <w:left w:type="dxa" w:w="100"/>
+              <w:bottom w:type="dxa" w:w="60"/>
+              <w:right w:type="dxa" w:w="100"/>
+            </w:tcMar>
+          </w:tcPr>
+          <w:p>
+            <w:pPr>
+              <w:spacing w:after="0"/>
+            </w:pPr>
+            <w:r>
+              <w:rPr>
+                <w:rFonts w:ascii="Calibri" w:cs="Calibri" w:eastAsia="Microsoft JhengHei" w:hAnsi="Calibri"/>
+                <w:b/>
+                <w:bCs/>
+                <w:sz w:val="20"/>
+                <w:szCs w:val="20"/>
+              </w:rPr>
+              <w:t xml:space="preserve">分支</w:t>
+            </w:r>
+          </w:p>
+        </w:tc>
+        <w:tc>
+          <w:tcPr>
+            <w:tcW w:type="dxa" w:w="2233"/>
+            <w:tcBorders>
+              <w:top w:val="single" w:color="BFBFBF" w:sz="4"/>
+              <w:left w:val="single" w:color="BFBFBF" w:sz="4"/>
+              <w:bottom w:val="single" w:color="BFBFBF" w:sz="4"/>
+              <w:right w:val="single" w:color="BFBFBF" w:sz="4"/>
+            </w:tcBorders>
+            <w:shd w:fill="DCE6F1" w:color="auto" w:val="clear"/>
+            <w:tcMar>
+              <w:top w:type="dxa" w:w="60"/>
+              <w:left w:type="dxa" w:w="100"/>
+              <w:bottom w:type="dxa" w:w="60"/>
+              <w:right w:type="dxa" w:w="100"/>
+            </w:tcMar>
+          </w:tcPr>
+          <w:p>
+            <w:pPr>
+              <w:spacing w:after="0"/>
+            </w:pPr>
+            <w:r>
+              <w:rPr>
+                <w:rFonts w:ascii="Calibri" w:cs="Calibri" w:eastAsia="Microsoft JhengHei" w:hAnsi="Calibri"/>
+                <w:b/>
+                <w:bCs/>
+                <w:sz w:val="20"/>
+                <w:szCs w:val="20"/>
+              </w:rPr>
+              <w:t xml:space="preserve">環境</w:t>
+            </w:r>
+          </w:p>
+        </w:tc>
+        <w:tc>
+          <w:tcPr>
+            <w:tcW w:type="dxa" w:w="2605"/>
+            <w:tcBorders>
+              <w:top w:val="single" w:color="BFBFBF" w:sz="4"/>
+              <w:left w:val="single" w:color="BFBFBF" w:sz="4"/>
+              <w:bottom w:val="single" w:color="BFBFBF" w:sz="4"/>
+              <w:right w:val="single" w:color="BFBFBF" w:sz="4"/>
+            </w:tcBorders>
+            <w:shd w:fill="DCE6F1" w:color="auto" w:val="clear"/>
+            <w:tcMar>
+              <w:top w:type="dxa" w:w="60"/>
+              <w:left w:type="dxa" w:w="100"/>
+              <w:bottom w:type="dxa" w:w="60"/>
+              <w:right w:type="dxa" w:w="100"/>
+            </w:tcMar>
+          </w:tcPr>
+          <w:p>
+            <w:pPr>
+              <w:spacing w:after="0"/>
+            </w:pPr>
+            <w:r>
+              <w:rPr>
+                <w:rFonts w:ascii="Calibri" w:cs="Calibri" w:eastAsia="Microsoft JhengHei" w:hAnsi="Calibri"/>
+                <w:b/>
+                <w:bCs/>
+                <w:sz w:val="20"/>
+                <w:szCs w:val="20"/>
+              </w:rPr>
+              <w:t xml:space="preserve">伺服器上的目錄</w:t>
+            </w:r>
+          </w:p>
+        </w:tc>
+        <w:tc>
+          <w:tcPr>
+            <w:tcW w:type="dxa" w:w="2235"/>
+            <w:tcBorders>
+              <w:top w:val="single" w:color="BFBFBF" w:sz="4"/>
+              <w:left w:val="single" w:color="BFBFBF" w:sz="4"/>
+              <w:bottom w:val="single" w:color="BFBFBF" w:sz="4"/>
+              <w:right w:val="single" w:color="BFBFBF" w:sz="4"/>
+            </w:tcBorders>
+            <w:shd w:fill="DCE6F1" w:color="auto" w:val="clear"/>
+            <w:tcMar>
+              <w:top w:type="dxa" w:w="60"/>
+              <w:left w:type="dxa" w:w="100"/>
+              <w:bottom w:type="dxa" w:w="60"/>
+              <w:right w:type="dxa" w:w="100"/>
+            </w:tcMar>
+          </w:tcPr>
+          <w:p>
+            <w:pPr>
+              <w:spacing w:after="0"/>
+            </w:pPr>
+            <w:r>
+              <w:rPr>
+                <w:rFonts w:ascii="Calibri" w:cs="Calibri" w:eastAsia="Microsoft JhengHei" w:hAnsi="Calibri"/>
+                <w:b/>
+                <w:bCs/>
+                <w:sz w:val="20"/>
+                <w:szCs w:val="20"/>
+              </w:rPr>
+              <w:t xml:space="preserve">PM2 名稱</w:t>
+            </w:r>
+          </w:p>
+        </w:tc>
+      </w:tr>
+      <w:tr>
+        <w:tc>
+          <w:tcPr>
+            <w:tcW w:type="dxa" w:w="2233"/>
+            <w:tcBorders>
+              <w:top w:val="single" w:color="BFBFBF" w:sz="4"/>
+              <w:left w:val="single" w:color="BFBFBF" w:sz="4"/>
+              <w:bottom w:val="single" w:color="BFBFBF" w:sz="4"/>
+              <w:right w:val="single" w:color="BFBFBF" w:sz="4"/>
+            </w:tcBorders>
+            <w:tcMar>
+              <w:top w:type="dxa" w:w="60"/>
+              <w:left w:type="dxa" w:w="100"/>
+              <w:bottom w:type="dxa" w:w="60"/>
+              <w:right w:type="dxa" w:w="100"/>
+            </w:tcMar>
+          </w:tcPr>
+          <w:p>
+            <w:pPr>
+              <w:spacing w:after="0"/>
+            </w:pPr>
+            <w:r>
+              <w:rPr>
+                <w:rFonts w:ascii="Consolas" w:cs="Consolas" w:eastAsia="Microsoft JhengHei" w:hAnsi="Consolas"/>
+                <w:color w:val="7A2E0E"/>
+                <w:sz w:val="19"/>
+                <w:szCs w:val="19"/>
+              </w:rPr>
+              <w:t xml:space="preserve">main</w:t>
+            </w:r>
+          </w:p>
+        </w:tc>
+        <w:tc>
+          <w:tcPr>
+            <w:tcW w:type="dxa" w:w="2233"/>
+            <w:tcBorders>
+              <w:top w:val="single" w:color="BFBFBF" w:sz="4"/>
+              <w:left w:val="single" w:color="BFBFBF" w:sz="4"/>
+              <w:bottom w:val="single" w:color="BFBFBF" w:sz="4"/>
+              <w:right w:val="single" w:color="BFBFBF" w:sz="4"/>
+            </w:tcBorders>
+            <w:tcMar>
+              <w:top w:type="dxa" w:w="60"/>
+              <w:left w:type="dxa" w:w="100"/>
+              <w:bottom w:type="dxa" w:w="60"/>
+              <w:right w:type="dxa" w:w="100"/>
+            </w:tcMar>
+          </w:tcPr>
+          <w:p>
+            <w:pPr>
+              <w:spacing w:after="0"/>
+            </w:pPr>
+            <w:r>
+              <w:rPr>
+                <w:rFonts w:ascii="Calibri" w:cs="Calibri" w:eastAsia="Microsoft JhengHei" w:hAnsi="Calibri"/>
+                <w:sz w:val="20"/>
+                <w:szCs w:val="20"/>
+              </w:rPr>
+              <w:t xml:space="preserve">production</w:t>
+            </w:r>
+          </w:p>
+        </w:tc>
+        <w:tc>
+          <w:tcPr>
+            <w:tcW w:type="dxa" w:w="2605"/>
+            <w:tcBorders>
+              <w:top w:val="single" w:color="BFBFBF" w:sz="4"/>
+              <w:left w:val="single" w:color="BFBFBF" w:sz="4"/>
+              <w:bottom w:val="single" w:color="BFBFBF" w:sz="4"/>
+              <w:right w:val="single" w:color="BFBFBF" w:sz="4"/>
+            </w:tcBorders>
+            <w:tcMar>
+              <w:top w:type="dxa" w:w="60"/>
+              <w:left w:type="dxa" w:w="100"/>
+              <w:bottom w:type="dxa" w:w="60"/>
+              <w:right w:type="dxa" w:w="100"/>
+            </w:tcMar>
+          </w:tcPr>
+          <w:p>
+            <w:pPr>
+              <w:spacing w:after="0"/>
+            </w:pPr>
+            <w:r>
+              <w:rPr>
+                <w:rFonts w:ascii="Consolas" w:cs="Consolas" w:eastAsia="Microsoft JhengHei" w:hAnsi="Consolas"/>
+                <w:color w:val="7A2E0E"/>
+                <w:sz w:val="19"/>
+                <w:szCs w:val="19"/>
+              </w:rPr>
+              <w:t xml:space="preserve">prod_env</w:t>
+            </w:r>
+          </w:p>
+        </w:tc>
+        <w:tc>
+          <w:tcPr>
+            <w:tcW w:type="dxa" w:w="2235"/>
+            <w:tcBorders>
+              <w:top w:val="single" w:color="BFBFBF" w:sz="4"/>
+              <w:left w:val="single" w:color="BFBFBF" w:sz="4"/>
+              <w:bottom w:val="single" w:color="BFBFBF" w:sz="4"/>
+              <w:right w:val="single" w:color="BFBFBF" w:sz="4"/>
+            </w:tcBorders>
+            <w:tcMar>
+              <w:top w:type="dxa" w:w="60"/>
+              <w:left w:type="dxa" w:w="100"/>
+              <w:bottom w:type="dxa" w:w="60"/>
+              <w:right w:type="dxa" w:w="100"/>
+            </w:tcMar>
+          </w:tcPr>
+          <w:p>
+            <w:pPr>
+              <w:spacing w:after="0"/>
+            </w:pPr>
+            <w:r>
+              <w:rPr>
+                <w:rFonts w:ascii="Consolas" w:cs="Consolas" w:eastAsia="Microsoft JhengHei" w:hAnsi="Consolas"/>
+                <w:color w:val="7A2E0E"/>
+                <w:sz w:val="19"/>
+                <w:szCs w:val="19"/>
+              </w:rPr>
+              <w:t xml:space="preserve">ProdServer</w:t>
+            </w:r>
+          </w:p>
+        </w:tc>
+      </w:tr>
+      <w:tr>
+        <w:tc>
+          <w:tcPr>
+            <w:tcW w:type="dxa" w:w="2233"/>
+            <w:tcBorders>
+              <w:top w:val="single" w:color="BFBFBF" w:sz="4"/>
+              <w:left w:val="single" w:color="BFBFBF" w:sz="4"/>
+              <w:bottom w:val="single" w:color="BFBFBF" w:sz="4"/>
+              <w:right w:val="single" w:color="BFBFBF" w:sz="4"/>
+            </w:tcBorders>
+            <w:tcMar>
+              <w:top w:type="dxa" w:w="60"/>
+              <w:left w:type="dxa" w:w="100"/>
+              <w:bottom w:type="dxa" w:w="60"/>
+              <w:right w:type="dxa" w:w="100"/>
+            </w:tcMar>
+          </w:tcPr>
+          <w:p>
+            <w:pPr>
+              <w:spacing w:after="0"/>
+            </w:pPr>
+            <w:r>
+              <w:rPr>
+                <w:rFonts w:ascii="Consolas" w:cs="Consolas" w:eastAsia="Microsoft JhengHei" w:hAnsi="Consolas"/>
+                <w:color w:val="7A2E0E"/>
+                <w:sz w:val="19"/>
+                <w:szCs w:val="19"/>
+              </w:rPr>
+              <w:t xml:space="preserve">test</w:t>
+            </w:r>
+          </w:p>
+        </w:tc>
+        <w:tc>
+          <w:tcPr>
+            <w:tcW w:type="dxa" w:w="2233"/>
+            <w:tcBorders>
+              <w:top w:val="single" w:color="BFBFBF" w:sz="4"/>
+              <w:left w:val="single" w:color="BFBFBF" w:sz="4"/>
+              <w:bottom w:val="single" w:color="BFBFBF" w:sz="4"/>
+              <w:right w:val="single" w:color="BFBFBF" w:sz="4"/>
+            </w:tcBorders>
+            <w:tcMar>
+              <w:top w:type="dxa" w:w="60"/>
+              <w:left w:type="dxa" w:w="100"/>
+              <w:bottom w:type="dxa" w:w="60"/>
+              <w:right w:type="dxa" w:w="100"/>
+            </w:tcMar>
+          </w:tcPr>
+          <w:p>
+            <w:pPr>
+              <w:spacing w:after="0"/>
+            </w:pPr>
+            <w:r>
+              <w:rPr>
+                <w:rFonts w:ascii="Calibri" w:cs="Calibri" w:eastAsia="Microsoft JhengHei" w:hAnsi="Calibri"/>
+                <w:sz w:val="20"/>
+                <w:szCs w:val="20"/>
+              </w:rPr>
+              <w:t xml:space="preserve">test</w:t>
+            </w:r>
+          </w:p>
+        </w:tc>
+        <w:tc>
+          <w:tcPr>
+            <w:tcW w:type="dxa" w:w="2605"/>
+            <w:tcBorders>
+              <w:top w:val="single" w:color="BFBFBF" w:sz="4"/>
+              <w:left w:val="single" w:color="BFBFBF" w:sz="4"/>
+              <w:bottom w:val="single" w:color="BFBFBF" w:sz="4"/>
+              <w:right w:val="single" w:color="BFBFBF" w:sz="4"/>
+            </w:tcBorders>
+            <w:tcMar>
+              <w:top w:type="dxa" w:w="60"/>
+              <w:left w:type="dxa" w:w="100"/>
+              <w:bottom w:type="dxa" w:w="60"/>
+              <w:right w:type="dxa" w:w="100"/>
+            </w:tcMar>
+          </w:tcPr>
+          <w:p>
+            <w:pPr>
+              <w:spacing w:after="0"/>
+            </w:pPr>
+            <w:r>
+              <w:rPr>
+                <w:rFonts w:ascii="Consolas" w:cs="Consolas" w:eastAsia="Microsoft JhengHei" w:hAnsi="Consolas"/>
+                <w:color w:val="7A2E0E"/>
+                <w:sz w:val="19"/>
+                <w:szCs w:val="19"/>
+              </w:rPr>
+              <w:t xml:space="preserve">test_env</w:t>
+            </w:r>
+          </w:p>
+        </w:tc>
+        <w:tc>
+          <w:tcPr>
+            <w:tcW w:type="dxa" w:w="2235"/>
+            <w:tcBorders>
+              <w:top w:val="single" w:color="BFBFBF" w:sz="4"/>
+              <w:left w:val="single" w:color="BFBFBF" w:sz="4"/>
+              <w:bottom w:val="single" w:color="BFBFBF" w:sz="4"/>
+              <w:right w:val="single" w:color="BFBFBF" w:sz="4"/>
+            </w:tcBorders>
+            <w:tcMar>
+              <w:top w:type="dxa" w:w="60"/>
+              <w:left w:type="dxa" w:w="100"/>
+              <w:bottom w:type="dxa" w:w="60"/>
+              <w:right w:type="dxa" w:w="100"/>
+            </w:tcMar>
+          </w:tcPr>
+          <w:p>
+            <w:pPr>
+              <w:spacing w:after="0"/>
+            </w:pPr>
+            <w:r>
+              <w:rPr>
+                <w:rFonts w:ascii="Consolas" w:cs="Consolas" w:eastAsia="Microsoft JhengHei" w:hAnsi="Consolas"/>
+                <w:color w:val="7A2E0E"/>
+                <w:sz w:val="19"/>
+                <w:szCs w:val="19"/>
+              </w:rPr>
+              <w:t xml:space="preserve">TestServer</w:t>
+            </w:r>
+          </w:p>
+        </w:tc>
+      </w:tr>
+      <w:tr>
+        <w:tc>
+          <w:tcPr>
+            <w:tcW w:type="dxa" w:w="2233"/>
+            <w:tcBorders>
+              <w:top w:val="single" w:color="BFBFBF" w:sz="4"/>
+              <w:left w:val="single" w:color="BFBFBF" w:sz="4"/>
+              <w:bottom w:val="single" w:color="BFBFBF" w:sz="4"/>
+              <w:right w:val="single" w:color="BFBFBF" w:sz="4"/>
+            </w:tcBorders>
+            <w:tcMar>
+              <w:top w:type="dxa" w:w="60"/>
+              <w:left w:type="dxa" w:w="100"/>
+              <w:bottom w:type="dxa" w:w="60"/>
+              <w:right w:type="dxa" w:w="100"/>
+            </w:tcMar>
+          </w:tcPr>
+          <w:p>
+            <w:pPr>
+              <w:spacing w:after="0"/>
+            </w:pPr>
+            <w:r>
+              <w:rPr>
+                <w:rFonts w:ascii="Consolas" w:cs="Consolas" w:eastAsia="Microsoft JhengHei" w:hAnsi="Consolas"/>
+                <w:color w:val="7A2E0E"/>
+                <w:sz w:val="19"/>
+                <w:szCs w:val="19"/>
+              </w:rPr>
+              <w:t xml:space="preserve">dev</w:t>
+            </w:r>
+          </w:p>
+        </w:tc>
+        <w:tc>
+          <w:tcPr>
+            <w:tcW w:type="dxa" w:w="2233"/>
+            <w:tcBorders>
+              <w:top w:val="single" w:color="BFBFBF" w:sz="4"/>
+              <w:left w:val="single" w:color="BFBFBF" w:sz="4"/>
+              <w:bottom w:val="single" w:color="BFBFBF" w:sz="4"/>
+              <w:right w:val="single" w:color="BFBFBF" w:sz="4"/>
+            </w:tcBorders>
+            <w:tcMar>
+              <w:top w:type="dxa" w:w="60"/>
+              <w:left w:type="dxa" w:w="100"/>
+              <w:bottom w:type="dxa" w:w="60"/>
+              <w:right w:type="dxa" w:w="100"/>
+            </w:tcMar>
+          </w:tcPr>
+          <w:p>
+            <w:pPr>
+              <w:spacing w:after="0"/>
+            </w:pPr>
+            <w:r>
+              <w:rPr>
+                <w:rFonts w:ascii="Calibri" w:cs="Calibri" w:eastAsia="Microsoft JhengHei" w:hAnsi="Calibri"/>
+                <w:sz w:val="20"/>
+                <w:szCs w:val="20"/>
+              </w:rPr>
+              <w:t xml:space="preserve">dev</w:t>
+            </w:r>
+          </w:p>
+        </w:tc>
+        <w:tc>
+          <w:tcPr>
+            <w:tcW w:type="dxa" w:w="2605"/>
+            <w:tcBorders>
+              <w:top w:val="single" w:color="BFBFBF" w:sz="4"/>
+              <w:left w:val="single" w:color="BFBFBF" w:sz="4"/>
+              <w:bottom w:val="single" w:color="BFBFBF" w:sz="4"/>
+              <w:right w:val="single" w:color="BFBFBF" w:sz="4"/>
+            </w:tcBorders>
+            <w:tcMar>
+              <w:top w:type="dxa" w:w="60"/>
+              <w:left w:type="dxa" w:w="100"/>
+              <w:bottom w:type="dxa" w:w="60"/>
+              <w:right w:type="dxa" w:w="100"/>
+            </w:tcMar>
+          </w:tcPr>
+          <w:p>
+            <w:pPr>
+              <w:spacing w:after="0"/>
+            </w:pPr>
+            <w:r>
+              <w:rPr>
+                <w:rFonts w:ascii="Consolas" w:cs="Consolas" w:eastAsia="Microsoft JhengHei" w:hAnsi="Consolas"/>
+                <w:color w:val="7A2E0E"/>
+                <w:sz w:val="19"/>
+                <w:szCs w:val="19"/>
+              </w:rPr>
+              <w:t xml:space="preserve">dev_env</w:t>
+            </w:r>
+          </w:p>
+        </w:tc>
+        <w:tc>
+          <w:tcPr>
+            <w:tcW w:type="dxa" w:w="2235"/>
+            <w:tcBorders>
+              <w:top w:val="single" w:color="BFBFBF" w:sz="4"/>
+              <w:left w:val="single" w:color="BFBFBF" w:sz="4"/>
+              <w:bottom w:val="single" w:color="BFBFBF" w:sz="4"/>
+              <w:right w:val="single" w:color="BFBFBF" w:sz="4"/>
+            </w:tcBorders>
+            <w:tcMar>
+              <w:top w:type="dxa" w:w="60"/>
+              <w:left w:type="dxa" w:w="100"/>
+              <w:bottom w:type="dxa" w:w="60"/>
+              <w:right w:type="dxa" w:w="100"/>
+            </w:tcMar>
+          </w:tcPr>
+          <w:p>
+            <w:pPr>
+              <w:spacing w:after="0"/>
+            </w:pPr>
+            <w:r>
+              <w:rPr>
+                <w:rFonts w:ascii="Consolas" w:cs="Consolas" w:eastAsia="Microsoft JhengHei" w:hAnsi="Consolas"/>
+                <w:color w:val="7A2E0E"/>
+                <w:sz w:val="19"/>
+                <w:szCs w:val="19"/>
+              </w:rPr>
+              <w:t xml:space="preserve">DevServer</w:t>
+            </w:r>
+          </w:p>
+        </w:tc>
+      </w:tr>
+    </w:tbl>
+    <w:p>
+      <w:pPr>
+        <w:spacing w:after="120"/>
+      </w:pPr>
+    </w:p>
+    <w:p>
+      <w:pPr>
+        <w:keepNext/>
+        <w:spacing w:after="120"/>
+      </w:pPr>
+      <w:r>
+        <w:rPr>
+          <w:rFonts w:ascii="Calibri" w:cs="Calibri" w:eastAsia="Microsoft JhengHei" w:hAnsi="Calibri"/>
+        </w:rPr>
+        <w:t xml:space="preserve">流程：</w:t>
+      </w:r>
+    </w:p>
+    <w:p>
+      <w:pPr>
+        <w:pStyle w:val="ListParagraph"/>
+        <w:numPr>
+          <w:ilvl w:val="0"/>
+          <w:numId w:val="5"/>
+        </w:numPr>
+        <w:spacing w:after="60"/>
+      </w:pPr>
+      <w:r>
+        <w:rPr>
+          <w:rFonts w:ascii="Calibri" w:cs="Calibri" w:eastAsia="Microsoft JhengHei" w:hAnsi="Calibri"/>
+        </w:rPr>
+        <w:t xml:space="preserve">用 SSH 登入 VPS，進入 LXC 容器 </w:t>
+      </w:r>
+      <w:r>
+        <w:rPr>
+          <w:rFonts w:ascii="Consolas" w:cs="Consolas" w:eastAsia="Microsoft JhengHei" w:hAnsi="Consolas"/>
+          <w:color w:val="7A2E0E"/>
+          <w:sz w:val="19"/>
+          <w:szCs w:val="19"/>
+        </w:rPr>
+        <w:t xml:space="preserve">company-profiler</w:t>
+      </w:r>
+      <w:r>
+        <w:rPr>
+          <w:rFonts w:ascii="Calibri" w:cs="Calibri" w:eastAsia="Microsoft JhengHei" w:hAnsi="Calibri"/>
+        </w:rPr>
+        <w:t xml:space="preserve">，以 </w:t>
+      </w:r>
+      <w:r>
+        <w:rPr>
+          <w:rFonts w:ascii="Consolas" w:cs="Consolas" w:eastAsia="Microsoft JhengHei" w:hAnsi="Consolas"/>
+          <w:color w:val="7A2E0E"/>
+          <w:sz w:val="19"/>
+          <w:szCs w:val="19"/>
+        </w:rPr>
+        <w:t xml:space="preserve">company-profiler</w:t>
+      </w:r>
+      <w:r>
+        <w:rPr>
+          <w:rFonts w:ascii="Calibri" w:cs="Calibri" w:eastAsia="Microsoft JhengHei" w:hAnsi="Calibri"/>
+        </w:rPr>
+        <w:t xml:space="preserve"> 帳號執行。</w:t>
+      </w:r>
+    </w:p>
+    <w:p>
+      <w:pPr>
+        <w:pStyle w:val="ListParagraph"/>
+        <w:numPr>
+          <w:ilvl w:val="0"/>
+          <w:numId w:val="5"/>
+        </w:numPr>
+        <w:spacing w:after="60"/>
+      </w:pPr>
+      <w:r>
+        <w:rPr>
+          <w:rFonts w:ascii="Consolas" w:cs="Consolas" w:eastAsia="Microsoft JhengHei" w:hAnsi="Consolas"/>
+          <w:color w:val="7A2E0E"/>
+          <w:sz w:val="19"/>
+          <w:szCs w:val="19"/>
+        </w:rPr>
+        <w:t xml:space="preserve">nvm use 22</w:t>
+      </w:r>
+      <w:r>
+        <w:rPr>
+          <w:rFonts w:ascii="Calibri" w:cs="Calibri" w:eastAsia="Microsoft JhengHei" w:hAnsi="Calibri"/>
+        </w:rPr>
+        <w:t xml:space="preserve"> 選擇 Node 22。</w:t>
+      </w:r>
+    </w:p>
+    <w:p>
+      <w:pPr>
+        <w:pStyle w:val="ListParagraph"/>
+        <w:numPr>
+          <w:ilvl w:val="0"/>
+          <w:numId w:val="5"/>
+        </w:numPr>
+        <w:spacing w:after="60"/>
+      </w:pPr>
+      <w:r>
+        <w:rPr>
+          <w:rFonts w:ascii="Calibri" w:cs="Calibri" w:eastAsia="Microsoft JhengHei" w:hAnsi="Calibri"/>
+        </w:rPr>
+        <w:t xml:space="preserve">刪除舊的目錄，重新 </w:t>
+      </w:r>
+      <w:r>
+        <w:rPr>
+          <w:rFonts w:ascii="Consolas" w:cs="Consolas" w:eastAsia="Microsoft JhengHei" w:hAnsi="Consolas"/>
+          <w:color w:val="7A2E0E"/>
+          <w:sz w:val="19"/>
+          <w:szCs w:val="19"/>
+        </w:rPr>
+        <w:t xml:space="preserve">git clone</w:t>
+      </w:r>
+      <w:r>
+        <w:rPr>
+          <w:rFonts w:ascii="Calibri" w:cs="Calibri" w:eastAsia="Microsoft JhengHei" w:hAnsi="Calibri"/>
+        </w:rPr>
+        <w:t xml:space="preserve"> 該分支。</w:t>
+      </w:r>
+    </w:p>
+    <w:p>
+      <w:pPr>
+        <w:pStyle w:val="ListParagraph"/>
+        <w:numPr>
+          <w:ilvl w:val="0"/>
+          <w:numId w:val="5"/>
+        </w:numPr>
+        <w:spacing w:after="60"/>
+      </w:pPr>
+      <w:r>
+        <w:rPr>
+          <w:rFonts w:ascii="Calibri" w:cs="Calibri" w:eastAsia="Microsoft JhengHei" w:hAnsi="Calibri"/>
+        </w:rPr>
+        <w:t xml:space="preserve">執行 </w:t>
+      </w:r>
+      <w:r>
+        <w:rPr>
+          <w:rFonts w:ascii="Consolas" w:cs="Consolas" w:eastAsia="Microsoft JhengHei" w:hAnsi="Consolas"/>
+          <w:color w:val="7A2E0E"/>
+          <w:sz w:val="19"/>
+          <w:szCs w:val="19"/>
+        </w:rPr>
+        <w:t xml:space="preserve">npm install</w:t>
+      </w:r>
+      <w:r>
+        <w:rPr>
+          <w:rFonts w:ascii="Calibri" w:cs="Calibri" w:eastAsia="Microsoft JhengHei" w:hAnsi="Calibri"/>
+        </w:rPr>
+        <w:t xml:space="preserve">，再執行 </w:t>
+      </w:r>
+      <w:r>
+        <w:rPr>
+          <w:rFonts w:ascii="Consolas" w:cs="Consolas" w:eastAsia="Microsoft JhengHei" w:hAnsi="Consolas"/>
+          <w:color w:val="7A2E0E"/>
+          <w:sz w:val="19"/>
+          <w:szCs w:val="19"/>
+        </w:rPr>
+        <w:t xml:space="preserve">npm run build</w:t>
+      </w:r>
+      <w:r>
+        <w:rPr>
+          <w:rFonts w:ascii="Calibri" w:cs="Calibri" w:eastAsia="Microsoft JhengHei" w:hAnsi="Calibri"/>
+        </w:rPr>
+        <w:t xml:space="preserve">。</w:t>
+      </w:r>
+    </w:p>
+    <w:p>
+      <w:pPr>
+        <w:pStyle w:val="ListParagraph"/>
+        <w:numPr>
+          <w:ilvl w:val="0"/>
+          <w:numId w:val="5"/>
+        </w:numPr>
+        <w:spacing w:after="60"/>
+      </w:pPr>
+      <w:r>
+        <w:rPr>
+          <w:rFonts w:ascii="Calibri" w:cs="Calibri" w:eastAsia="Microsoft JhengHei" w:hAnsi="Calibri"/>
+        </w:rPr>
+        <w:t xml:space="preserve">build 成功後，用 PM2 重新啟動 </w:t>
+      </w:r>
+      <w:r>
+        <w:rPr>
+          <w:rFonts w:ascii="Consolas" w:cs="Consolas" w:eastAsia="Microsoft JhengHei" w:hAnsi="Consolas"/>
+          <w:color w:val="7A2E0E"/>
+          <w:sz w:val="19"/>
+          <w:szCs w:val="19"/>
+        </w:rPr>
+        <w:t xml:space="preserve">npm start</w:t>
+      </w:r>
+      <w:r>
+        <w:rPr>
+          <w:rFonts w:ascii="Calibri" w:cs="Calibri" w:eastAsia="Microsoft JhengHei" w:hAnsi="Calibri"/>
+        </w:rPr>
+        <w:t xml:space="preserve">，並 </w:t>
+      </w:r>
+      <w:r>
+        <w:rPr>
+          <w:rFonts w:ascii="Consolas" w:cs="Consolas" w:eastAsia="Microsoft JhengHei" w:hAnsi="Consolas"/>
+          <w:color w:val="7A2E0E"/>
+          <w:sz w:val="19"/>
+          <w:szCs w:val="19"/>
+        </w:rPr>
+        <w:t xml:space="preserve">pm2 save</w:t>
+      </w:r>
+      <w:r>
+        <w:rPr>
+          <w:rFonts w:ascii="Calibri" w:cs="Calibri" w:eastAsia="Microsoft JhengHei" w:hAnsi="Calibri"/>
+        </w:rPr>
+        <w:t xml:space="preserve">。</w:t>
+      </w:r>
+    </w:p>
+    <w:p>
+      <w:pPr>
+        <w:keepNext/>
+        <w:spacing w:after="120"/>
+      </w:pPr>
+      <w:r>
+        <w:rPr>
+          <w:rFonts w:ascii="Calibri" w:cs="Calibri" w:eastAsia="Microsoft JhengHei" w:hAnsi="Calibri"/>
+        </w:rPr>
+        <w:t xml:space="preserve">注意：</w:t>
+      </w:r>
+    </w:p>
+    <w:p>
+      <w:pPr>
+        <w:pStyle w:val="ListParagraph"/>
+        <w:numPr>
+          <w:ilvl w:val="0"/>
+          <w:numId w:val="2"/>
+        </w:numPr>
+        <w:spacing w:after="60"/>
+      </w:pPr>
+      <w:r>
+        <w:rPr>
+          <w:rFonts w:ascii="Calibri" w:cs="Calibri" w:eastAsia="Microsoft JhengHei" w:hAnsi="Calibri"/>
+          <w:b/>
+          <w:bCs/>
+        </w:rPr>
+        <w:t xml:space="preserve">build 失敗時不會重啟服務</w:t>
+      </w:r>
+      <w:r>
+        <w:rPr>
+          <w:rFonts w:ascii="Calibri" w:cs="Calibri" w:eastAsia="Microsoft JhengHei" w:hAnsi="Calibri"/>
+        </w:rPr>
+        <w:t xml:space="preserve">，PM2 繼續跑舊的程序；但伺服器上的目錄已經換成新程式碼，修正後請重新 push。</w:t>
+      </w:r>
+    </w:p>
+    <w:p>
+      <w:pPr>
+        <w:pStyle w:val="ListParagraph"/>
+        <w:numPr>
+          <w:ilvl w:val="0"/>
+          <w:numId w:val="2"/>
+        </w:numPr>
+        <w:spacing w:after="60"/>
+      </w:pPr>
+      <w:r>
+        <w:rPr>
+          <w:rFonts w:ascii="Calibri" w:cs="Calibri" w:eastAsia="Microsoft JhengHei" w:hAnsi="Calibri"/>
+        </w:rPr>
+        <w:t xml:space="preserve">若 </w:t>
+      </w:r>
+      <w:r>
+        <w:rPr>
+          <w:rFonts w:ascii="Consolas" w:cs="Consolas" w:eastAsia="Microsoft JhengHei" w:hAnsi="Consolas"/>
+          <w:color w:val="7A2E0E"/>
+          <w:sz w:val="19"/>
+          <w:szCs w:val="19"/>
+        </w:rPr>
+        <w:t xml:space="preserve">nvm use 22</w:t>
+      </w:r>
+      <w:r>
+        <w:rPr>
+          <w:rFonts w:ascii="Calibri" w:cs="Calibri" w:eastAsia="Microsoft JhengHei" w:hAnsi="Calibri"/>
+        </w:rPr>
+        <w:t xml:space="preserve"> 選到 v22.7.0，</w:t>
+      </w:r>
+      <w:r>
+        <w:rPr>
+          <w:rFonts w:ascii="Consolas" w:cs="Consolas" w:eastAsia="Microsoft JhengHei" w:hAnsi="Consolas"/>
+          <w:color w:val="7A2E0E"/>
+          <w:sz w:val="19"/>
+          <w:szCs w:val="19"/>
+        </w:rPr>
+        <w:t xml:space="preserve">npm run build</w:t>
+      </w:r>
+      <w:r>
+        <w:rPr>
+          <w:rFonts w:ascii="Calibri" w:cs="Calibri" w:eastAsia="Microsoft JhengHei" w:hAnsi="Calibri"/>
+        </w:rPr>
+        <w:t xml:space="preserve"> 會失敗，請在伺服器上改裝較新的 Node 22。</w:t>
+      </w:r>
+    </w:p>
+    <w:p>
+      <w:pPr>
+        <w:pStyle w:val="ListParagraph"/>
+        <w:numPr>
+          <w:ilvl w:val="0"/>
+          <w:numId w:val="2"/>
+        </w:numPr>
+        <w:spacing w:after="60"/>
+      </w:pPr>
+      <w:r>
+        <w:rPr>
+          <w:rFonts w:ascii="Calibri" w:cs="Calibri" w:eastAsia="Microsoft JhengHei" w:hAnsi="Calibri"/>
+        </w:rPr>
+        <w:t xml:space="preserve">這個流程用的是 repo 裡的 </w:t>
+      </w:r>
+      <w:r>
+        <w:rPr>
+          <w:rFonts w:ascii="Consolas" w:cs="Consolas" w:eastAsia="Microsoft JhengHei" w:hAnsi="Consolas"/>
+          <w:color w:val="7A2E0E"/>
+          <w:sz w:val="19"/>
+          <w:szCs w:val="19"/>
+        </w:rPr>
+        <w:t xml:space="preserve">.env</w:t>
+      </w:r>
+      <w:r>
+        <w:rPr>
+          <w:rFonts w:ascii="Calibri" w:cs="Calibri" w:eastAsia="Microsoft JhengHei" w:hAnsi="Calibri"/>
+        </w:rPr>
+        <w:t xml:space="preserve">，所以裡面的設定（特別是 </w:t>
+      </w:r>
+      <w:r>
+        <w:rPr>
+          <w:rFonts w:ascii="Consolas" w:cs="Consolas" w:eastAsia="Microsoft JhengHei" w:hAnsi="Consolas"/>
+          <w:color w:val="7A2E0E"/>
+          <w:sz w:val="19"/>
+          <w:szCs w:val="19"/>
+        </w:rPr>
+        <w:t xml:space="preserve">PUBLIC_URL</w:t>
+      </w:r>
+      <w:r>
+        <w:rPr>
+          <w:rFonts w:ascii="Calibri" w:cs="Calibri" w:eastAsia="Microsoft JhengHei" w:hAnsi="Calibri"/>
+        </w:rPr>
+        <w:t xml:space="preserve">）要符合那台伺服器。</w:t>
+      </w:r>
+    </w:p>
+    <w:p>
+      <w:pPr>
+        <w:pStyle w:val="ListParagraph"/>
+        <w:numPr>
+          <w:ilvl w:val="0"/>
+          <w:numId w:val="2"/>
+        </w:numPr>
+        <w:spacing w:after="60"/>
+      </w:pPr>
+      <w:r>
+        <w:rPr>
+          <w:rFonts w:ascii="Calibri" w:cs="Calibri" w:eastAsia="Microsoft JhengHei" w:hAnsi="Calibri"/>
+        </w:rPr>
+        <w:t xml:space="preserve">執行結果在 https://github.com/infocast-tw/company_profiles/actions 查看。</w:t>
       </w:r>
     </w:p>
     <w:p>
@@ -3487,7 +5034,7 @@
         <w:rPr>
           <w:rFonts w:ascii="Calibri" w:cs="Calibri" w:eastAsia="Microsoft JhengHei" w:hAnsi="Calibri"/>
         </w:rPr>
-        <w:t xml:space="preserve">7. 選用：用 Nginx 反向代理（80/443 port）</w:t>
+        <w:t xml:space="preserve">8. 維運</w:t>
       </w:r>
     </w:p>
     <w:p>
@@ -3509,7 +5056,7 @@
           <w:sz w:val="18"/>
           <w:szCs w:val="18"/>
         </w:rPr>
-        <w:t xml:space="preserve">server {</w:t>
+        <w:t xml:space="preserve"># 在伺服器上（部署帳號已有免密碼權限）</w:t>
       </w:r>
     </w:p>
     <w:p>
@@ -3530,7 +5077,7 @@
           <w:sz w:val="18"/>
           <w:szCs w:val="18"/>
         </w:rPr>
-        <w:t xml:space="preserve">    listen 80;</w:t>
+        <w:t xml:space="preserve">sudo systemctl status stock-app --no-pager</w:t>
       </w:r>
     </w:p>
     <w:p>
@@ -3551,7 +5098,7 @@
           <w:sz w:val="18"/>
           <w:szCs w:val="18"/>
         </w:rPr>
-        <w:t xml:space="preserve">    server_name stock.example.com;</w:t>
+        <w:t xml:space="preserve">sudo journalctl -u stock-app -n 100 --no-pager     # 最近的 log</w:t>
       </w:r>
     </w:p>
     <w:p>
@@ -3572,7 +5119,7 @@
           <w:sz w:val="18"/>
           <w:szCs w:val="18"/>
         </w:rPr>
-        <w:t xml:space="preserve">    location / {</w:t>
+        <w:t xml:space="preserve">sudo journalctl -u stock-app -f                    # 即時追蹤 log</w:t>
       </w:r>
     </w:p>
     <w:p>
@@ -3593,7 +5140,7 @@
           <w:sz w:val="18"/>
           <w:szCs w:val="18"/>
         </w:rPr>
-        <w:t xml:space="preserve">        proxy_pass http://127.0.0.1:3000;</w:t>
+        <w:t xml:space="preserve"> </w:t>
       </w:r>
     </w:p>
     <w:p>
@@ -3614,7 +5161,7 @@
           <w:sz w:val="18"/>
           <w:szCs w:val="18"/>
         </w:rPr>
-        <w:t xml:space="preserve">        proxy_set_header Host $host;</w:t>
+        <w:t xml:space="preserve"># 修改設定：編輯 shared/.env 後重啟</w:t>
       </w:r>
     </w:p>
     <w:p>
@@ -3635,49 +5182,7 @@
           <w:sz w:val="18"/>
           <w:szCs w:val="18"/>
         </w:rPr>
-        <w:t xml:space="preserve">        proxy_set_header X-Forwarded-For $proxy_add_x_forwarded_for;</w:t>
-      </w:r>
-    </w:p>
-    <w:p>
-      <w:pPr>
-        <w:keepNext/>
-        <w:keepLines/>
-        <w:pBdr>
-          <w:left w:val="single" w:color="D9D9D9" w:sz="4" w:space="6"/>
-          <w:right w:val="single" w:color="D9D9D9" w:sz="4" w:space="6"/>
-        </w:pBdr>
-        <w:shd w:fill="F2F2F2" w:color="auto" w:val="clear"/>
-        <w:spacing w:after="0" w:before="0" w:line="228"/>
-        <w:ind w:left="200" w:right="200"/>
-      </w:pPr>
-      <w:r>
-        <w:rPr>
-          <w:rFonts w:ascii="Consolas" w:cs="Consolas" w:eastAsia="Microsoft JhengHei" w:hAnsi="Consolas"/>
-          <w:sz w:val="18"/>
-          <w:szCs w:val="18"/>
-        </w:rPr>
-        <w:t xml:space="preserve">        proxy_read_timeout 60s;   # 新增股票時伺服器最多等 20 秒查資料</w:t>
-      </w:r>
-    </w:p>
-    <w:p>
-      <w:pPr>
-        <w:keepNext/>
-        <w:keepLines/>
-        <w:pBdr>
-          <w:left w:val="single" w:color="D9D9D9" w:sz="4" w:space="6"/>
-          <w:right w:val="single" w:color="D9D9D9" w:sz="4" w:space="6"/>
-        </w:pBdr>
-        <w:shd w:fill="F2F2F2" w:color="auto" w:val="clear"/>
-        <w:spacing w:after="0" w:before="0" w:line="228"/>
-        <w:ind w:left="200" w:right="200"/>
-      </w:pPr>
-      <w:r>
-        <w:rPr>
-          <w:rFonts w:ascii="Consolas" w:cs="Consolas" w:eastAsia="Microsoft JhengHei" w:hAnsi="Consolas"/>
-          <w:sz w:val="18"/>
-          <w:szCs w:val="18"/>
-        </w:rPr>
-        <w:t xml:space="preserve">    }</w:t>
+        <w:t xml:space="preserve">nano /opt/stock-app/shared/.env</w:t>
       </w:r>
     </w:p>
     <w:p>
@@ -3699,11 +5204,374 @@
           <w:sz w:val="18"/>
           <w:szCs w:val="18"/>
         </w:rPr>
+        <w:t xml:space="preserve">sudo systemctl restart stock-app</w:t>
+      </w:r>
+    </w:p>
+    <w:p>
+      <w:pPr>
+        <w:keepNext/>
+        <w:spacing w:after="120"/>
+      </w:pPr>
+      <w:r>
+        <w:rPr>
+          <w:rFonts w:ascii="Calibri" w:cs="Calibri" w:eastAsia="Microsoft JhengHei" w:hAnsi="Calibri"/>
+        </w:rPr>
+        <w:t xml:space="preserve">在伺服器上執行 </w:t>
+      </w:r>
+      <w:r>
+        <w:rPr>
+          <w:rFonts w:ascii="Consolas" w:cs="Consolas" w:eastAsia="Microsoft JhengHei" w:hAnsi="Consolas"/>
+          <w:color w:val="7A2E0E"/>
+          <w:sz w:val="19"/>
+          <w:szCs w:val="19"/>
+        </w:rPr>
+        <w:t xml:space="preserve">scripts/</w:t>
+      </w:r>
+      <w:r>
+        <w:rPr>
+          <w:rFonts w:ascii="Calibri" w:cs="Calibri" w:eastAsia="Microsoft JhengHei" w:hAnsi="Calibri"/>
+        </w:rPr>
+        <w:t xml:space="preserve"> 的命令列工具（以服務帳號執行，才能讀 </w:t>
+      </w:r>
+      <w:r>
+        <w:rPr>
+          <w:rFonts w:ascii="Consolas" w:cs="Consolas" w:eastAsia="Microsoft JhengHei" w:hAnsi="Consolas"/>
+          <w:color w:val="7A2E0E"/>
+          <w:sz w:val="19"/>
+          <w:szCs w:val="19"/>
+        </w:rPr>
+        <w:t xml:space="preserve">.env</w:t>
+      </w:r>
+      <w:r>
+        <w:rPr>
+          <w:rFonts w:ascii="Calibri" w:cs="Calibri" w:eastAsia="Microsoft JhengHei" w:hAnsi="Calibri"/>
+        </w:rPr>
+        <w:t xml:space="preserve">）：</w:t>
+      </w:r>
+    </w:p>
+    <w:p>
+      <w:pPr>
+        <w:keepNext/>
+        <w:keepLines/>
+        <w:pBdr>
+          <w:top w:val="single" w:color="D9D9D9" w:sz="4" w:space="4"/>
+          <w:left w:val="single" w:color="D9D9D9" w:sz="4" w:space="6"/>
+          <w:right w:val="single" w:color="D9D9D9" w:sz="4" w:space="6"/>
+        </w:pBdr>
+        <w:shd w:fill="F2F2F2" w:color="auto" w:val="clear"/>
+        <w:spacing w:after="0" w:before="80" w:line="228"/>
+        <w:ind w:left="200" w:right="200"/>
+      </w:pPr>
+      <w:r>
+        <w:rPr>
+          <w:rFonts w:ascii="Consolas" w:cs="Consolas" w:eastAsia="Microsoft JhengHei" w:hAnsi="Consolas"/>
+          <w:sz w:val="18"/>
+          <w:szCs w:val="18"/>
+        </w:rPr>
+        <w:t xml:space="preserve">cd /opt/stock-app/current</w:t>
+      </w:r>
+    </w:p>
+    <w:p>
+      <w:pPr>
+        <w:keepNext/>
+        <w:keepLines/>
+        <w:pBdr>
+          <w:left w:val="single" w:color="D9D9D9" w:sz="4" w:space="6"/>
+          <w:right w:val="single" w:color="D9D9D9" w:sz="4" w:space="6"/>
+        </w:pBdr>
+        <w:shd w:fill="F2F2F2" w:color="auto" w:val="clear"/>
+        <w:spacing w:after="0" w:before="0" w:line="228"/>
+        <w:ind w:left="200" w:right="200"/>
+      </w:pPr>
+      <w:r>
+        <w:rPr>
+          <w:rFonts w:ascii="Consolas" w:cs="Consolas" w:eastAsia="Microsoft JhengHei" w:hAnsi="Consolas"/>
+          <w:sz w:val="18"/>
+          <w:szCs w:val="18"/>
+        </w:rPr>
+        <w:t xml:space="preserve">sudo -u stockapp node scripts/monitor-stocks.js AAPL MSFT          # 預覽</w:t>
+      </w:r>
+    </w:p>
+    <w:p>
+      <w:pPr>
+        <w:keepNext w:val="false"/>
+        <w:keepLines/>
+        <w:pBdr>
+          <w:left w:val="single" w:color="D9D9D9" w:sz="4" w:space="6"/>
+          <w:bottom w:val="single" w:color="D9D9D9" w:sz="4" w:space="4"/>
+          <w:right w:val="single" w:color="D9D9D9" w:sz="4" w:space="6"/>
+        </w:pBdr>
+        <w:shd w:fill="F2F2F2" w:color="auto" w:val="clear"/>
+        <w:spacing w:after="160" w:before="0" w:line="228"/>
+        <w:ind w:left="200" w:right="200"/>
+      </w:pPr>
+      <w:r>
+        <w:rPr>
+          <w:rFonts w:ascii="Consolas" w:cs="Consolas" w:eastAsia="Microsoft JhengHei" w:hAnsi="Consolas"/>
+          <w:sz w:val="18"/>
+          <w:szCs w:val="18"/>
+        </w:rPr>
+        <w:t xml:space="preserve">sudo -u stockapp node scripts/add-from-yahoo.js NVDA</w:t>
+      </w:r>
+    </w:p>
+    <w:p>
+      <w:pPr>
+        <w:spacing w:after="120"/>
+      </w:pPr>
+      <w:r>
+        <w:rPr>
+          <w:rFonts w:ascii="Calibri" w:cs="Calibri" w:eastAsia="Microsoft JhengHei" w:hAnsi="Calibri"/>
+          <w:i/>
+          <w:iCs/>
+          <w:color w:val="595959"/>
+        </w:rPr>
+        <w:t xml:space="preserve">（這需要部署帳號有一般 sudo 權限；會寫檔的腳本如 </w:t>
+      </w:r>
+      <w:r>
+        <w:rPr>
+          <w:rFonts w:ascii="Consolas" w:cs="Consolas" w:eastAsia="Microsoft JhengHei" w:hAnsi="Consolas"/>
+          <w:color w:val="7A2E0E"/>
+          <w:sz w:val="19"/>
+          <w:szCs w:val="19"/>
+        </w:rPr>
+        <w:t xml:space="preserve">export-to-csv.js</w:t>
+      </w:r>
+      <w:r>
+        <w:rPr>
+          <w:rFonts w:ascii="Calibri" w:cs="Calibri" w:eastAsia="Microsoft JhengHei" w:hAnsi="Calibri"/>
+          <w:i/>
+          <w:iCs/>
+          <w:color w:val="595959"/>
+        </w:rPr>
+        <w:t xml:space="preserve"> 請改用部署帳號執行，因為 release 目錄屬於部署帳號。）</w:t>
+      </w:r>
+    </w:p>
+    <w:p>
+      <w:pPr>
+        <w:pStyle w:val="Heading1"/>
+      </w:pPr>
+      <w:r>
+        <w:rPr>
+          <w:rFonts w:ascii="Calibri" w:cs="Calibri" w:eastAsia="Microsoft JhengHei" w:hAnsi="Calibri"/>
+        </w:rPr>
+        <w:t xml:space="preserve">9. 選用：用 Nginx 反向代理（80/443 port）</w:t>
+      </w:r>
+    </w:p>
+    <w:p>
+      <w:pPr>
+        <w:keepNext/>
+        <w:keepLines/>
+        <w:pBdr>
+          <w:top w:val="single" w:color="D9D9D9" w:sz="4" w:space="4"/>
+          <w:left w:val="single" w:color="D9D9D9" w:sz="4" w:space="6"/>
+          <w:right w:val="single" w:color="D9D9D9" w:sz="4" w:space="6"/>
+        </w:pBdr>
+        <w:shd w:fill="F2F2F2" w:color="auto" w:val="clear"/>
+        <w:spacing w:after="0" w:before="80" w:line="228"/>
+        <w:ind w:left="200" w:right="200"/>
+      </w:pPr>
+      <w:r>
+        <w:rPr>
+          <w:rFonts w:ascii="Consolas" w:cs="Consolas" w:eastAsia="Microsoft JhengHei" w:hAnsi="Consolas"/>
+          <w:sz w:val="18"/>
+          <w:szCs w:val="18"/>
+        </w:rPr>
+        <w:t xml:space="preserve">server {</w:t>
+      </w:r>
+    </w:p>
+    <w:p>
+      <w:pPr>
+        <w:keepNext/>
+        <w:keepLines/>
+        <w:pBdr>
+          <w:left w:val="single" w:color="D9D9D9" w:sz="4" w:space="6"/>
+          <w:right w:val="single" w:color="D9D9D9" w:sz="4" w:space="6"/>
+        </w:pBdr>
+        <w:shd w:fill="F2F2F2" w:color="auto" w:val="clear"/>
+        <w:spacing w:after="0" w:before="0" w:line="228"/>
+        <w:ind w:left="200" w:right="200"/>
+      </w:pPr>
+      <w:r>
+        <w:rPr>
+          <w:rFonts w:ascii="Consolas" w:cs="Consolas" w:eastAsia="Microsoft JhengHei" w:hAnsi="Consolas"/>
+          <w:sz w:val="18"/>
+          <w:szCs w:val="18"/>
+        </w:rPr>
+        <w:t xml:space="preserve">    listen 80;</w:t>
+      </w:r>
+    </w:p>
+    <w:p>
+      <w:pPr>
+        <w:keepNext/>
+        <w:keepLines/>
+        <w:pBdr>
+          <w:left w:val="single" w:color="D9D9D9" w:sz="4" w:space="6"/>
+          <w:right w:val="single" w:color="D9D9D9" w:sz="4" w:space="6"/>
+        </w:pBdr>
+        <w:shd w:fill="F2F2F2" w:color="auto" w:val="clear"/>
+        <w:spacing w:after="0" w:before="0" w:line="228"/>
+        <w:ind w:left="200" w:right="200"/>
+      </w:pPr>
+      <w:r>
+        <w:rPr>
+          <w:rFonts w:ascii="Consolas" w:cs="Consolas" w:eastAsia="Microsoft JhengHei" w:hAnsi="Consolas"/>
+          <w:sz w:val="18"/>
+          <w:szCs w:val="18"/>
+        </w:rPr>
+        <w:t xml:space="preserve">    server_name stock.example.com;</w:t>
+      </w:r>
+    </w:p>
+    <w:p>
+      <w:pPr>
+        <w:keepNext/>
+        <w:keepLines/>
+        <w:pBdr>
+          <w:left w:val="single" w:color="D9D9D9" w:sz="4" w:space="6"/>
+          <w:right w:val="single" w:color="D9D9D9" w:sz="4" w:space="6"/>
+        </w:pBdr>
+        <w:shd w:fill="F2F2F2" w:color="auto" w:val="clear"/>
+        <w:spacing w:after="0" w:before="0" w:line="228"/>
+        <w:ind w:left="200" w:right="200"/>
+      </w:pPr>
+      <w:r>
+        <w:rPr>
+          <w:rFonts w:ascii="Consolas" w:cs="Consolas" w:eastAsia="Microsoft JhengHei" w:hAnsi="Consolas"/>
+          <w:sz w:val="18"/>
+          <w:szCs w:val="18"/>
+        </w:rPr>
+        <w:t xml:space="preserve">    location / {</w:t>
+      </w:r>
+    </w:p>
+    <w:p>
+      <w:pPr>
+        <w:keepNext/>
+        <w:keepLines/>
+        <w:pBdr>
+          <w:left w:val="single" w:color="D9D9D9" w:sz="4" w:space="6"/>
+          <w:right w:val="single" w:color="D9D9D9" w:sz="4" w:space="6"/>
+        </w:pBdr>
+        <w:shd w:fill="F2F2F2" w:color="auto" w:val="clear"/>
+        <w:spacing w:after="0" w:before="0" w:line="228"/>
+        <w:ind w:left="200" w:right="200"/>
+      </w:pPr>
+      <w:r>
+        <w:rPr>
+          <w:rFonts w:ascii="Consolas" w:cs="Consolas" w:eastAsia="Microsoft JhengHei" w:hAnsi="Consolas"/>
+          <w:sz w:val="18"/>
+          <w:szCs w:val="18"/>
+        </w:rPr>
+        <w:t xml:space="preserve">        proxy_pass http://127.0.0.1:3000;</w:t>
+      </w:r>
+    </w:p>
+    <w:p>
+      <w:pPr>
+        <w:keepNext/>
+        <w:keepLines/>
+        <w:pBdr>
+          <w:left w:val="single" w:color="D9D9D9" w:sz="4" w:space="6"/>
+          <w:right w:val="single" w:color="D9D9D9" w:sz="4" w:space="6"/>
+        </w:pBdr>
+        <w:shd w:fill="F2F2F2" w:color="auto" w:val="clear"/>
+        <w:spacing w:after="0" w:before="0" w:line="228"/>
+        <w:ind w:left="200" w:right="200"/>
+      </w:pPr>
+      <w:r>
+        <w:rPr>
+          <w:rFonts w:ascii="Consolas" w:cs="Consolas" w:eastAsia="Microsoft JhengHei" w:hAnsi="Consolas"/>
+          <w:sz w:val="18"/>
+          <w:szCs w:val="18"/>
+        </w:rPr>
+        <w:t xml:space="preserve">        proxy_set_header Host $host;</w:t>
+      </w:r>
+    </w:p>
+    <w:p>
+      <w:pPr>
+        <w:keepNext/>
+        <w:keepLines/>
+        <w:pBdr>
+          <w:left w:val="single" w:color="D9D9D9" w:sz="4" w:space="6"/>
+          <w:right w:val="single" w:color="D9D9D9" w:sz="4" w:space="6"/>
+        </w:pBdr>
+        <w:shd w:fill="F2F2F2" w:color="auto" w:val="clear"/>
+        <w:spacing w:after="0" w:before="0" w:line="228"/>
+        <w:ind w:left="200" w:right="200"/>
+      </w:pPr>
+      <w:r>
+        <w:rPr>
+          <w:rFonts w:ascii="Consolas" w:cs="Consolas" w:eastAsia="Microsoft JhengHei" w:hAnsi="Consolas"/>
+          <w:sz w:val="18"/>
+          <w:szCs w:val="18"/>
+        </w:rPr>
+        <w:t xml:space="preserve">        proxy_set_header X-Forwarded-For $proxy_add_x_forwarded_for;</w:t>
+      </w:r>
+    </w:p>
+    <w:p>
+      <w:pPr>
+        <w:keepNext/>
+        <w:keepLines/>
+        <w:pBdr>
+          <w:left w:val="single" w:color="D9D9D9" w:sz="4" w:space="6"/>
+          <w:right w:val="single" w:color="D9D9D9" w:sz="4" w:space="6"/>
+        </w:pBdr>
+        <w:shd w:fill="F2F2F2" w:color="auto" w:val="clear"/>
+        <w:spacing w:after="0" w:before="0" w:line="228"/>
+        <w:ind w:left="200" w:right="200"/>
+      </w:pPr>
+      <w:r>
+        <w:rPr>
+          <w:rFonts w:ascii="Consolas" w:cs="Consolas" w:eastAsia="Microsoft JhengHei" w:hAnsi="Consolas"/>
+          <w:sz w:val="18"/>
+          <w:szCs w:val="18"/>
+        </w:rPr>
+        <w:t xml:space="preserve">        proxy_read_timeout 60s;   # 新增股票時伺服器最多等 20 秒查資料</w:t>
+      </w:r>
+    </w:p>
+    <w:p>
+      <w:pPr>
+        <w:keepNext/>
+        <w:keepLines/>
+        <w:pBdr>
+          <w:left w:val="single" w:color="D9D9D9" w:sz="4" w:space="6"/>
+          <w:right w:val="single" w:color="D9D9D9" w:sz="4" w:space="6"/>
+        </w:pBdr>
+        <w:shd w:fill="F2F2F2" w:color="auto" w:val="clear"/>
+        <w:spacing w:after="0" w:before="0" w:line="228"/>
+        <w:ind w:left="200" w:right="200"/>
+      </w:pPr>
+      <w:r>
+        <w:rPr>
+          <w:rFonts w:ascii="Consolas" w:cs="Consolas" w:eastAsia="Microsoft JhengHei" w:hAnsi="Consolas"/>
+          <w:sz w:val="18"/>
+          <w:szCs w:val="18"/>
+        </w:rPr>
+        <w:t xml:space="preserve">    }</w:t>
+      </w:r>
+    </w:p>
+    <w:p>
+      <w:pPr>
+        <w:keepNext w:val="false"/>
+        <w:keepLines/>
+        <w:pBdr>
+          <w:left w:val="single" w:color="D9D9D9" w:sz="4" w:space="6"/>
+          <w:bottom w:val="single" w:color="D9D9D9" w:sz="4" w:space="4"/>
+          <w:right w:val="single" w:color="D9D9D9" w:sz="4" w:space="6"/>
+        </w:pBdr>
+        <w:shd w:fill="F2F2F2" w:color="auto" w:val="clear"/>
+        <w:spacing w:after="160" w:before="0" w:line="228"/>
+        <w:ind w:left="200" w:right="200"/>
+      </w:pPr>
+      <w:r>
+        <w:rPr>
+          <w:rFonts w:ascii="Consolas" w:cs="Consolas" w:eastAsia="Microsoft JhengHei" w:hAnsi="Consolas"/>
+          <w:sz w:val="18"/>
+          <w:szCs w:val="18"/>
+        </w:rPr>
         <w:t xml:space="preserve">}</w:t>
       </w:r>
     </w:p>
     <w:p>
       <w:pPr>
+        <w:keepNext w:val="false"/>
         <w:spacing w:after="120"/>
       </w:pPr>
       <w:r>
@@ -3796,7 +5664,7 @@
         <w:rPr>
           <w:rFonts w:ascii="Calibri" w:cs="Calibri" w:eastAsia="Microsoft JhengHei" w:hAnsi="Calibri"/>
         </w:rPr>
-        <w:t xml:space="preserve">8. 疑難排解</w:t>
+        <w:t xml:space="preserve">10. 疑難排解</w:t>
       </w:r>
     </w:p>
     <w:tbl>
@@ -4234,15 +6102,7 @@
                 <w:sz w:val="19"/>
                 <w:szCs w:val="19"/>
               </w:rPr>
-              <w:t xml:space="preserve">Health check failed</w:t>
-            </w:r>
-            <w:r>
-              <w:rPr>
-                <w:rFonts w:ascii="Calibri" w:cs="Calibri" w:eastAsia="Microsoft JhengHei" w:hAnsi="Calibri"/>
-                <w:sz w:val="20"/>
-                <w:szCs w:val="20"/>
-              </w:rPr>
-              <w:t xml:space="preserve"> 並自動回滾</w:t>
+              <w:t xml:space="preserve">Build check failed</w:t>
             </w:r>
           </w:p>
         </w:tc>
@@ -4268,20 +6128,12 @@
             </w:pPr>
             <w:r>
               <w:rPr>
-                <w:rFonts w:ascii="Calibri" w:cs="Calibri" w:eastAsia="Microsoft JhengHei" w:hAnsi="Calibri"/>
-                <w:sz w:val="20"/>
-                <w:szCs w:val="20"/>
-              </w:rPr>
-              <w:t xml:space="preserve">看隨後印出的 log。常見：資料庫連不上（IP 白名單）、</w:t>
-            </w:r>
-            <w:r>
-              <w:rPr>
                 <w:rFonts w:ascii="Consolas" w:cs="Consolas" w:eastAsia="Microsoft JhengHei" w:hAnsi="Consolas"/>
                 <w:color w:val="7A2E0E"/>
                 <w:sz w:val="19"/>
                 <w:szCs w:val="19"/>
               </w:rPr>
-              <w:t xml:space="preserve">.env</w:t>
+              <w:t xml:space="preserve">npm run build</w:t>
             </w:r>
             <w:r>
               <w:rPr>
@@ -4289,7 +6141,7 @@
                 <w:sz w:val="20"/>
                 <w:szCs w:val="20"/>
               </w:rPr>
-              <w:t xml:space="preserve"> 的 </w:t>
+              <w:t xml:space="preserve"> 列出的原因：Node 版本（升級到 &gt;= 22.8.0）、JS 語法錯誤（修正後重新 commit／部署）、缺少套件（重跑 </w:t>
             </w:r>
             <w:r>
               <w:rPr>
@@ -4298,7 +6150,7 @@
                 <w:sz w:val="19"/>
                 <w:szCs w:val="19"/>
               </w:rPr>
-              <w:t xml:space="preserve">PORT</w:t>
+              <w:t xml:space="preserve">npm install</w:t>
             </w:r>
             <w:r>
               <w:rPr>
@@ -4306,7 +6158,7 @@
                 <w:sz w:val="20"/>
                 <w:szCs w:val="20"/>
               </w:rPr>
-              <w:t xml:space="preserve"> 被佔用。</w:t>
+              <w:t xml:space="preserve">）。部署已停止，線上版本不受影響。</w:t>
             </w:r>
           </w:p>
         </w:tc>
@@ -4334,11 +6186,20 @@
             </w:pPr>
             <w:r>
               <w:rPr>
+                <w:rFonts w:ascii="Consolas" w:cs="Consolas" w:eastAsia="Microsoft JhengHei" w:hAnsi="Consolas"/>
+                <w:color w:val="7A2E0E"/>
+                <w:sz w:val="19"/>
+                <w:szCs w:val="19"/>
+              </w:rPr>
+              <w:t xml:space="preserve">Health check failed</w:t>
+            </w:r>
+            <w:r>
+              <w:rPr>
                 <w:rFonts w:ascii="Calibri" w:cs="Calibri" w:eastAsia="Microsoft JhengHei" w:hAnsi="Calibri"/>
                 <w:sz w:val="20"/>
                 <w:szCs w:val="20"/>
               </w:rPr>
-              <w:t xml:space="preserve">網頁打得開但資料載不出來</w:t>
+              <w:t xml:space="preserve"> 並自動回滾</w:t>
             </w:r>
           </w:p>
         </w:tc>
@@ -4364,12 +6225,20 @@
             </w:pPr>
             <w:r>
               <w:rPr>
+                <w:rFonts w:ascii="Calibri" w:cs="Calibri" w:eastAsia="Microsoft JhengHei" w:hAnsi="Calibri"/>
+                <w:sz w:val="20"/>
+                <w:szCs w:val="20"/>
+              </w:rPr>
+              <w:t xml:space="preserve">看隨後印出的 log。常見：資料庫連不上（IP 白名單）、</w:t>
+            </w:r>
+            <w:r>
+              <w:rPr>
                 <w:rFonts w:ascii="Consolas" w:cs="Consolas" w:eastAsia="Microsoft JhengHei" w:hAnsi="Consolas"/>
                 <w:color w:val="7A2E0E"/>
                 <w:sz w:val="19"/>
                 <w:szCs w:val="19"/>
               </w:rPr>
-              <w:t xml:space="preserve">PUBLIC_URL</w:t>
+              <w:t xml:space="preserve">.env</w:t>
             </w:r>
             <w:r>
               <w:rPr>
@@ -4377,7 +6246,24 @@
                 <w:sz w:val="20"/>
                 <w:szCs w:val="20"/>
               </w:rPr>
-              <w:t xml:space="preserve"> 還是舊位址 — 刪除或修正後重啟。</w:t>
+              <w:t xml:space="preserve"> 的 </w:t>
+            </w:r>
+            <w:r>
+              <w:rPr>
+                <w:rFonts w:ascii="Consolas" w:cs="Consolas" w:eastAsia="Microsoft JhengHei" w:hAnsi="Consolas"/>
+                <w:color w:val="7A2E0E"/>
+                <w:sz w:val="19"/>
+                <w:szCs w:val="19"/>
+              </w:rPr>
+              <w:t xml:space="preserve">PORT</w:t>
+            </w:r>
+            <w:r>
+              <w:rPr>
+                <w:rFonts w:ascii="Calibri" w:cs="Calibri" w:eastAsia="Microsoft JhengHei" w:hAnsi="Calibri"/>
+                <w:sz w:val="20"/>
+                <w:szCs w:val="20"/>
+              </w:rPr>
+              <w:t xml:space="preserve"> 被佔用。</w:t>
             </w:r>
           </w:p>
         </w:tc>
@@ -4409,16 +6295,7 @@
                 <w:sz w:val="20"/>
                 <w:szCs w:val="20"/>
               </w:rPr>
-              <w:t xml:space="preserve">寫入時 </w:t>
-            </w:r>
-            <w:r>
-              <w:rPr>
-                <w:rFonts w:ascii="Consolas" w:cs="Consolas" w:eastAsia="Microsoft JhengHei" w:hAnsi="Consolas"/>
-                <w:color w:val="7A2E0E"/>
-                <w:sz w:val="19"/>
-                <w:szCs w:val="19"/>
-              </w:rPr>
-              <w:t xml:space="preserve">permission denied for schema sandbox</w:t>
+              <w:t xml:space="preserve">網頁打得開但資料載不出來</w:t>
             </w:r>
           </w:p>
         </w:tc>
@@ -4444,11 +6321,20 @@
             </w:pPr>
             <w:r>
               <w:rPr>
+                <w:rFonts w:ascii="Consolas" w:cs="Consolas" w:eastAsia="Microsoft JhengHei" w:hAnsi="Consolas"/>
+                <w:color w:val="7A2E0E"/>
+                <w:sz w:val="19"/>
+                <w:szCs w:val="19"/>
+              </w:rPr>
+              <w:t xml:space="preserve">PUBLIC_URL</w:t>
+            </w:r>
+            <w:r>
+              <w:rPr>
                 <w:rFonts w:ascii="Calibri" w:cs="Calibri" w:eastAsia="Microsoft JhengHei" w:hAnsi="Calibri"/>
                 <w:sz w:val="20"/>
                 <w:szCs w:val="20"/>
               </w:rPr>
-              <w:t xml:space="preserve">資料庫稽核觸發器的權限問題，需 DBA 授權，與部署無關。</w:t>
+              <w:t xml:space="preserve"> 還是舊位址 — 刪除或修正後重啟。</w:t>
             </w:r>
           </w:p>
         </w:tc>
@@ -4480,16 +6366,16 @@
                 <w:sz w:val="20"/>
                 <w:szCs w:val="20"/>
               </w:rPr>
-              <w:t xml:space="preserve">公司名稱重音字元變 </w:t>
-            </w:r>
-            <w:r>
-              <w:rPr>
-                <w:rFonts w:ascii="Segoe UI" w:cs="Segoe UI" w:eastAsia="Segoe UI" w:hAnsi="Segoe UI"/>
+              <w:t xml:space="preserve">寫入時 </w:t>
+            </w:r>
+            <w:r>
+              <w:rPr>
+                <w:rFonts w:ascii="Consolas" w:cs="Consolas" w:eastAsia="Microsoft JhengHei" w:hAnsi="Consolas"/>
                 <w:color w:val="7A2E0E"/>
                 <w:sz w:val="19"/>
                 <w:szCs w:val="19"/>
               </w:rPr>
-              <w:t xml:space="preserve">�</w:t>
+              <w:t xml:space="preserve">permission denied for schema sandbox</w:t>
             </w:r>
           </w:p>
         </w:tc>
@@ -4519,24 +6405,7 @@
                 <w:sz w:val="20"/>
                 <w:szCs w:val="20"/>
               </w:rPr>
-              <w:t xml:space="preserve">伺服器 Node 是 v22.7.0 — 升級（</w:t>
-            </w:r>
-            <w:r>
-              <w:rPr>
-                <w:rFonts w:ascii="Consolas" w:cs="Consolas" w:eastAsia="Microsoft JhengHei" w:hAnsi="Consolas"/>
-                <w:color w:val="7A2E0E"/>
-                <w:sz w:val="19"/>
-                <w:szCs w:val="19"/>
-              </w:rPr>
-              <w:t xml:space="preserve">sudo n install 22</w:t>
-            </w:r>
-            <w:r>
-              <w:rPr>
-                <w:rFonts w:ascii="Calibri" w:cs="Calibri" w:eastAsia="Microsoft JhengHei" w:hAnsi="Calibri"/>
-                <w:sz w:val="20"/>
-                <w:szCs w:val="20"/>
-              </w:rPr>
-              <w:t xml:space="preserve">）後重啟。</w:t>
+              <w:t xml:space="preserve">資料庫稽核觸發器的權限問題，需 DBA 授權，與部署無關。</w:t>
             </w:r>
           </w:p>
         </w:tc>
@@ -4568,7 +6437,16 @@
                 <w:sz w:val="20"/>
                 <w:szCs w:val="20"/>
               </w:rPr>
-              <w:t xml:space="preserve">每日偵測沒有執行</w:t>
+              <w:t xml:space="preserve">公司名稱重音字元變 </w:t>
+            </w:r>
+            <w:r>
+              <w:rPr>
+                <w:rFonts w:ascii="Segoe UI" w:cs="Segoe UI" w:eastAsia="Segoe UI" w:hAnsi="Segoe UI"/>
+                <w:color w:val="7A2E0E"/>
+                <w:sz w:val="19"/>
+                <w:szCs w:val="19"/>
+              </w:rPr>
+              <w:t xml:space="preserve">�</w:t>
             </w:r>
           </w:p>
         </w:tc>
@@ -4594,12 +6472,20 @@
             </w:pPr>
             <w:r>
               <w:rPr>
+                <w:rFonts w:ascii="Calibri" w:cs="Calibri" w:eastAsia="Microsoft JhengHei" w:hAnsi="Calibri"/>
+                <w:sz w:val="20"/>
+                <w:szCs w:val="20"/>
+              </w:rPr>
+              <w:t xml:space="preserve">伺服器 Node 是 v22.7.0 — 升級（</w:t>
+            </w:r>
+            <w:r>
+              <w:rPr>
                 <w:rFonts w:ascii="Consolas" w:cs="Consolas" w:eastAsia="Microsoft JhengHei" w:hAnsi="Consolas"/>
                 <w:color w:val="7A2E0E"/>
                 <w:sz w:val="19"/>
                 <w:szCs w:val="19"/>
               </w:rPr>
-              <w:t xml:space="preserve">MONITOR_DAILY_AT</w:t>
+              <w:t xml:space="preserve">sudo n install 22</w:t>
             </w:r>
             <w:r>
               <w:rPr>
@@ -4607,8 +6493,62 @@
                 <w:sz w:val="20"/>
                 <w:szCs w:val="20"/>
               </w:rPr>
-              <w:t xml:space="preserve"> 未設定，或時間是依 </w:t>
-            </w:r>
+              <w:t xml:space="preserve">）後重啟。</w:t>
+            </w:r>
+          </w:p>
+        </w:tc>
+      </w:tr>
+      <w:tr>
+        <w:tc>
+          <w:tcPr>
+            <w:tcW w:type="dxa" w:w="3885"/>
+            <w:tcBorders>
+              <w:top w:val="single" w:color="BFBFBF" w:sz="4"/>
+              <w:left w:val="single" w:color="BFBFBF" w:sz="4"/>
+              <w:bottom w:val="single" w:color="BFBFBF" w:sz="4"/>
+              <w:right w:val="single" w:color="BFBFBF" w:sz="4"/>
+            </w:tcBorders>
+            <w:tcMar>
+              <w:top w:type="dxa" w:w="60"/>
+              <w:left w:type="dxa" w:w="100"/>
+              <w:bottom w:type="dxa" w:w="60"/>
+              <w:right w:type="dxa" w:w="100"/>
+            </w:tcMar>
+          </w:tcPr>
+          <w:p>
+            <w:pPr>
+              <w:spacing w:after="0"/>
+            </w:pPr>
+            <w:r>
+              <w:rPr>
+                <w:rFonts w:ascii="Calibri" w:cs="Calibri" w:eastAsia="Microsoft JhengHei" w:hAnsi="Calibri"/>
+                <w:sz w:val="20"/>
+                <w:szCs w:val="20"/>
+              </w:rPr>
+              <w:t xml:space="preserve">每日偵測沒有執行</w:t>
+            </w:r>
+          </w:p>
+        </w:tc>
+        <w:tc>
+          <w:tcPr>
+            <w:tcW w:type="dxa" w:w="5421"/>
+            <w:tcBorders>
+              <w:top w:val="single" w:color="BFBFBF" w:sz="4"/>
+              <w:left w:val="single" w:color="BFBFBF" w:sz="4"/>
+              <w:bottom w:val="single" w:color="BFBFBF" w:sz="4"/>
+              <w:right w:val="single" w:color="BFBFBF" w:sz="4"/>
+            </w:tcBorders>
+            <w:tcMar>
+              <w:top w:type="dxa" w:w="60"/>
+              <w:left w:type="dxa" w:w="100"/>
+              <w:bottom w:type="dxa" w:w="60"/>
+              <w:right w:type="dxa" w:w="100"/>
+            </w:tcMar>
+          </w:tcPr>
+          <w:p>
+            <w:pPr>
+              <w:spacing w:after="0"/>
+            </w:pPr>
             <w:r>
               <w:rPr>
                 <w:rFonts w:ascii="Consolas" w:cs="Consolas" w:eastAsia="Microsoft JhengHei" w:hAnsi="Consolas"/>
@@ -4616,7 +6556,7 @@
                 <w:sz w:val="19"/>
                 <w:szCs w:val="19"/>
               </w:rPr>
-              <w:t xml:space="preserve">APP_TZ</w:t>
+              <w:t xml:space="preserve">MONITOR_DAILY_AT</w:t>
             </w:r>
             <w:r>
               <w:rPr>
@@ -4624,7 +6564,7 @@
                 <w:sz w:val="20"/>
                 <w:szCs w:val="20"/>
               </w:rPr>
-              <w:t xml:space="preserve"> 計算；確認 log 中的 </w:t>
+              <w:t xml:space="preserve"> 未設定，或時間是依 </w:t>
             </w:r>
             <w:r>
               <w:rPr>
@@ -4633,6 +6573,23 @@
                 <w:sz w:val="19"/>
                 <w:szCs w:val="19"/>
               </w:rPr>
+              <w:t xml:space="preserve">APP_TZ</w:t>
+            </w:r>
+            <w:r>
+              <w:rPr>
+                <w:rFonts w:ascii="Calibri" w:cs="Calibri" w:eastAsia="Microsoft JhengHei" w:hAnsi="Calibri"/>
+                <w:sz w:val="20"/>
+                <w:szCs w:val="20"/>
+              </w:rPr>
+              <w:t xml:space="preserve"> 計算；確認 log 中的 </w:t>
+            </w:r>
+            <w:r>
+              <w:rPr>
+                <w:rFonts w:ascii="Consolas" w:cs="Consolas" w:eastAsia="Microsoft JhengHei" w:hAnsi="Consolas"/>
+                <w:color w:val="7A2E0E"/>
+                <w:sz w:val="19"/>
+                <w:szCs w:val="19"/>
+              </w:rPr>
               <w:t xml:space="preserve">[monitor] daily check scheduled for ...</w:t>
             </w:r>
             <w:r>
@@ -4660,7 +6617,7 @@
         <w:rPr>
           <w:rFonts w:ascii="Calibri" w:cs="Calibri" w:eastAsia="Microsoft JhengHei" w:hAnsi="Calibri"/>
         </w:rPr>
-        <w:t xml:space="preserve">9. 移除</w:t>
+        <w:t xml:space="preserve">11. 移除</w:t>
       </w:r>
     </w:p>
     <w:p>
@@ -4772,6 +6729,7 @@
     </w:p>
     <w:p>
       <w:pPr>
+        <w:keepNext w:val="false"/>
         <w:spacing w:after="120"/>
       </w:pPr>
       <w:r>
@@ -5035,6 +6993,18 @@
     </w:lvlOverride>
   </w:num>
   <w:num w:numId="3">
+    <w:abstractNumId w:val="3"/>
+    <w:lvlOverride w:ilvl="0">
+      <w:startOverride w:val="1"/>
+    </w:lvlOverride>
+  </w:num>
+  <w:num w:numId="4">
+    <w:abstractNumId w:val="3"/>
+    <w:lvlOverride w:ilvl="0">
+      <w:startOverride w:val="1"/>
+    </w:lvlOverride>
+  </w:num>
+  <w:num w:numId="5">
     <w:abstractNumId w:val="3"/>
     <w:lvlOverride w:ilvl="0">
       <w:startOverride w:val="1"/>

--- a/docs/Deployment_Guide_zh-TW.docx
+++ b/docs/Deployment_Guide_zh-TW.docx
@@ -6159,6 +6159,103 @@
                 <w:szCs w:val="20"/>
               </w:rPr>
               <w:t xml:space="preserve">）。部署已停止，線上版本不受影響。</w:t>
+            </w:r>
+          </w:p>
+        </w:tc>
+      </w:tr>
+      <w:tr>
+        <w:tc>
+          <w:tcPr>
+            <w:tcW w:type="dxa" w:w="3885"/>
+            <w:tcBorders>
+              <w:top w:val="single" w:color="BFBFBF" w:sz="4"/>
+              <w:left w:val="single" w:color="BFBFBF" w:sz="4"/>
+              <w:bottom w:val="single" w:color="BFBFBF" w:sz="4"/>
+              <w:right w:val="single" w:color="BFBFBF" w:sz="4"/>
+            </w:tcBorders>
+            <w:tcMar>
+              <w:top w:type="dxa" w:w="60"/>
+              <w:left w:type="dxa" w:w="100"/>
+              <w:bottom w:type="dxa" w:w="60"/>
+              <w:right w:type="dxa" w:w="100"/>
+            </w:tcMar>
+          </w:tcPr>
+          <w:p>
+            <w:pPr>
+              <w:spacing w:after="0"/>
+            </w:pPr>
+            <w:r>
+              <w:rPr>
+                <w:rFonts w:ascii="Consolas" w:cs="Consolas" w:eastAsia="Microsoft JhengHei" w:hAnsi="Consolas"/>
+                <w:color w:val="7A2E0E"/>
+                <w:sz w:val="19"/>
+                <w:szCs w:val="19"/>
+              </w:rPr>
+              <w:t xml:space="preserve">.env is saved as UTF-16</w:t>
+            </w:r>
+            <w:r>
+              <w:rPr>
+                <w:rFonts w:ascii="Calibri" w:cs="Calibri" w:eastAsia="Microsoft JhengHei" w:hAnsi="Calibri"/>
+                <w:sz w:val="20"/>
+                <w:szCs w:val="20"/>
+              </w:rPr>
+              <w:t xml:space="preserve">，或設定完全讀不到</w:t>
+            </w:r>
+          </w:p>
+        </w:tc>
+        <w:tc>
+          <w:tcPr>
+            <w:tcW w:type="dxa" w:w="5421"/>
+            <w:tcBorders>
+              <w:top w:val="single" w:color="BFBFBF" w:sz="4"/>
+              <w:left w:val="single" w:color="BFBFBF" w:sz="4"/>
+              <w:bottom w:val="single" w:color="BFBFBF" w:sz="4"/>
+              <w:right w:val="single" w:color="BFBFBF" w:sz="4"/>
+            </w:tcBorders>
+            <w:tcMar>
+              <w:top w:type="dxa" w:w="60"/>
+              <w:left w:type="dxa" w:w="100"/>
+              <w:bottom w:type="dxa" w:w="60"/>
+              <w:right w:type="dxa" w:w="100"/>
+            </w:tcMar>
+          </w:tcPr>
+          <w:p>
+            <w:pPr>
+              <w:spacing w:after="0"/>
+            </w:pPr>
+            <w:r>
+              <w:rPr>
+                <w:rFonts w:ascii="Consolas" w:cs="Consolas" w:eastAsia="Microsoft JhengHei" w:hAnsi="Consolas"/>
+                <w:color w:val="7A2E0E"/>
+                <w:sz w:val="19"/>
+                <w:szCs w:val="19"/>
+              </w:rPr>
+              <w:t xml:space="preserve">.env</w:t>
+            </w:r>
+            <w:r>
+              <w:rPr>
+                <w:rFonts w:ascii="Calibri" w:cs="Calibri" w:eastAsia="Microsoft JhengHei" w:hAnsi="Calibri"/>
+                <w:sz w:val="20"/>
+                <w:szCs w:val="20"/>
+              </w:rPr>
+              <w:t xml:space="preserve"> 被存成 UTF-16（Windows PowerShell 5.1 的 </w:t>
+            </w:r>
+            <w:r>
+              <w:rPr>
+                <w:rFonts w:ascii="Consolas" w:cs="Consolas" w:eastAsia="Microsoft JhengHei" w:hAnsi="Consolas"/>
+                <w:color w:val="7A2E0E"/>
+                <w:sz w:val="19"/>
+                <w:szCs w:val="19"/>
+              </w:rPr>
+              <w:t xml:space="preserve">&gt;</w:t>
+            </w:r>
+            <w:r>
+              <w:rPr>
+                <w:rFonts w:ascii="Calibri" w:cs="Calibri" w:eastAsia="Microsoft JhengHei" w:hAnsi="Calibri"/>
+                <w:sz w:val="20"/>
+                <w:szCs w:val="20"/>
+              </w:rPr>
+              <w:t xml:space="preserve"> 會這樣）。請用 UTF-8 重新存檔，例如在 WSL／bash 裡重新產生。</w:t>
             </w:r>
           </w:p>
         </w:tc>

--- a/docs/Deployment_Guide_zh-TW.docx
+++ b/docs/Deployment_Guide_zh-TW.docx
@@ -51,7 +51,7 @@
         <w:rPr>
           <w:rFonts w:ascii="Calibri" w:cs="Calibri" w:eastAsia="Microsoft JhengHei" w:hAnsi="Calibri"/>
         </w:rPr>
-        <w:t xml:space="preserve"> 目錄中的腳本，把網站部署到一台遠端 Linux 伺服器，並以 systemd 服務常駐執行。</w:t>
+        <w:t xml:space="preserve"> 目錄中的腳本，把系統部署到一台遠端 Linux 伺服器，並以 systemd 服務常駐執行。目前系統只提供 API（舊前端已移除，之後會用 React + Tailwind CSS 重建）。</w:t>
       </w:r>
     </w:p>
     <w:p>
@@ -389,7 +389,7 @@
           <w:sz w:val="19"/>
           <w:szCs w:val="19"/>
         </w:rPr>
-        <w:t xml:space="preserve">http://127.0.0.1:&lt;PORT&gt;/config.js</w:t>
+        <w:t xml:space="preserve">http://127.0.0.1:&lt;PORT&gt;/api/health</w:t>
       </w:r>
       <w:r>
         <w:rPr>
@@ -2102,7 +2102,7 @@
           <w:b/>
           <w:bCs/>
         </w:rPr>
-        <w:t xml:space="preserve">不要直接上傳本機的 </w:t>
+        <w:t xml:space="preserve">建議不要直接上傳本機的 </w:t>
       </w:r>
       <w:r>
         <w:rPr>
@@ -2119,22 +2119,7 @@
         <w:rPr>
           <w:rFonts w:ascii="Calibri" w:cs="Calibri" w:eastAsia="Microsoft JhengHei" w:hAnsi="Calibri"/>
         </w:rPr>
-        <w:t xml:space="preserve">：其中的 </w:t>
-      </w:r>
-      <w:r>
-        <w:rPr>
-          <w:rFonts w:ascii="Consolas" w:cs="Consolas" w:eastAsia="Microsoft JhengHei" w:hAnsi="Consolas"/>
-          <w:color w:val="7A2E0E"/>
-          <w:sz w:val="19"/>
-          <w:szCs w:val="19"/>
-        </w:rPr>
-        <w:t xml:space="preserve">PUBLIC_URL</w:t>
-      </w:r>
-      <w:r>
-        <w:rPr>
-          <w:rFonts w:ascii="Calibri" w:cs="Calibri" w:eastAsia="Microsoft JhengHei" w:hAnsi="Calibri"/>
-        </w:rPr>
-        <w:t xml:space="preserve"> 是 WSL 的位址。建議複製一份另外修改：</w:t>
+        <w:t xml:space="preserve">，複製一份另外修改：</w:t>
       </w:r>
     </w:p>
     <w:p>
@@ -2203,61 +2188,6 @@
           <w:sz w:val="19"/>
           <w:szCs w:val="19"/>
         </w:rPr>
-        <w:t xml:space="preserve">PUBLIC_URL</w:t>
-      </w:r>
-      <w:r>
-        <w:rPr>
-          <w:rFonts w:ascii="Calibri" w:cs="Calibri" w:eastAsia="Microsoft JhengHei" w:hAnsi="Calibri"/>
-        </w:rPr>
-        <w:t xml:space="preserve">：改成瀏覽器連到伺服器的網址，例如 </w:t>
-      </w:r>
-      <w:r>
-        <w:rPr>
-          <w:rFonts w:ascii="Consolas" w:cs="Consolas" w:eastAsia="Microsoft JhengHei" w:hAnsi="Consolas"/>
-          <w:color w:val="7A2E0E"/>
-          <w:sz w:val="19"/>
-          <w:szCs w:val="19"/>
-        </w:rPr>
-        <w:t xml:space="preserve">http://&lt;伺服器IP&gt;:3000</w:t>
-      </w:r>
-      <w:r>
-        <w:rPr>
-          <w:rFonts w:ascii="Calibri" w:cs="Calibri" w:eastAsia="Microsoft JhengHei" w:hAnsi="Calibri"/>
-        </w:rPr>
-        <w:t xml:space="preserve">；或直接刪掉這行（前端改用相對路徑 </w:t>
-      </w:r>
-      <w:r>
-        <w:rPr>
-          <w:rFonts w:ascii="Consolas" w:cs="Consolas" w:eastAsia="Microsoft JhengHei" w:hAnsi="Consolas"/>
-          <w:color w:val="7A2E0E"/>
-          <w:sz w:val="19"/>
-          <w:szCs w:val="19"/>
-        </w:rPr>
-        <w:t xml:space="preserve">/api</w:t>
-      </w:r>
-      <w:r>
-        <w:rPr>
-          <w:rFonts w:ascii="Calibri" w:cs="Calibri" w:eastAsia="Microsoft JhengHei" w:hAnsi="Calibri"/>
-        </w:rPr>
-        <w:t xml:space="preserve">，任何位址都能用，建議）。</w:t>
-      </w:r>
-    </w:p>
-    <w:p>
-      <w:pPr>
-        <w:pStyle w:val="ListParagraph"/>
-        <w:numPr>
-          <w:ilvl w:val="0"/>
-          <w:numId w:val="2"/>
-        </w:numPr>
-        <w:spacing w:after="60"/>
-      </w:pPr>
-      <w:r>
-        <w:rPr>
-          <w:rFonts w:ascii="Consolas" w:cs="Consolas" w:eastAsia="Microsoft JhengHei" w:hAnsi="Consolas"/>
-          <w:color w:val="7A2E0E"/>
-          <w:sz w:val="19"/>
-          <w:szCs w:val="19"/>
-        </w:rPr>
         <w:t xml:space="preserve">PORT</w:t>
       </w:r>
       <w:r>
@@ -2880,7 +2810,7 @@
         <w:rPr>
           <w:rFonts w:ascii="Calibri" w:cs="Calibri" w:eastAsia="Microsoft JhengHei" w:hAnsi="Calibri"/>
         </w:rPr>
-        <w:t xml:space="preserve"> 建置網站。前端不需要打包，所以 build 不產生檔案，而是部署前檢查：確認 Node 版本 &gt;= 22.8.0（且不是 v22.7.0）、每個 JS 檔沒有語法錯誤、套件都已安裝。</w:t>
+        <w:t xml:space="preserve">。目前只有 API，沒有需要編譯的東西，所以 build 不產生檔案，而是部署前檢查：確認 Node 版本 &gt;= 22.8.0（且不是 v22.7.0）、每個 JS 檔沒有語法錯誤、套件都已安裝。</w:t>
       </w:r>
       <w:r>
         <w:rPr>
@@ -2946,7 +2876,7 @@
           <w:sz w:val="19"/>
           <w:szCs w:val="19"/>
         </w:rPr>
-        <w:t xml:space="preserve">Build check OK: Node v22..., 27 JS files, 6 dependencies</w:t>
+        <w:t xml:space="preserve">Build check OK: Node v22..., 25 JS files, 6 dependencies</w:t>
       </w:r>
       <w:r>
         <w:rPr>
@@ -2982,22 +2912,37 @@
         <w:rPr>
           <w:rFonts w:ascii="Calibri" w:cs="Calibri" w:eastAsia="Microsoft JhengHei" w:hAnsi="Calibri"/>
         </w:rPr>
-        <w:t xml:space="preserve">。打開 </w:t>
-      </w:r>
-      <w:r>
-        <w:rPr>
-          <w:rFonts w:ascii="Consolas" w:cs="Consolas" w:eastAsia="Microsoft JhengHei" w:hAnsi="Consolas"/>
-          <w:color w:val="7A2E0E"/>
-          <w:sz w:val="19"/>
-          <w:szCs w:val="19"/>
-        </w:rPr>
-        <w:t xml:space="preserve">http://&lt;伺服器IP&gt;:3000</w:t>
-      </w:r>
-      <w:r>
-        <w:rPr>
-          <w:rFonts w:ascii="Calibri" w:cs="Calibri" w:eastAsia="Microsoft JhengHei" w:hAnsi="Calibri"/>
-        </w:rPr>
-        <w:t xml:space="preserve"> 確認。</w:t>
+        <w:t xml:space="preserve">。可用 </w:t>
+      </w:r>
+      <w:r>
+        <w:rPr>
+          <w:rFonts w:ascii="Consolas" w:cs="Consolas" w:eastAsia="Microsoft JhengHei" w:hAnsi="Consolas"/>
+          <w:color w:val="7A2E0E"/>
+          <w:sz w:val="19"/>
+          <w:szCs w:val="19"/>
+        </w:rPr>
+        <w:t xml:space="preserve">curl http://&lt;伺服器IP&gt;:3000/api/health</w:t>
+      </w:r>
+      <w:r>
+        <w:rPr>
+          <w:rFonts w:ascii="Calibri" w:cs="Calibri" w:eastAsia="Microsoft JhengHei" w:hAnsi="Calibri"/>
+        </w:rPr>
+        <w:t xml:space="preserve"> 確認（回傳 </w:t>
+      </w:r>
+      <w:r>
+        <w:rPr>
+          <w:rFonts w:ascii="Consolas" w:cs="Consolas" w:eastAsia="Microsoft JhengHei" w:hAnsi="Consolas"/>
+          <w:color w:val="7A2E0E"/>
+          <w:sz w:val="19"/>
+          <w:szCs w:val="19"/>
+        </w:rPr>
+        <w:t xml:space="preserve">{"ok":true}</w:t>
+      </w:r>
+      <w:r>
+        <w:rPr>
+          <w:rFonts w:ascii="Calibri" w:cs="Calibri" w:eastAsia="Microsoft JhengHei" w:hAnsi="Calibri"/>
+        </w:rPr>
+        <w:t xml:space="preserve">）。</w:t>
       </w:r>
     </w:p>
     <w:p>
@@ -4992,16 +4937,16 @@
         <w:rPr>
           <w:rFonts w:ascii="Calibri" w:cs="Calibri" w:eastAsia="Microsoft JhengHei" w:hAnsi="Calibri"/>
         </w:rPr>
-        <w:t xml:space="preserve">，所以裡面的設定（特別是 </w:t>
-      </w:r>
-      <w:r>
-        <w:rPr>
-          <w:rFonts w:ascii="Consolas" w:cs="Consolas" w:eastAsia="Microsoft JhengHei" w:hAnsi="Consolas"/>
-          <w:color w:val="7A2E0E"/>
-          <w:sz w:val="19"/>
-          <w:szCs w:val="19"/>
-        </w:rPr>
-        <w:t xml:space="preserve">PUBLIC_URL</w:t>
+        <w:t xml:space="preserve">，所以裡面的設定（特別是資料庫連線和 </w:t>
+      </w:r>
+      <w:r>
+        <w:rPr>
+          <w:rFonts w:ascii="Consolas" w:cs="Consolas" w:eastAsia="Microsoft JhengHei" w:hAnsi="Consolas"/>
+          <w:color w:val="7A2E0E"/>
+          <w:sz w:val="19"/>
+          <w:szCs w:val="19"/>
+        </w:rPr>
+        <w:t xml:space="preserve">PORT</w:t>
       </w:r>
       <w:r>
         <w:rPr>
@@ -5608,37 +5553,7 @@
         <w:rPr>
           <w:rFonts w:ascii="Calibri" w:cs="Calibri" w:eastAsia="Microsoft JhengHei" w:hAnsi="Calibri"/>
         </w:rPr>
-        <w:t xml:space="preserve">（只讓 Nginx 連），並刪除 </w:t>
-      </w:r>
-      <w:r>
-        <w:rPr>
-          <w:rFonts w:ascii="Consolas" w:cs="Consolas" w:eastAsia="Microsoft JhengHei" w:hAnsi="Consolas"/>
-          <w:color w:val="7A2E0E"/>
-          <w:sz w:val="19"/>
-          <w:szCs w:val="19"/>
-        </w:rPr>
-        <w:t xml:space="preserve">PUBLIC_URL</w:t>
-      </w:r>
-      <w:r>
-        <w:rPr>
-          <w:rFonts w:ascii="Calibri" w:cs="Calibri" w:eastAsia="Microsoft JhengHei" w:hAnsi="Calibri"/>
-        </w:rPr>
-        <w:t xml:space="preserve"> 或設為 </w:t>
-      </w:r>
-      <w:r>
-        <w:rPr>
-          <w:rFonts w:ascii="Consolas" w:cs="Consolas" w:eastAsia="Microsoft JhengHei" w:hAnsi="Consolas"/>
-          <w:color w:val="7A2E0E"/>
-          <w:sz w:val="19"/>
-          <w:szCs w:val="19"/>
-        </w:rPr>
-        <w:t xml:space="preserve">http://stock.example.com</w:t>
-      </w:r>
-      <w:r>
-        <w:rPr>
-          <w:rFonts w:ascii="Calibri" w:cs="Calibri" w:eastAsia="Microsoft JhengHei" w:hAnsi="Calibri"/>
-        </w:rPr>
-        <w:t xml:space="preserve">。HTTPS 可用 </w:t>
+        <w:t xml:space="preserve">（只讓 Nginx 連）。HTTPS 可用 </w:t>
       </w:r>
       <w:r>
         <w:rPr>
@@ -6361,77 +6276,6 @@
                 <w:szCs w:val="20"/>
               </w:rPr>
               <w:t xml:space="preserve"> 被佔用。</w:t>
-            </w:r>
-          </w:p>
-        </w:tc>
-      </w:tr>
-      <w:tr>
-        <w:tc>
-          <w:tcPr>
-            <w:tcW w:type="dxa" w:w="3885"/>
-            <w:tcBorders>
-              <w:top w:val="single" w:color="BFBFBF" w:sz="4"/>
-              <w:left w:val="single" w:color="BFBFBF" w:sz="4"/>
-              <w:bottom w:val="single" w:color="BFBFBF" w:sz="4"/>
-              <w:right w:val="single" w:color="BFBFBF" w:sz="4"/>
-            </w:tcBorders>
-            <w:tcMar>
-              <w:top w:type="dxa" w:w="60"/>
-              <w:left w:type="dxa" w:w="100"/>
-              <w:bottom w:type="dxa" w:w="60"/>
-              <w:right w:type="dxa" w:w="100"/>
-            </w:tcMar>
-          </w:tcPr>
-          <w:p>
-            <w:pPr>
-              <w:spacing w:after="0"/>
-            </w:pPr>
-            <w:r>
-              <w:rPr>
-                <w:rFonts w:ascii="Calibri" w:cs="Calibri" w:eastAsia="Microsoft JhengHei" w:hAnsi="Calibri"/>
-                <w:sz w:val="20"/>
-                <w:szCs w:val="20"/>
-              </w:rPr>
-              <w:t xml:space="preserve">網頁打得開但資料載不出來</w:t>
-            </w:r>
-          </w:p>
-        </w:tc>
-        <w:tc>
-          <w:tcPr>
-            <w:tcW w:type="dxa" w:w="5421"/>
-            <w:tcBorders>
-              <w:top w:val="single" w:color="BFBFBF" w:sz="4"/>
-              <w:left w:val="single" w:color="BFBFBF" w:sz="4"/>
-              <w:bottom w:val="single" w:color="BFBFBF" w:sz="4"/>
-              <w:right w:val="single" w:color="BFBFBF" w:sz="4"/>
-            </w:tcBorders>
-            <w:tcMar>
-              <w:top w:type="dxa" w:w="60"/>
-              <w:left w:type="dxa" w:w="100"/>
-              <w:bottom w:type="dxa" w:w="60"/>
-              <w:right w:type="dxa" w:w="100"/>
-            </w:tcMar>
-          </w:tcPr>
-          <w:p>
-            <w:pPr>
-              <w:spacing w:after="0"/>
-            </w:pPr>
-            <w:r>
-              <w:rPr>
-                <w:rFonts w:ascii="Consolas" w:cs="Consolas" w:eastAsia="Microsoft JhengHei" w:hAnsi="Consolas"/>
-                <w:color w:val="7A2E0E"/>
-                <w:sz w:val="19"/>
-                <w:szCs w:val="19"/>
-              </w:rPr>
-              <w:t xml:space="preserve">PUBLIC_URL</w:t>
-            </w:r>
-            <w:r>
-              <w:rPr>
-                <w:rFonts w:ascii="Calibri" w:cs="Calibri" w:eastAsia="Microsoft JhengHei" w:hAnsi="Calibri"/>
-                <w:sz w:val="20"/>
-                <w:szCs w:val="20"/>
-              </w:rPr>
-              <w:t xml:space="preserve"> 還是舊位址 — 刪除或修正後重啟。</w:t>
             </w:r>
           </w:p>
         </w:tc>

--- a/docs/Deployment_Guide_zh-TW.docx
+++ b/docs/Deployment_Guide_zh-TW.docx
@@ -51,7 +51,7 @@
         <w:rPr>
           <w:rFonts w:ascii="Calibri" w:cs="Calibri" w:eastAsia="Microsoft JhengHei" w:hAnsi="Calibri"/>
         </w:rPr>
-        <w:t xml:space="preserve"> 目錄中的腳本，把系統部署到一台遠端 Linux 伺服器，並以 systemd 服務常駐執行。目前系統只提供 API（舊前端已移除，之後會用 React + Tailwind CSS 重建）。</w:t>
+        <w:t xml:space="preserve"> 目錄中的腳本，把系統部署到一台遠端 Linux 伺服器，並以 systemd 服務常駐執行。系統包含 API 和 React + Tailwind CSS 網頁。</w:t>
       </w:r>
     </w:p>
     <w:p>
@@ -287,7 +287,7 @@
         <w:rPr>
           <w:rFonts w:ascii="Calibri" w:cs="Calibri" w:eastAsia="Microsoft JhengHei" w:hAnsi="Calibri"/>
         </w:rPr>
-        <w:t xml:space="preserve">（安裝正式環境套件），再執行部署前檢查 </w:t>
+        <w:t xml:space="preserve">（安裝正式環境套件），再執行 </w:t>
       </w:r>
       <w:r>
         <w:rPr>
@@ -302,7 +302,7 @@
         <w:rPr>
           <w:rFonts w:ascii="Calibri" w:cs="Calibri" w:eastAsia="Microsoft JhengHei" w:hAnsi="Calibri"/>
         </w:rPr>
-        <w:t xml:space="preserve">：Node 版本不支援、JS 檔有語法錯誤或缺少套件時，部署會在切換版本之前停止。</w:t>
+        <w:t xml:space="preserve"> 編譯網頁的 Tailwind CSS；編譯失敗時，部署會在切換版本之前停止。</w:t>
       </w:r>
     </w:p>
     <w:p>
@@ -2810,7 +2810,22 @@
         <w:rPr>
           <w:rFonts w:ascii="Calibri" w:cs="Calibri" w:eastAsia="Microsoft JhengHei" w:hAnsi="Calibri"/>
         </w:rPr>
-        <w:t xml:space="preserve">。目前只有 API，沒有需要編譯的東西，所以 build 不產生檔案，而是部署前檢查：確認 Node 版本 &gt;= 22.8.0（且不是 v22.7.0）、每個 JS 檔沒有語法錯誤、套件都已安裝。</w:t>
+        <w:t xml:space="preserve">：用 Tailwind CLI 把網頁的 CSS 編譯成 </w:t>
+      </w:r>
+      <w:r>
+        <w:rPr>
+          <w:rFonts w:ascii="Consolas" w:cs="Consolas" w:eastAsia="Microsoft JhengHei" w:hAnsi="Consolas"/>
+          <w:color w:val="7A2E0E"/>
+          <w:sz w:val="19"/>
+          <w:szCs w:val="19"/>
+        </w:rPr>
+        <w:t xml:space="preserve">public/build/app.css</w:t>
+      </w:r>
+      <w:r>
+        <w:rPr>
+          <w:rFonts w:ascii="Calibri" w:cs="Calibri" w:eastAsia="Microsoft JhengHei" w:hAnsi="Calibri"/>
+        </w:rPr>
+        <w:t xml:space="preserve">。</w:t>
       </w:r>
       <w:r>
         <w:rPr>
@@ -2818,7 +2833,7 @@
           <w:b/>
           <w:bCs/>
         </w:rPr>
-        <w:t xml:space="preserve">檢查不通過就停止部署</w:t>
+        <w:t xml:space="preserve">編譯失敗就停止部署</w:t>
       </w:r>
       <w:r>
         <w:rPr>
@@ -2867,16 +2882,16 @@
         <w:rPr>
           <w:rFonts w:ascii="Calibri" w:cs="Calibri" w:eastAsia="Microsoft JhengHei" w:hAnsi="Calibri"/>
         </w:rPr>
-        <w:t xml:space="preserve">成功時會依序看到 </w:t>
-      </w:r>
-      <w:r>
-        <w:rPr>
-          <w:rFonts w:ascii="Consolas" w:cs="Consolas" w:eastAsia="Microsoft JhengHei" w:hAnsi="Consolas"/>
-          <w:color w:val="7A2E0E"/>
-          <w:sz w:val="19"/>
-          <w:szCs w:val="19"/>
-        </w:rPr>
-        <w:t xml:space="preserve">Build check OK: Node v22..., 25 JS files, 6 dependencies</w:t>
+        <w:t xml:space="preserve">成功時會依序看到 Tailwind 的 </w:t>
+      </w:r>
+      <w:r>
+        <w:rPr>
+          <w:rFonts w:ascii="Consolas" w:cs="Consolas" w:eastAsia="Microsoft JhengHei" w:hAnsi="Consolas"/>
+          <w:color w:val="7A2E0E"/>
+          <w:sz w:val="19"/>
+          <w:szCs w:val="19"/>
+        </w:rPr>
+        <w:t xml:space="preserve">Done in ...ms</w:t>
       </w:r>
       <w:r>
         <w:rPr>
@@ -2912,7 +2927,22 @@
         <w:rPr>
           <w:rFonts w:ascii="Calibri" w:cs="Calibri" w:eastAsia="Microsoft JhengHei" w:hAnsi="Calibri"/>
         </w:rPr>
-        <w:t xml:space="preserve">。可用 </w:t>
+        <w:t xml:space="preserve">。打開 </w:t>
+      </w:r>
+      <w:r>
+        <w:rPr>
+          <w:rFonts w:ascii="Consolas" w:cs="Consolas" w:eastAsia="Microsoft JhengHei" w:hAnsi="Consolas"/>
+          <w:color w:val="7A2E0E"/>
+          <w:sz w:val="19"/>
+          <w:szCs w:val="19"/>
+        </w:rPr>
+        <w:t xml:space="preserve">http://&lt;伺服器IP&gt;:3000</w:t>
+      </w:r>
+      <w:r>
+        <w:rPr>
+          <w:rFonts w:ascii="Calibri" w:cs="Calibri" w:eastAsia="Microsoft JhengHei" w:hAnsi="Calibri"/>
+        </w:rPr>
+        <w:t xml:space="preserve"> 確認網頁；API 可用 </w:t>
       </w:r>
       <w:r>
         <w:rPr>
@@ -3794,58 +3824,13 @@
           <w:sz w:val="19"/>
           <w:szCs w:val="19"/>
         </w:rPr>
-        <w:t xml:space="preserve">Build check OK</w:t>
-      </w:r>
-      <w:r>
-        <w:rPr>
-          <w:rFonts w:ascii="Calibri" w:cs="Calibri" w:eastAsia="Microsoft JhengHei" w:hAnsi="Calibri"/>
-        </w:rPr>
-        <w:t xml:space="preserve"> 才啟動。失敗時會列出原因並以非 0 結束（例如 </w:t>
-      </w:r>
-      <w:r>
-        <w:rPr>
-          <w:rFonts w:ascii="Consolas" w:cs="Consolas" w:eastAsia="Microsoft JhengHei" w:hAnsi="Consolas"/>
-          <w:color w:val="7A2E0E"/>
-          <w:sz w:val="19"/>
-          <w:szCs w:val="19"/>
-        </w:rPr>
-        <w:t xml:space="preserve">Node v22.7.0 is not supported</w:t>
-      </w:r>
-      <w:r>
-        <w:rPr>
-          <w:rFonts w:ascii="Calibri" w:cs="Calibri" w:eastAsia="Microsoft JhengHei" w:hAnsi="Calibri"/>
-        </w:rPr>
-        <w:t xml:space="preserve">、</w:t>
-      </w:r>
-      <w:r>
-        <w:rPr>
-          <w:rFonts w:ascii="Consolas" w:cs="Consolas" w:eastAsia="Microsoft JhengHei" w:hAnsi="Consolas"/>
-          <w:color w:val="7A2E0E"/>
-          <w:sz w:val="19"/>
-          <w:szCs w:val="19"/>
-        </w:rPr>
-        <w:t xml:space="preserve">syntax error in ...</w:t>
-      </w:r>
-      <w:r>
-        <w:rPr>
-          <w:rFonts w:ascii="Calibri" w:cs="Calibri" w:eastAsia="Microsoft JhengHei" w:hAnsi="Calibri"/>
-        </w:rPr>
-        <w:t xml:space="preserve">、</w:t>
-      </w:r>
-      <w:r>
-        <w:rPr>
-          <w:rFonts w:ascii="Consolas" w:cs="Consolas" w:eastAsia="Microsoft JhengHei" w:hAnsi="Consolas"/>
-          <w:color w:val="7A2E0E"/>
-          <w:sz w:val="19"/>
-          <w:szCs w:val="19"/>
-        </w:rPr>
-        <w:t xml:space="preserve">dependency ... is not installed</w:t>
-      </w:r>
-      <w:r>
-        <w:rPr>
-          <w:rFonts w:ascii="Calibri" w:cs="Calibri" w:eastAsia="Microsoft JhengHei" w:hAnsi="Calibri"/>
-        </w:rPr>
-        <w:t xml:space="preserve">），請先修正再啟動。</w:t>
+        <w:t xml:space="preserve">Done in ...ms</w:t>
+      </w:r>
+      <w:r>
+        <w:rPr>
+          <w:rFonts w:ascii="Calibri" w:cs="Calibri" w:eastAsia="Microsoft JhengHei" w:hAnsi="Calibri"/>
+        </w:rPr>
+        <w:t xml:space="preserve">（CSS 編譯完成）後再啟動。</w:t>
       </w:r>
     </w:p>
     <w:p>
@@ -6017,7 +6002,15 @@
                 <w:sz w:val="19"/>
                 <w:szCs w:val="19"/>
               </w:rPr>
-              <w:t xml:space="preserve">Build check failed</w:t>
+              <w:t xml:space="preserve">npm run build</w:t>
+            </w:r>
+            <w:r>
+              <w:rPr>
+                <w:rFonts w:ascii="Calibri" w:cs="Calibri" w:eastAsia="Microsoft JhengHei" w:hAnsi="Calibri"/>
+                <w:sz w:val="20"/>
+                <w:szCs w:val="20"/>
+              </w:rPr>
+              <w:t xml:space="preserve"> 失敗</w:t>
             </w:r>
           </w:p>
         </w:tc>
@@ -6043,20 +6036,11 @@
             </w:pPr>
             <w:r>
               <w:rPr>
-                <w:rFonts w:ascii="Consolas" w:cs="Consolas" w:eastAsia="Microsoft JhengHei" w:hAnsi="Consolas"/>
-                <w:color w:val="7A2E0E"/>
-                <w:sz w:val="19"/>
-                <w:szCs w:val="19"/>
-              </w:rPr>
-              <w:t xml:space="preserve">npm run build</w:t>
-            </w:r>
-            <w:r>
-              <w:rPr>
                 <w:rFonts w:ascii="Calibri" w:cs="Calibri" w:eastAsia="Microsoft JhengHei" w:hAnsi="Calibri"/>
                 <w:sz w:val="20"/>
                 <w:szCs w:val="20"/>
               </w:rPr>
-              <w:t xml:space="preserve"> 列出的原因：Node 版本（升級到 &gt;= 22.8.0）、JS 語法錯誤（修正後重新 commit／部署）、缺少套件（重跑 </w:t>
+              <w:t xml:space="preserve">看 Tailwind 的錯誤訊息；常見是套件沒裝好（重跑 </w:t>
             </w:r>
             <w:r>
               <w:rPr>
@@ -6101,12 +6085,50 @@
             </w:pPr>
             <w:r>
               <w:rPr>
+                <w:rFonts w:ascii="Calibri" w:cs="Calibri" w:eastAsia="Microsoft JhengHei" w:hAnsi="Calibri"/>
+                <w:sz w:val="20"/>
+                <w:szCs w:val="20"/>
+              </w:rPr>
+              <w:t xml:space="preserve">網頁沒有樣式</w:t>
+            </w:r>
+          </w:p>
+        </w:tc>
+        <w:tc>
+          <w:tcPr>
+            <w:tcW w:type="dxa" w:w="5421"/>
+            <w:tcBorders>
+              <w:top w:val="single" w:color="BFBFBF" w:sz="4"/>
+              <w:left w:val="single" w:color="BFBFBF" w:sz="4"/>
+              <w:bottom w:val="single" w:color="BFBFBF" w:sz="4"/>
+              <w:right w:val="single" w:color="BFBFBF" w:sz="4"/>
+            </w:tcBorders>
+            <w:tcMar>
+              <w:top w:type="dxa" w:w="60"/>
+              <w:left w:type="dxa" w:w="100"/>
+              <w:bottom w:type="dxa" w:w="60"/>
+              <w:right w:type="dxa" w:w="100"/>
+            </w:tcMar>
+          </w:tcPr>
+          <w:p>
+            <w:pPr>
+              <w:spacing w:after="0"/>
+            </w:pPr>
+            <w:r>
+              <w:rPr>
+                <w:rFonts w:ascii="Calibri" w:cs="Calibri" w:eastAsia="Microsoft JhengHei" w:hAnsi="Calibri"/>
+                <w:sz w:val="20"/>
+                <w:szCs w:val="20"/>
+              </w:rPr>
+              <w:t xml:space="preserve">還沒執行 </w:t>
+            </w:r>
+            <w:r>
+              <w:rPr>
                 <w:rFonts w:ascii="Consolas" w:cs="Consolas" w:eastAsia="Microsoft JhengHei" w:hAnsi="Consolas"/>
                 <w:color w:val="7A2E0E"/>
                 <w:sz w:val="19"/>
                 <w:szCs w:val="19"/>
               </w:rPr>
-              <w:t xml:space="preserve">.env is saved as UTF-16</w:t>
+              <w:t xml:space="preserve">npm run build</w:t>
             </w:r>
             <w:r>
               <w:rPr>
@@ -6114,7 +6136,56 @@
                 <w:sz w:val="20"/>
                 <w:szCs w:val="20"/>
               </w:rPr>
-              <w:t xml:space="preserve">，或設定完全讀不到</w:t>
+              <w:t xml:space="preserve">，</w:t>
+            </w:r>
+            <w:r>
+              <w:rPr>
+                <w:rFonts w:ascii="Consolas" w:cs="Consolas" w:eastAsia="Microsoft JhengHei" w:hAnsi="Consolas"/>
+                <w:color w:val="7A2E0E"/>
+                <w:sz w:val="19"/>
+                <w:szCs w:val="19"/>
+              </w:rPr>
+              <w:t xml:space="preserve">public/build/app.css</w:t>
+            </w:r>
+            <w:r>
+              <w:rPr>
+                <w:rFonts w:ascii="Calibri" w:cs="Calibri" w:eastAsia="Microsoft JhengHei" w:hAnsi="Calibri"/>
+                <w:sz w:val="20"/>
+                <w:szCs w:val="20"/>
+              </w:rPr>
+              <w:t xml:space="preserve"> 不存在——執行後重新整理。</w:t>
+            </w:r>
+          </w:p>
+        </w:tc>
+      </w:tr>
+      <w:tr>
+        <w:tc>
+          <w:tcPr>
+            <w:tcW w:type="dxa" w:w="3885"/>
+            <w:tcBorders>
+              <w:top w:val="single" w:color="BFBFBF" w:sz="4"/>
+              <w:left w:val="single" w:color="BFBFBF" w:sz="4"/>
+              <w:bottom w:val="single" w:color="BFBFBF" w:sz="4"/>
+              <w:right w:val="single" w:color="BFBFBF" w:sz="4"/>
+            </w:tcBorders>
+            <w:tcMar>
+              <w:top w:type="dxa" w:w="60"/>
+              <w:left w:type="dxa" w:w="100"/>
+              <w:bottom w:type="dxa" w:w="60"/>
+              <w:right w:type="dxa" w:w="100"/>
+            </w:tcMar>
+          </w:tcPr>
+          <w:p>
+            <w:pPr>
+              <w:spacing w:after="0"/>
+            </w:pPr>
+            <w:r>
+              <w:rPr>
+                <w:rFonts w:ascii="Calibri" w:cs="Calibri" w:eastAsia="Microsoft JhengHei" w:hAnsi="Calibri"/>
+                <w:sz w:val="20"/>
+                <w:szCs w:val="20"/>
+              </w:rPr>
+              <w:t xml:space="preserve">設定完全讀不到（連不到資料庫）</w:t>
             </w:r>
           </w:p>
         </w:tc>

--- a/docs/Deployment_Guide_zh-TW.docx
+++ b/docs/Deployment_Guide_zh-TW.docx
@@ -24,7 +24,7 @@
           <w:sz w:val="22"/>
           <w:szCs w:val="22"/>
         </w:rPr>
-        <w:t xml:space="preserve">更新日期：2026-10-06</w:t>
+        <w:t xml:space="preserve">更新日期：2026-10-07</w:t>
       </w:r>
     </w:p>
     <w:p>
@@ -51,7 +51,7 @@
         <w:rPr>
           <w:rFonts w:ascii="Calibri" w:cs="Calibri" w:eastAsia="Microsoft JhengHei" w:hAnsi="Calibri"/>
         </w:rPr>
-        <w:t xml:space="preserve"> 目錄中的腳本，把系統部署到一台遠端 Linux 伺服器，並以 systemd 服務常駐執行。系統包含 API 和 React + Tailwind CSS 網頁。</w:t>
+        <w:t xml:space="preserve"> 目錄中的腳本，把系統部署到一台遠端 Linux 伺服器，並以 systemd 服務常駐執行。系統包含 API 和 React（create-react-app）+ Tailwind CSS 網頁。</w:t>
       </w:r>
     </w:p>
     <w:p>
@@ -302,7 +302,7 @@
         <w:rPr>
           <w:rFonts w:ascii="Calibri" w:cs="Calibri" w:eastAsia="Microsoft JhengHei" w:hAnsi="Calibri"/>
         </w:rPr>
-        <w:t xml:space="preserve"> 編譯網頁的 Tailwind CSS；編譯失敗時，部署會在切換版本之前停止。</w:t>
+        <w:t xml:space="preserve"> 安裝前端套件並建置 React 網頁；建置失敗時，部署會在切換版本之前停止。</w:t>
       </w:r>
     </w:p>
     <w:p>
@@ -2810,22 +2810,52 @@
         <w:rPr>
           <w:rFonts w:ascii="Calibri" w:cs="Calibri" w:eastAsia="Microsoft JhengHei" w:hAnsi="Calibri"/>
         </w:rPr>
-        <w:t xml:space="preserve">：用 Tailwind CLI 把網頁的 CSS 編譯成 </w:t>
-      </w:r>
-      <w:r>
-        <w:rPr>
-          <w:rFonts w:ascii="Consolas" w:cs="Consolas" w:eastAsia="Microsoft JhengHei" w:hAnsi="Consolas"/>
-          <w:color w:val="7A2E0E"/>
-          <w:sz w:val="19"/>
-          <w:szCs w:val="19"/>
-        </w:rPr>
-        <w:t xml:space="preserve">public/build/app.css</w:t>
-      </w:r>
-      <w:r>
-        <w:rPr>
-          <w:rFonts w:ascii="Calibri" w:cs="Calibri" w:eastAsia="Microsoft JhengHei" w:hAnsi="Calibri"/>
-        </w:rPr>
-        <w:t xml:space="preserve">。</w:t>
+        <w:t xml:space="preserve">：在 </w:t>
+      </w:r>
+      <w:r>
+        <w:rPr>
+          <w:rFonts w:ascii="Consolas" w:cs="Consolas" w:eastAsia="Microsoft JhengHei" w:hAnsi="Consolas"/>
+          <w:color w:val="7A2E0E"/>
+          <w:sz w:val="19"/>
+          <w:szCs w:val="19"/>
+        </w:rPr>
+        <w:t xml:space="preserve">client/</w:t>
+      </w:r>
+      <w:r>
+        <w:rPr>
+          <w:rFonts w:ascii="Calibri" w:cs="Calibri" w:eastAsia="Microsoft JhengHei" w:hAnsi="Calibri"/>
+        </w:rPr>
+        <w:t xml:space="preserve"> 安裝前端套件（</w:t>
+      </w:r>
+      <w:r>
+        <w:rPr>
+          <w:rFonts w:ascii="Consolas" w:cs="Consolas" w:eastAsia="Microsoft JhengHei" w:hAnsi="Consolas"/>
+          <w:color w:val="7A2E0E"/>
+          <w:sz w:val="19"/>
+          <w:szCs w:val="19"/>
+        </w:rPr>
+        <w:t xml:space="preserve">npm ci</w:t>
+      </w:r>
+      <w:r>
+        <w:rPr>
+          <w:rFonts w:ascii="Calibri" w:cs="Calibri" w:eastAsia="Microsoft JhengHei" w:hAnsi="Calibri"/>
+        </w:rPr>
+        <w:t xml:space="preserve">），再用 react-scripts 把 React 網頁建置到 </w:t>
+      </w:r>
+      <w:r>
+        <w:rPr>
+          <w:rFonts w:ascii="Consolas" w:cs="Consolas" w:eastAsia="Microsoft JhengHei" w:hAnsi="Consolas"/>
+          <w:color w:val="7A2E0E"/>
+          <w:sz w:val="19"/>
+          <w:szCs w:val="19"/>
+        </w:rPr>
+        <w:t xml:space="preserve">client/build</w:t>
+      </w:r>
+      <w:r>
+        <w:rPr>
+          <w:rFonts w:ascii="Calibri" w:cs="Calibri" w:eastAsia="Microsoft JhengHei" w:hAnsi="Calibri"/>
+        </w:rPr>
+        <w:t xml:space="preserve">（約 1–2 分鐘）。</w:t>
       </w:r>
       <w:r>
         <w:rPr>
@@ -2833,7 +2863,7 @@
           <w:b/>
           <w:bCs/>
         </w:rPr>
-        <w:t xml:space="preserve">編譯失敗就停止部署</w:t>
+        <w:t xml:space="preserve">建置失敗就停止部署</w:t>
       </w:r>
       <w:r>
         <w:rPr>
@@ -2882,16 +2912,16 @@
         <w:rPr>
           <w:rFonts w:ascii="Calibri" w:cs="Calibri" w:eastAsia="Microsoft JhengHei" w:hAnsi="Calibri"/>
         </w:rPr>
-        <w:t xml:space="preserve">成功時會依序看到 Tailwind 的 </w:t>
-      </w:r>
-      <w:r>
-        <w:rPr>
-          <w:rFonts w:ascii="Consolas" w:cs="Consolas" w:eastAsia="Microsoft JhengHei" w:hAnsi="Consolas"/>
-          <w:color w:val="7A2E0E"/>
-          <w:sz w:val="19"/>
-          <w:szCs w:val="19"/>
-        </w:rPr>
-        <w:t xml:space="preserve">Done in ...ms</w:t>
+        <w:t xml:space="preserve">成功時會依序看到 React 建置的 </w:t>
+      </w:r>
+      <w:r>
+        <w:rPr>
+          <w:rFonts w:ascii="Consolas" w:cs="Consolas" w:eastAsia="Microsoft JhengHei" w:hAnsi="Consolas"/>
+          <w:color w:val="7A2E0E"/>
+          <w:sz w:val="19"/>
+          <w:szCs w:val="19"/>
+        </w:rPr>
+        <w:t xml:space="preserve">Compiled successfully.</w:t>
       </w:r>
       <w:r>
         <w:rPr>
@@ -3824,13 +3854,28 @@
           <w:sz w:val="19"/>
           <w:szCs w:val="19"/>
         </w:rPr>
-        <w:t xml:space="preserve">Done in ...ms</w:t>
-      </w:r>
-      <w:r>
-        <w:rPr>
-          <w:rFonts w:ascii="Calibri" w:cs="Calibri" w:eastAsia="Microsoft JhengHei" w:hAnsi="Calibri"/>
-        </w:rPr>
-        <w:t xml:space="preserve">（CSS 編譯完成）後再啟動。</w:t>
+        <w:t xml:space="preserve">Compiled successfully.</w:t>
+      </w:r>
+      <w:r>
+        <w:rPr>
+          <w:rFonts w:ascii="Calibri" w:cs="Calibri" w:eastAsia="Microsoft JhengHei" w:hAnsi="Calibri"/>
+        </w:rPr>
+        <w:t xml:space="preserve">（網頁建置完成，在 </w:t>
+      </w:r>
+      <w:r>
+        <w:rPr>
+          <w:rFonts w:ascii="Consolas" w:cs="Consolas" w:eastAsia="Microsoft JhengHei" w:hAnsi="Consolas"/>
+          <w:color w:val="7A2E0E"/>
+          <w:sz w:val="19"/>
+          <w:szCs w:val="19"/>
+        </w:rPr>
+        <w:t xml:space="preserve">client/build</w:t>
+      </w:r>
+      <w:r>
+        <w:rPr>
+          <w:rFonts w:ascii="Calibri" w:cs="Calibri" w:eastAsia="Microsoft JhengHei" w:hAnsi="Calibri"/>
+        </w:rPr>
+        <w:t xml:space="preserve">）後再啟動。</w:t>
       </w:r>
     </w:p>
     <w:p>
@@ -6040,7 +6085,7 @@
                 <w:sz w:val="20"/>
                 <w:szCs w:val="20"/>
               </w:rPr>
-              <w:t xml:space="preserve">看 Tailwind 的錯誤訊息；常見是套件沒裝好（重跑 </w:t>
+              <w:t xml:space="preserve">看 </w:t>
             </w:r>
             <w:r>
               <w:rPr>
@@ -6049,7 +6094,7 @@
                 <w:sz w:val="19"/>
                 <w:szCs w:val="19"/>
               </w:rPr>
-              <w:t xml:space="preserve">npm install</w:t>
+              <w:t xml:space="preserve">npm ci</w:t>
             </w:r>
             <w:r>
               <w:rPr>
@@ -6057,7 +6102,41 @@
                 <w:sz w:val="20"/>
                 <w:szCs w:val="20"/>
               </w:rPr>
-              <w:t xml:space="preserve">）。部署已停止，線上版本不受影響。</w:t>
+              <w:t xml:space="preserve"> 或 react-scripts 的錯誤訊息；常見是網路無法下載套件、記憶體不足（建置約需 1 GB），或 </w:t>
+            </w:r>
+            <w:r>
+              <w:rPr>
+                <w:rFonts w:ascii="Consolas" w:cs="Consolas" w:eastAsia="Microsoft JhengHei" w:hAnsi="Consolas"/>
+                <w:color w:val="7A2E0E"/>
+                <w:sz w:val="19"/>
+                <w:szCs w:val="19"/>
+              </w:rPr>
+              <w:t xml:space="preserve">client/package-lock.json</w:t>
+            </w:r>
+            <w:r>
+              <w:rPr>
+                <w:rFonts w:ascii="Calibri" w:cs="Calibri" w:eastAsia="Microsoft JhengHei" w:hAnsi="Calibri"/>
+                <w:sz w:val="20"/>
+                <w:szCs w:val="20"/>
+              </w:rPr>
+              <w:t xml:space="preserve"> 與 </w:t>
+            </w:r>
+            <w:r>
+              <w:rPr>
+                <w:rFonts w:ascii="Consolas" w:cs="Consolas" w:eastAsia="Microsoft JhengHei" w:hAnsi="Consolas"/>
+                <w:color w:val="7A2E0E"/>
+                <w:sz w:val="19"/>
+                <w:szCs w:val="19"/>
+              </w:rPr>
+              <w:t xml:space="preserve">client/package.json</w:t>
+            </w:r>
+            <w:r>
+              <w:rPr>
+                <w:rFonts w:ascii="Calibri" w:cs="Calibri" w:eastAsia="Microsoft JhengHei" w:hAnsi="Calibri"/>
+                <w:sz w:val="20"/>
+                <w:szCs w:val="20"/>
+              </w:rPr>
+              <w:t xml:space="preserve"> 不一致。部署已停止，線上版本不受影響。</w:t>
             </w:r>
           </w:p>
         </w:tc>
@@ -6089,7 +6168,7 @@
                 <w:sz w:val="20"/>
                 <w:szCs w:val="20"/>
               </w:rPr>
-              <w:t xml:space="preserve">網頁沒有樣式</w:t>
+              <w:t xml:space="preserve">網頁顯示「The web UI is not built yet」</w:t>
             </w:r>
           </w:p>
         </w:tc>
@@ -6145,7 +6224,7 @@
                 <w:sz w:val="19"/>
                 <w:szCs w:val="19"/>
               </w:rPr>
-              <w:t xml:space="preserve">public/build/app.css</w:t>
+              <w:t xml:space="preserve">client/build</w:t>
             </w:r>
             <w:r>
               <w:rPr>

--- a/docs/Deployment_Guide_zh-TW.docx
+++ b/docs/Deployment_Guide_zh-TW.docx
@@ -24,7 +24,7 @@
           <w:sz w:val="22"/>
           <w:szCs w:val="22"/>
         </w:rPr>
-        <w:t xml:space="preserve">更新日期：2026-10-07</w:t>
+        <w:t xml:space="preserve">更新日期：2026-10-19</w:t>
       </w:r>
     </w:p>
     <w:p>
@@ -36,22 +36,7 @@
         <w:rPr>
           <w:rFonts w:ascii="Calibri" w:cs="Calibri" w:eastAsia="Microsoft JhengHei" w:hAnsi="Calibri"/>
         </w:rPr>
-        <w:t xml:space="preserve">本手冊說明如何用 </w:t>
-      </w:r>
-      <w:r>
-        <w:rPr>
-          <w:rFonts w:ascii="Consolas" w:cs="Consolas" w:eastAsia="Microsoft JhengHei" w:hAnsi="Consolas"/>
-          <w:color w:val="7A2E0E"/>
-          <w:sz w:val="19"/>
-          <w:szCs w:val="19"/>
-        </w:rPr>
-        <w:t xml:space="preserve">deploy/</w:t>
-      </w:r>
-      <w:r>
-        <w:rPr>
-          <w:rFonts w:ascii="Calibri" w:cs="Calibri" w:eastAsia="Microsoft JhengHei" w:hAnsi="Calibri"/>
-        </w:rPr>
-        <w:t xml:space="preserve"> 目錄中的腳本，把系統部署到一台遠端 Linux 伺服器，並以 systemd 服務常駐執行。系統包含 API 和 React（create-react-app）+ Tailwind CSS 網頁。</w:t>
+        <w:t xml:space="preserve">本手冊說明如何用 deploy/ 目錄中的腳本，把系統部署到一台遠端 Linux 伺服器，並以 systemd 服務常駐執行。系統包含 API 和 React（create-react-app）+ Tailwind CSS 網頁，所有頁面都需要登入（test.users 中 role 為 LABEL、status 為 true 的帳號）。</w:t>
       </w:r>
     </w:p>
     <w:p>
@@ -1901,41 +1886,7 @@
                 <w:sz w:val="20"/>
                 <w:szCs w:val="20"/>
               </w:rPr>
-              <w:t xml:space="preserve">服務的時區；</w:t>
-            </w:r>
-            <w:r>
-              <w:rPr>
-                <w:rFonts w:ascii="Consolas" w:cs="Consolas" w:eastAsia="Microsoft JhengHei" w:hAnsi="Consolas"/>
-                <w:color w:val="7A2E0E"/>
-                <w:sz w:val="19"/>
-                <w:szCs w:val="19"/>
-              </w:rPr>
-              <w:t xml:space="preserve">.env</w:t>
-            </w:r>
-            <w:r>
-              <w:rPr>
-                <w:rFonts w:ascii="Calibri" w:cs="Calibri" w:eastAsia="Microsoft JhengHei" w:hAnsi="Calibri"/>
-                <w:sz w:val="20"/>
-                <w:szCs w:val="20"/>
-              </w:rPr>
-              <w:t xml:space="preserve"> 的 </w:t>
-            </w:r>
-            <w:r>
-              <w:rPr>
-                <w:rFonts w:ascii="Consolas" w:cs="Consolas" w:eastAsia="Microsoft JhengHei" w:hAnsi="Consolas"/>
-                <w:color w:val="7A2E0E"/>
-                <w:sz w:val="19"/>
-                <w:szCs w:val="19"/>
-              </w:rPr>
-              <w:t xml:space="preserve">MONITOR_DAILY_AT</w:t>
-            </w:r>
-            <w:r>
-              <w:rPr>
-                <w:rFonts w:ascii="Calibri" w:cs="Calibri" w:eastAsia="Microsoft JhengHei" w:hAnsi="Calibri"/>
-                <w:sz w:val="20"/>
-                <w:szCs w:val="20"/>
-              </w:rPr>
-              <w:t xml:space="preserve"> 以此時區計算</w:t>
+              <w:t xml:space="preserve">服務的時區（log 的時間）</w:t>
             </w:r>
           </w:p>
         </w:tc>
@@ -2258,42 +2209,7 @@
           <w:sz w:val="19"/>
           <w:szCs w:val="19"/>
         </w:rPr>
-        <w:t xml:space="preserve">MONITOR_DAILY_AT=03:00</w:t>
-      </w:r>
-      <w:r>
-        <w:rPr>
-          <w:rFonts w:ascii="Calibri" w:cs="Calibri" w:eastAsia="Microsoft JhengHei" w:hAnsi="Calibri"/>
-        </w:rPr>
-        <w:t xml:space="preserve">：每天自動偵測並</w:t>
-      </w:r>
-      <w:r>
-        <w:rPr>
-          <w:rFonts w:ascii="Calibri" w:cs="Calibri" w:eastAsia="Microsoft JhengHei" w:hAnsi="Calibri"/>
-          <w:b/>
-          <w:bCs/>
-        </w:rPr>
-        <w:t xml:space="preserve">寫入</w:t>
-      </w:r>
-      <w:r>
-        <w:rPr>
-          <w:rFonts w:ascii="Calibri" w:cs="Calibri" w:eastAsia="Microsoft JhengHei" w:hAnsi="Calibri"/>
-        </w:rPr>
-        <w:t xml:space="preserve">資料庫。時間以紐約時間（</w:t>
-      </w:r>
-      <w:r>
-        <w:rPr>
-          <w:rFonts w:ascii="Consolas" w:cs="Consolas" w:eastAsia="Microsoft JhengHei" w:hAnsi="Consolas"/>
-          <w:color w:val="7A2E0E"/>
-          <w:sz w:val="19"/>
-          <w:szCs w:val="19"/>
-        </w:rPr>
-        <w:t xml:space="preserve">APP_TZ</w:t>
-      </w:r>
-      <w:r>
-        <w:rPr>
-          <w:rFonts w:ascii="Calibri" w:cs="Calibri" w:eastAsia="Microsoft JhengHei" w:hAnsi="Calibri"/>
-        </w:rPr>
-        <w:t xml:space="preserve">）計算：紐約 03:00 等於台灣時間夏令期間 15:00、冬令期間 16:00。注意：如果本機（WSL）的伺服器也同時在跑並設定了這一行，兩邊會在同一時間對同一張表各跑一次 — 請只在其中一邊保留。</w:t>
+        <w:t xml:space="preserve">登入：不需要設定任何東西（沒有密鑰）。伺服器上不要設 LOGIN_EMAIL_ONLY，或設為 false。經過 Nginx 時，TRUST_PROXY 與 COOKIE_SECURE 用預設值即可，見第 9 節。MONITOR_DAILY_AT 已不再使用：每日偵測在 2026-10-16 移除。</w:t>
       </w:r>
     </w:p>
     <w:p>
@@ -3253,7 +3169,7 @@
         <w:rPr>
           <w:rFonts w:ascii="Calibri" w:cs="Calibri" w:eastAsia="Microsoft JhengHei" w:hAnsi="Calibri"/>
         </w:rPr>
-        <w:t xml:space="preserve">注意：重啟服務會中斷正在進行中的「股票偵測與自動更新」，以及新增股票後排定的自動補資料重試（這些狀態都只存在記憶體）。請避開偵測執行中（例如每天 03:00 之後約數分鐘）部署。</w:t>
+        <w:t xml:space="preserve">注意：部署會重啟服務，已登入的使用者不會被登出。重啟會中斷正在執行的股票偵測預覽，以及新增股票後排定的自動補資料重試（這些狀態只存在記憶體），請避開預覽執行中部署。</w:t>
       </w:r>
     </w:p>
     <w:p>
@@ -4952,37 +4868,7 @@
         <w:rPr>
           <w:rFonts w:ascii="Calibri" w:cs="Calibri" w:eastAsia="Microsoft JhengHei" w:hAnsi="Calibri"/>
         </w:rPr>
-        <w:t xml:space="preserve">這個流程用的是 repo 裡的 </w:t>
-      </w:r>
-      <w:r>
-        <w:rPr>
-          <w:rFonts w:ascii="Consolas" w:cs="Consolas" w:eastAsia="Microsoft JhengHei" w:hAnsi="Consolas"/>
-          <w:color w:val="7A2E0E"/>
-          <w:sz w:val="19"/>
-          <w:szCs w:val="19"/>
-        </w:rPr>
-        <w:t xml:space="preserve">.env</w:t>
-      </w:r>
-      <w:r>
-        <w:rPr>
-          <w:rFonts w:ascii="Calibri" w:cs="Calibri" w:eastAsia="Microsoft JhengHei" w:hAnsi="Calibri"/>
-        </w:rPr>
-        <w:t xml:space="preserve">，所以裡面的設定（特別是資料庫連線和 </w:t>
-      </w:r>
-      <w:r>
-        <w:rPr>
-          <w:rFonts w:ascii="Consolas" w:cs="Consolas" w:eastAsia="Microsoft JhengHei" w:hAnsi="Consolas"/>
-          <w:color w:val="7A2E0E"/>
-          <w:sz w:val="19"/>
-          <w:szCs w:val="19"/>
-        </w:rPr>
-        <w:t xml:space="preserve">PORT</w:t>
-      </w:r>
-      <w:r>
-        <w:rPr>
-          <w:rFonts w:ascii="Calibri" w:cs="Calibri" w:eastAsia="Microsoft JhengHei" w:hAnsi="Calibri"/>
-        </w:rPr>
-        <w:t xml:space="preserve">）要符合那台伺服器。</w:t>
+        <w:t xml:space="preserve">workflow 會用 repo 的 GitHub Secrets 與 Variables（PG*、PORT、SEC_EDGAR_CONTACT）在伺服器上產生 .env，所以這些值要符合那台伺服器。登入不需要額外的密鑰：workflow 裡若留著 SESSION_SECRET 那一行，程式也不會讀它。</w:t>
       </w:r>
     </w:p>
     <w:p>
@@ -4999,6 +4885,38 @@
           <w:rFonts w:ascii="Calibri" w:cs="Calibri" w:eastAsia="Microsoft JhengHei" w:hAnsi="Calibri"/>
         </w:rPr>
         <w:t xml:space="preserve">執行結果在 https://github.com/infocast-tw/company_profiles/actions 查看。</w:t>
+      </w:r>
+    </w:p>
+    <w:p>
+      <w:pPr>
+        <w:pStyle w:val="ListParagraph"/>
+        <w:numPr>
+          <w:ilvl w:val="0"/>
+          <w:numId w:val="2"/>
+        </w:numPr>
+        <w:spacing w:after="60"/>
+      </w:pPr>
+      <w:r>
+        <w:rPr>
+          <w:rFonts w:ascii="Calibri" w:cs="Calibri" w:eastAsia="Microsoft JhengHei" w:hAnsi="Calibri"/>
+        </w:rPr>
+        <w:t xml:space="preserve">網站網址是 https://company-profiler.levelfields.ai。VPS 上的 Nginx 把請求轉給容器裡的程式，必須傳 X-Forwarded-For 與 X-Forwarded-Proto（見第 9 節）。如果網址只顯示 Nginx 的「Welcome to nginx!」頁面，代表 VPS 上 Nginx 的網站設定不見了；workflow 不會管理 Nginx。</w:t>
+      </w:r>
+    </w:p>
+    <w:p>
+      <w:pPr>
+        <w:pStyle w:val="ListParagraph"/>
+        <w:numPr>
+          <w:ilvl w:val="0"/>
+          <w:numId w:val="2"/>
+        </w:numPr>
+        <w:spacing w:after="60"/>
+      </w:pPr>
+      <w:r>
+        <w:rPr>
+          <w:rFonts w:ascii="Calibri" w:cs="Calibri" w:eastAsia="Microsoft JhengHei" w:hAnsi="Calibri"/>
+        </w:rPr>
+        <w:t xml:space="preserve">把 main 合併進這個分支時，請在獨立的 git worktree 裡做，因為這個分支有追蹤 .env（直接 checkout 會蓋掉本機的 .env）。.env 和 main 的 .env.example 衝突時，保留分支裡的設定（資料庫、PORT）；main 的註解行可以不要。</w:t>
       </w:r>
     </w:p>
     <w:p>
@@ -5498,6 +5416,27 @@
           <w:sz w:val="18"/>
           <w:szCs w:val="18"/>
         </w:rPr>
+        <w:t xml:space="preserve">        proxy_set_header X-Forwarded-Proto $scheme;</w:t>
+      </w:r>
+    </w:p>
+    <w:p>
+      <w:pPr>
+        <w:keepNext/>
+        <w:keepLines/>
+        <w:pBdr>
+          <w:left w:val="single" w:color="D9D9D9" w:sz="4" w:space="6"/>
+          <w:right w:val="single" w:color="D9D9D9" w:sz="4" w:space="6"/>
+        </w:pBdr>
+        <w:shd w:fill="F2F2F2" w:color="auto" w:val="clear"/>
+        <w:spacing w:after="0" w:before="0" w:line="228"/>
+        <w:ind w:left="200" w:right="200"/>
+      </w:pPr>
+      <w:r>
+        <w:rPr>
+          <w:rFonts w:ascii="Consolas" w:cs="Consolas" w:eastAsia="Microsoft JhengHei" w:hAnsi="Consolas"/>
+          <w:sz w:val="18"/>
+          <w:szCs w:val="18"/>
+        </w:rPr>
         <w:t xml:space="preserve">        proxy_read_timeout 60s;   # 新增股票時伺服器最多等 20 秒查資料</w:t>
       </w:r>
     </w:p>
@@ -5599,6 +5538,18 @@
           <w:rFonts w:ascii="Calibri" w:cs="Calibri" w:eastAsia="Microsoft JhengHei" w:hAnsi="Calibri"/>
         </w:rPr>
         <w:t xml:space="preserve">。</w:t>
+      </w:r>
+    </w:p>
+    <w:p>
+      <w:pPr>
+        <w:keepNext w:val="false"/>
+        <w:spacing w:after="120"/>
+      </w:pPr>
+      <w:r>
+        <w:rPr>
+          <w:rFonts w:ascii="Calibri" w:cs="Calibri" w:eastAsia="Microsoft JhengHei" w:hAnsi="Calibri"/>
+        </w:rPr>
+        <w:t xml:space="preserve">兩行 X-Forwarded 都要保留。程式依使用者 IP 計算登入失敗次數：少了 X-Forwarded-For，所有人都是 Nginx 的位址，只要有人錯 10 次，所有人都會被鎖 15 分鐘。X-Forwarded-Proto 讓程式知道網頁是用 https 開啟的，登入 cookie 才會標記為 Secure。</w:t>
       </w:r>
     </w:p>
     <w:p>
@@ -6616,7 +6567,7 @@
                 <w:sz w:val="20"/>
                 <w:szCs w:val="20"/>
               </w:rPr>
-              <w:t xml:space="preserve">每日偵測沒有執行</w:t>
+              <w:t xml:space="preserve">所有人同時出現「登入失敗次數過多」</w:t>
             </w:r>
           </w:p>
         </w:tc>
@@ -6647,16 +6598,62 @@
                 <w:sz w:val="19"/>
                 <w:szCs w:val="19"/>
               </w:rPr>
-              <w:t xml:space="preserve">MONITOR_DAILY_AT</w:t>
-            </w:r>
+              <w:t xml:space="preserve">Nginx 沒有傳 X-Forwarded-For，所有人都被當成 Nginx 的位址。加上第 9 節的設定後 reload Nginx。</w:t>
+            </w:r>
+          </w:p>
+        </w:tc>
+      </w:tr>
+      <w:tr>
+        <w:tc>
+          <w:tcPr>
+            <w:tcW w:type="dxa" w:w="3885"/>
+            <w:tcBorders>
+              <w:top w:val="single" w:color="BFBFBF" w:sz="4"/>
+              <w:left w:val="single" w:color="BFBFBF" w:sz="4"/>
+              <w:bottom w:val="single" w:color="BFBFBF" w:sz="4"/>
+              <w:right w:val="single" w:color="BFBFBF" w:sz="4"/>
+            </w:tcBorders>
+            <w:tcMar>
+              <w:top w:type="dxa" w:w="60"/>
+              <w:left w:type="dxa" w:w="100"/>
+              <w:bottom w:type="dxa" w:w="60"/>
+              <w:right w:type="dxa" w:w="100"/>
+            </w:tcMar>
+          </w:tcPr>
+          <w:p>
+            <w:pPr>
+              <w:spacing w:after="0"/>
+            </w:pPr>
             <w:r>
               <w:rPr>
                 <w:rFonts w:ascii="Calibri" w:cs="Calibri" w:eastAsia="Microsoft JhengHei" w:hAnsi="Calibri"/>
                 <w:sz w:val="20"/>
                 <w:szCs w:val="20"/>
               </w:rPr>
-              <w:t xml:space="preserve"> 未設定，或時間是依 </w:t>
-            </w:r>
+              <w:t xml:space="preserve">網址顯示「Welcome to nginx!」，/api 回 Nginx 的 404</w:t>
+            </w:r>
+          </w:p>
+        </w:tc>
+        <w:tc>
+          <w:tcPr>
+            <w:tcW w:type="dxa" w:w="5421"/>
+            <w:tcBorders>
+              <w:top w:val="single" w:color="BFBFBF" w:sz="4"/>
+              <w:left w:val="single" w:color="BFBFBF" w:sz="4"/>
+              <w:bottom w:val="single" w:color="BFBFBF" w:sz="4"/>
+              <w:right w:val="single" w:color="BFBFBF" w:sz="4"/>
+            </w:tcBorders>
+            <w:tcMar>
+              <w:top w:type="dxa" w:w="60"/>
+              <w:left w:type="dxa" w:w="100"/>
+              <w:bottom w:type="dxa" w:w="60"/>
+              <w:right w:type="dxa" w:w="100"/>
+            </w:tcMar>
+          </w:tcPr>
+          <w:p>
+            <w:pPr>
+              <w:spacing w:after="0"/>
+            </w:pPr>
             <w:r>
               <w:rPr>
                 <w:rFonts w:ascii="Consolas" w:cs="Consolas" w:eastAsia="Microsoft JhengHei" w:hAnsi="Consolas"/>
@@ -6664,16 +6661,62 @@
                 <w:sz w:val="19"/>
                 <w:szCs w:val="19"/>
               </w:rPr>
-              <w:t xml:space="preserve">APP_TZ</w:t>
-            </w:r>
+              <w:t xml:space="preserve">Nginx 給這個程式的網站設定不見或沒啟用。照第 9 節重建（proxy_pass 到程式的位址與 PORT），執行 nginx -t 後 reload Nginx。</w:t>
+            </w:r>
+          </w:p>
+        </w:tc>
+      </w:tr>
+      <w:tr>
+        <w:tc>
+          <w:tcPr>
+            <w:tcW w:type="dxa" w:w="3885"/>
+            <w:tcBorders>
+              <w:top w:val="single" w:color="BFBFBF" w:sz="4"/>
+              <w:left w:val="single" w:color="BFBFBF" w:sz="4"/>
+              <w:bottom w:val="single" w:color="BFBFBF" w:sz="4"/>
+              <w:right w:val="single" w:color="BFBFBF" w:sz="4"/>
+            </w:tcBorders>
+            <w:tcMar>
+              <w:top w:type="dxa" w:w="60"/>
+              <w:left w:type="dxa" w:w="100"/>
+              <w:bottom w:type="dxa" w:w="60"/>
+              <w:right w:type="dxa" w:w="100"/>
+            </w:tcMar>
+          </w:tcPr>
+          <w:p>
+            <w:pPr>
+              <w:spacing w:after="0"/>
+            </w:pPr>
             <w:r>
               <w:rPr>
                 <w:rFonts w:ascii="Calibri" w:cs="Calibri" w:eastAsia="Microsoft JhengHei" w:hAnsi="Calibri"/>
                 <w:sz w:val="20"/>
                 <w:szCs w:val="20"/>
               </w:rPr>
-              <w:t xml:space="preserve"> 計算；確認 log 中的 </w:t>
-            </w:r>
+              <w:t xml:space="preserve">密碼正確卻登入失敗</w:t>
+            </w:r>
+          </w:p>
+        </w:tc>
+        <w:tc>
+          <w:tcPr>
+            <w:tcW w:type="dxa" w:w="5421"/>
+            <w:tcBorders>
+              <w:top w:val="single" w:color="BFBFBF" w:sz="4"/>
+              <w:left w:val="single" w:color="BFBFBF" w:sz="4"/>
+              <w:bottom w:val="single" w:color="BFBFBF" w:sz="4"/>
+              <w:right w:val="single" w:color="BFBFBF" w:sz="4"/>
+            </w:tcBorders>
+            <w:tcMar>
+              <w:top w:type="dxa" w:w="60"/>
+              <w:left w:type="dxa" w:w="100"/>
+              <w:bottom w:type="dxa" w:w="60"/>
+              <w:right w:type="dxa" w:w="100"/>
+            </w:tcMar>
+          </w:tcPr>
+          <w:p>
+            <w:pPr>
+              <w:spacing w:after="0"/>
+            </w:pPr>
             <w:r>
               <w:rPr>
                 <w:rFonts w:ascii="Consolas" w:cs="Consolas" w:eastAsia="Microsoft JhengHei" w:hAnsi="Consolas"/>
@@ -6681,15 +6724,7 @@
                 <w:sz w:val="19"/>
                 <w:szCs w:val="19"/>
               </w:rPr>
-              <w:t xml:space="preserve">[monitor] daily check scheduled for ...</w:t>
-            </w:r>
-            <w:r>
-              <w:rPr>
-                <w:rFonts w:ascii="Calibri" w:cs="Calibri" w:eastAsia="Microsoft JhengHei" w:hAnsi="Calibri"/>
-                <w:sz w:val="20"/>
-                <w:szCs w:val="20"/>
-              </w:rPr>
-              <w:t xml:space="preserve">。</w:t>
+              <w:t xml:space="preserve">帳號必須在伺服器 .env 所連資料庫的 test.users 裡是 LABEL、status 為 true；那個資料庫可能和本機的不同。</w:t>
             </w:r>
           </w:p>
         </w:tc>
